--- a/Documentation/Making Updates to Code and Spreadsheet.docx
+++ b/Documentation/Making Updates to Code and Spreadsheet.docx
@@ -703,120 +703,6 @@
     </w:p>
     <w:p>
       <w:pPr>
-        <w:tabs>
-          <w:tab w:val="left" w:pos="916"/>
-          <w:tab w:val="left" w:pos="1832"/>
-          <w:tab w:val="left" w:pos="2748"/>
-          <w:tab w:val="left" w:pos="3664"/>
-          <w:tab w:val="left" w:pos="4580"/>
-          <w:tab w:val="left" w:pos="5496"/>
-          <w:tab w:val="left" w:pos="6412"/>
-          <w:tab w:val="left" w:pos="7328"/>
-          <w:tab w:val="left" w:pos="8244"/>
-          <w:tab w:val="left" w:pos="9160"/>
-          <w:tab w:val="left" w:pos="10076"/>
-          <w:tab w:val="left" w:pos="10992"/>
-          <w:tab w:val="left" w:pos="11908"/>
-          <w:tab w:val="left" w:pos="12824"/>
-          <w:tab w:val="left" w:pos="13740"/>
-          <w:tab w:val="left" w:pos="14656"/>
-        </w:tabs>
-        <w:spacing w:after="0" w:line="240" w:lineRule="auto"/>
-        <w:rPr>
-          <w:rFonts w:eastAsia="Times New Roman" w:cs="Courier New"/>
-          <w:color w:val="14181F"/>
-          <w:kern w:val="0"/>
-          <w14:ligatures w14:val="none"/>
-        </w:rPr>
-      </w:pPr>
-      <w:r>
-        <w:rPr>
-          <w:rFonts w:eastAsia="Times New Roman" w:cs="Courier New"/>
-          <w:color w:val="14181F"/>
-          <w:kern w:val="0"/>
-          <w14:ligatures w14:val="none"/>
-        </w:rPr>
-        <w:t xml:space="preserve">   git add -A</w:t>
-      </w:r>
-    </w:p>
-    <w:p>
-      <w:pPr>
-        <w:tabs>
-          <w:tab w:val="left" w:pos="916"/>
-          <w:tab w:val="left" w:pos="1832"/>
-          <w:tab w:val="left" w:pos="2748"/>
-          <w:tab w:val="left" w:pos="3664"/>
-          <w:tab w:val="left" w:pos="4580"/>
-          <w:tab w:val="left" w:pos="5496"/>
-          <w:tab w:val="left" w:pos="6412"/>
-          <w:tab w:val="left" w:pos="7328"/>
-          <w:tab w:val="left" w:pos="8244"/>
-          <w:tab w:val="left" w:pos="9160"/>
-          <w:tab w:val="left" w:pos="10076"/>
-          <w:tab w:val="left" w:pos="10992"/>
-          <w:tab w:val="left" w:pos="11908"/>
-          <w:tab w:val="left" w:pos="12824"/>
-          <w:tab w:val="left" w:pos="13740"/>
-          <w:tab w:val="left" w:pos="14656"/>
-        </w:tabs>
-        <w:spacing w:after="0" w:line="240" w:lineRule="auto"/>
-        <w:rPr>
-          <w:rFonts w:eastAsia="Times New Roman" w:cs="Courier New"/>
-          <w:color w:val="14181F"/>
-          <w:kern w:val="0"/>
-          <w14:ligatures w14:val="none"/>
-        </w:rPr>
-      </w:pPr>
-      <w:r>
-        <w:rPr>
-          <w:rFonts w:eastAsia="Times New Roman" w:cs="Courier New"/>
-          <w:color w:val="14181F"/>
-          <w:kern w:val="0"/>
-          <w14:ligatures w14:val="none"/>
-        </w:rPr>
-        <w:t xml:space="preserve">   git commit -m "Rename site and simplify homepage"</w:t>
-      </w:r>
-    </w:p>
-    <w:p>
-      <w:pPr>
-        <w:tabs>
-          <w:tab w:val="left" w:pos="916"/>
-          <w:tab w:val="left" w:pos="1832"/>
-          <w:tab w:val="left" w:pos="2748"/>
-          <w:tab w:val="left" w:pos="3664"/>
-          <w:tab w:val="left" w:pos="4580"/>
-          <w:tab w:val="left" w:pos="5496"/>
-          <w:tab w:val="left" w:pos="6412"/>
-          <w:tab w:val="left" w:pos="7328"/>
-          <w:tab w:val="left" w:pos="8244"/>
-          <w:tab w:val="left" w:pos="9160"/>
-          <w:tab w:val="left" w:pos="10076"/>
-          <w:tab w:val="left" w:pos="10992"/>
-          <w:tab w:val="left" w:pos="11908"/>
-          <w:tab w:val="left" w:pos="12824"/>
-          <w:tab w:val="left" w:pos="13740"/>
-          <w:tab w:val="left" w:pos="14656"/>
-        </w:tabs>
-        <w:spacing w:after="0" w:line="240" w:lineRule="auto"/>
-        <w:rPr>
-          <w:rFonts w:eastAsia="Times New Roman" w:cs="Courier New"/>
-          <w:color w:val="14181F"/>
-          <w:kern w:val="0"/>
-          <w14:ligatures w14:val="none"/>
-        </w:rPr>
-      </w:pPr>
-      <w:r>
-        <w:rPr>
-          <w:rFonts w:eastAsia="Times New Roman" w:cs="Courier New"/>
-          <w:color w:val="14181F"/>
-          <w:kern w:val="0"/>
-          <w14:ligatures w14:val="none"/>
-        </w:rPr>
-        <w:t xml:space="preserve">   git push origin main</w:t>
-      </w:r>
-    </w:p>
-    <w:p>
-      <w:pPr>
         <w:numPr>
           <w:ilvl w:val="0"/>
           <w:numId w:val="4"/>
@@ -850,144 +736,7 @@
     <w:p>
       <w:pPr>
         <w:spacing w:before="100" w:beforeAutospacing="1" w:after="100" w:afterAutospacing="1" w:line="240" w:lineRule="auto"/>
-        <w:rPr>
-          <w:rFonts w:eastAsia="Times New Roman" w:cs="Times New Roman"/>
-          <w:kern w:val="0"/>
-          <w14:ligatures w14:val="none"/>
-        </w:rPr>
-      </w:pPr>
-      <w:r>
-        <w:rPr>
-          <w:rFonts w:eastAsia="Times New Roman" w:cs="Times New Roman"/>
-          <w:kern w:val="0"/>
-          <w14:ligatures w14:val="none"/>
-        </w:rPr>
-        <w:t>Let me know what you see when the site comes up.</w:t>
-      </w:r>
-    </w:p>
-    <w:p>
-      <w:pPr>
-        <w:spacing w:after="0" w:line="240" w:lineRule="auto"/>
-        <w:rPr>
-          <w:rFonts w:eastAsia="Times New Roman" w:cs="Times New Roman"/>
-          <w:kern w:val="0"/>
-          <w14:ligatures w14:val="none"/>
-        </w:rPr>
-      </w:pPr>
-      <w:r>
-        <w:rPr>
-          <w:rFonts w:eastAsia="Times New Roman" w:cs="Times New Roman"/>
-          <w:kern w:val="0"/>
-          <w14:ligatures w14:val="none"/>
-        </w:rPr>
-        <w:t>Changes</w:t>
-      </w:r>
-    </w:p>
-    <w:p>
-      <w:pPr>
-        <w:spacing w:after="0" w:line="240" w:lineRule="auto"/>
-        <w:rPr>
-          <w:rFonts w:eastAsia="Times New Roman" w:cs="Times New Roman"/>
-          <w:kern w:val="0"/>
-          <w14:ligatures w14:val="none"/>
-        </w:rPr>
-      </w:pPr>
-      <w:r>
-        <w:rPr>
-          <w:rFonts w:eastAsia="Times New Roman" w:cs="Times New Roman"/>
-          <w:kern w:val="0"/>
-          <w14:ligatures w14:val="none"/>
-        </w:rPr>
-        <w:t>ZIP </w:t>
-      </w:r>
-    </w:p>
-    <w:p>
-      <w:pPr>
-        <w:spacing w:after="0" w:line="240" w:lineRule="auto"/>
-        <w:rPr>
-          <w:rFonts w:eastAsia="Times New Roman" w:cs="Times New Roman"/>
-          <w:kern w:val="0"/>
-          <w14:ligatures w14:val="none"/>
-        </w:rPr>
-      </w:pPr>
-      <w:r>
-        <w:rPr>
-          <w:rFonts w:eastAsia="Times New Roman" w:cs="Times New Roman"/>
-          <w:noProof/>
-          <w:kern w:val="0"/>
-          <w14:ligatures w14:val="none"/>
-        </w:rPr>
-        <w:drawing>
-          <wp:inline distT="0" distB="0" distL="0" distR="0" wp14:anchorId="766C6BBF" wp14:editId="04037A3D">
-            <wp:extent cx="190500" cy="190500"/>
-            <wp:effectExtent l="0" t="0" r="0" b="0"/>
-            <wp:docPr id="1" name="Picture 1" descr="Open file on desktop"/>
-            <wp:cNvGraphicFramePr>
-              <a:graphicFrameLocks xmlns:a="http://schemas.openxmlformats.org/drawingml/2006/main" noChangeAspect="1"/>
-            </wp:cNvGraphicFramePr>
-            <a:graphic xmlns:a="http://schemas.openxmlformats.org/drawingml/2006/main">
-              <a:graphicData uri="http://schemas.openxmlformats.org/drawingml/2006/picture">
-                <pic:pic xmlns:pic="http://schemas.openxmlformats.org/drawingml/2006/picture">
-                  <pic:nvPicPr>
-                    <pic:cNvPr id="0" name="Picture 1" descr="Open file on desktop"/>
-                    <pic:cNvPicPr>
-                      <a:picLocks noChangeAspect="1" noChangeArrowheads="1"/>
-                    </pic:cNvPicPr>
-                  </pic:nvPicPr>
-                  <pic:blipFill>
-                    <a:blip r:embed="rId5" cstate="print">
-                      <a:extLst>
-                        <a:ext uri="{28A0092B-C50C-407E-A947-70E740481C1C}">
-                          <a14:useLocalDpi xmlns:a14="http://schemas.microsoft.com/office/drawing/2010/main" val="0"/>
-                        </a:ext>
-                      </a:extLst>
-                    </a:blip>
-                    <a:srcRect/>
-                    <a:stretch>
-                      <a:fillRect/>
-                    </a:stretch>
-                  </pic:blipFill>
-                  <pic:spPr bwMode="auto">
-                    <a:xfrm>
-                      <a:off x="0" y="0"/>
-                      <a:ext cx="190500" cy="190500"/>
-                    </a:xfrm>
-                    <a:prstGeom prst="rect">
-                      <a:avLst/>
-                    </a:prstGeom>
-                    <a:noFill/>
-                    <a:ln>
-                      <a:noFill/>
-                    </a:ln>
-                  </pic:spPr>
-                </pic:pic>
-              </a:graphicData>
-            </a:graphic>
-          </wp:inline>
-        </w:drawing>
-      </w:r>
-      <w:r>
-        <w:rPr>
-          <w:rFonts w:eastAsia="Times New Roman" w:cs="Times New Roman"/>
-          <w:kern w:val="0"/>
-          <w14:ligatures w14:val="none"/>
-        </w:rPr>
-        <w:t>Open in Windows Explorer</w:t>
-      </w:r>
-    </w:p>
-    <w:p>
-      <w:pPr>
-        <w:spacing w:before="100" w:beforeAutospacing="1" w:after="100" w:afterAutospacing="1" w:line="240" w:lineRule="auto"/>
-        <w:rPr>
-          <w:rFonts w:eastAsia="Times New Roman" w:cs="Times New Roman"/>
-          <w:kern w:val="0"/>
-          <w14:ligatures w14:val="none"/>
-        </w:rPr>
-      </w:pPr>
-    </w:p>
-    <w:p>
-      <w:pPr>
-        <w:spacing w:before="100" w:beforeAutospacing="1" w:after="100" w:afterAutospacing="1" w:line="240" w:lineRule="auto"/>
+        <w:ind w:left="360"/>
         <w:rPr>
           <w:rFonts w:eastAsia="Times New Roman" w:cs="Times New Roman"/>
           <w:kern w:val="0"/>
@@ -1084,142 +833,15 @@
       <w:pPr>
         <w:rPr>
           <w:rFonts w:eastAsia="Times New Roman" w:cs="Times New Roman"/>
-          <w:kern w:val="0"/>
-          <w14:ligatures w14:val="none"/>
-        </w:rPr>
-      </w:pPr>
-    </w:p>
-    <w:p>
-      <w:pPr>
-        <w:rPr>
-          <w:rFonts w:eastAsia="Times New Roman" w:cs="Times New Roman"/>
-          <w:kern w:val="0"/>
-          <w14:ligatures w14:val="none"/>
-        </w:rPr>
-      </w:pPr>
-      <w:r>
-        <w:rPr>
-          <w:rFonts w:eastAsia="Times New Roman" w:cs="Times New Roman"/>
-          <w:kern w:val="0"/>
-          <w14:ligatures w14:val="none"/>
-        </w:rPr>
-        <w:t>From your terminal (Git Bash or Command Prompt), inside the repo folder:</w:t>
-      </w:r>
-    </w:p>
-    <w:p>
-      <w:pPr>
-        <w:rPr>
-          <w:rFonts w:eastAsia="Times New Roman" w:cs="Times New Roman"/>
-          <w:kern w:val="0"/>
-          <w14:ligatures w14:val="none"/>
-        </w:rPr>
-      </w:pPr>
-      <w:r>
-        <w:rPr>
-          <w:rFonts w:eastAsia="Times New Roman" w:cs="Times New Roman"/>
-          <w:kern w:val="0"/>
-          <w14:ligatures w14:val="none"/>
-        </w:rPr>
-        <w:t>cd "C:\Users\Tim Thomasson\Interactive-Pet-Marketplace"</w:t>
-      </w:r>
-    </w:p>
-    <w:p>
-      <w:pPr>
-        <w:rPr>
-          <w:rFonts w:eastAsia="Times New Roman" w:cs="Times New Roman"/>
-          <w:kern w:val="0"/>
-          <w14:ligatures w14:val="none"/>
-        </w:rPr>
-      </w:pPr>
-      <w:r>
-        <w:rPr>
-          <w:rFonts w:eastAsia="Times New Roman" w:cs="Times New Roman"/>
-          <w:kern w:val="0"/>
-          <w14:ligatures w14:val="none"/>
-        </w:rPr>
-        <w:t>Then three commands, one at a time:</w:t>
-      </w:r>
-    </w:p>
-    <w:p>
-      <w:pPr>
-        <w:rPr>
-          <w:rFonts w:eastAsia="Times New Roman" w:cs="Times New Roman"/>
-          <w:kern w:val="0"/>
-          <w14:ligatures w14:val="none"/>
-        </w:rPr>
-      </w:pPr>
-      <w:r>
-        <w:rPr>
-          <w:rFonts w:eastAsia="Times New Roman" w:cs="Times New Roman"/>
           <w:b/>
           <w:bCs/>
           <w:kern w:val="0"/>
           <w14:ligatures w14:val="none"/>
         </w:rPr>
-        <w:t>1. Stage all your changes:</w:t>
-      </w:r>
-    </w:p>
-    <w:p>
-      <w:pPr>
-        <w:rPr>
-          <w:rFonts w:eastAsia="Times New Roman" w:cs="Times New Roman"/>
-          <w:kern w:val="0"/>
-          <w14:ligatures w14:val="none"/>
-        </w:rPr>
-      </w:pPr>
-      <w:r>
-        <w:rPr>
-          <w:rFonts w:eastAsia="Times New Roman" w:cs="Times New Roman"/>
-          <w:kern w:val="0"/>
-          <w14:ligatures w14:val="none"/>
-        </w:rPr>
-        <w:t>git add -A</w:t>
-      </w:r>
-    </w:p>
-    <w:p>
-      <w:pPr>
-        <w:rPr>
-          <w:rFonts w:eastAsia="Times New Roman" w:cs="Times New Roman"/>
-          <w:kern w:val="0"/>
-          <w14:ligatures w14:val="none"/>
-        </w:rPr>
-      </w:pPr>
-      <w:r>
-        <w:rPr>
-          <w:rFonts w:eastAsia="Times New Roman" w:cs="Times New Roman"/>
-          <w:kern w:val="0"/>
-          <w14:ligatures w14:val="none"/>
-        </w:rPr>
-        <w:t xml:space="preserve">This tells </w:t>
-      </w:r>
-      <w:proofErr w:type="gramStart"/>
-      <w:r>
-        <w:rPr>
-          <w:rFonts w:eastAsia="Times New Roman" w:cs="Times New Roman"/>
-          <w:kern w:val="0"/>
-          <w14:ligatures w14:val="none"/>
-        </w:rPr>
-        <w:t>Git</w:t>
-      </w:r>
-      <w:proofErr w:type="gramEnd"/>
-      <w:r>
-        <w:rPr>
-          <w:rFonts w:eastAsia="Times New Roman" w:cs="Times New Roman"/>
-          <w:kern w:val="0"/>
-          <w14:ligatures w14:val="none"/>
-        </w:rPr>
-        <w:t xml:space="preserve"> "include everything that's new, modified, or deleted." Silent if it works.</w:t>
-      </w:r>
-    </w:p>
-    <w:p>
-      <w:pPr>
-        <w:rPr>
-          <w:rFonts w:eastAsia="Times New Roman" w:cs="Times New Roman"/>
-          <w:kern w:val="0"/>
-          <w14:ligatures w14:val="none"/>
-        </w:rPr>
-      </w:pPr>
-      <w:r>
+      </w:pPr>
+    </w:p>
+    <w:p>
+      <w:pPr>
         <w:rPr>
           <w:rFonts w:eastAsia="Times New Roman" w:cs="Times New Roman"/>
           <w:b/>
@@ -1227,10 +849,10 @@
           <w:kern w:val="0"/>
           <w14:ligatures w14:val="none"/>
         </w:rPr>
-        <w:t xml:space="preserve">2. </w:t>
-      </w:r>
-      <w:proofErr w:type="gramStart"/>
-      <w:r>
+      </w:pPr>
+    </w:p>
+    <w:p>
+      <w:pPr>
         <w:rPr>
           <w:rFonts w:eastAsia="Times New Roman" w:cs="Times New Roman"/>
           <w:b/>
@@ -1238,9 +860,7 @@
           <w:kern w:val="0"/>
           <w14:ligatures w14:val="none"/>
         </w:rPr>
-        <w:t>Commit with</w:t>
-      </w:r>
-      <w:proofErr w:type="gramEnd"/>
+      </w:pPr>
       <w:r>
         <w:rPr>
           <w:rFonts w:eastAsia="Times New Roman" w:cs="Times New Roman"/>
@@ -1249,52 +869,12 @@
           <w:kern w:val="0"/>
           <w14:ligatures w14:val="none"/>
         </w:rPr>
-        <w:t xml:space="preserve"> a message:</w:t>
-      </w:r>
-    </w:p>
-    <w:p>
-      <w:pPr>
-        <w:rPr>
-          <w:rFonts w:eastAsia="Times New Roman" w:cs="Times New Roman"/>
-          <w:kern w:val="0"/>
-          <w14:ligatures w14:val="none"/>
-        </w:rPr>
-      </w:pPr>
-      <w:r>
-        <w:rPr>
-          <w:rFonts w:eastAsia="Times New Roman" w:cs="Times New Roman"/>
-          <w:kern w:val="0"/>
-          <w14:ligatures w14:val="none"/>
-        </w:rPr>
-        <w:t>git commit -m "Warm golden redesign and 5 real products"</w:t>
-      </w:r>
-    </w:p>
-    <w:p>
-      <w:pPr>
-        <w:rPr>
-          <w:rFonts w:eastAsia="Times New Roman" w:cs="Times New Roman"/>
-          <w:kern w:val="0"/>
-          <w14:ligatures w14:val="none"/>
-        </w:rPr>
-      </w:pPr>
-      <w:r>
-        <w:rPr>
-          <w:rFonts w:eastAsia="Times New Roman" w:cs="Times New Roman"/>
-          <w:kern w:val="0"/>
-          <w14:ligatures w14:val="none"/>
-        </w:rPr>
-        <w:t>You'll see output listing the files and the commit hash.</w:t>
-      </w:r>
-    </w:p>
-    <w:p>
-      <w:pPr>
-        <w:rPr>
-          <w:rFonts w:eastAsia="Times New Roman" w:cs="Times New Roman"/>
-          <w:kern w:val="0"/>
-          <w14:ligatures w14:val="none"/>
-        </w:rPr>
-      </w:pPr>
-      <w:r>
+        <w:lastRenderedPageBreak/>
+        <w:t>CHANGES TO ‘PRODUCT MATRIX’ SPREADSHEET</w:t>
+      </w:r>
+    </w:p>
+    <w:p>
+      <w:pPr>
         <w:rPr>
           <w:rFonts w:eastAsia="Times New Roman" w:cs="Times New Roman"/>
           <w:b/>
@@ -1302,122 +882,121 @@
           <w:kern w:val="0"/>
           <w14:ligatures w14:val="none"/>
         </w:rPr>
-        <w:t>3. Push to GitHub:</w:t>
-      </w:r>
-    </w:p>
-    <w:p>
-      <w:pPr>
-        <w:rPr>
-          <w:rFonts w:eastAsia="Times New Roman" w:cs="Times New Roman"/>
-          <w:kern w:val="0"/>
-          <w14:ligatures w14:val="none"/>
-        </w:rPr>
-      </w:pPr>
-      <w:r>
-        <w:rPr>
-          <w:rFonts w:eastAsia="Times New Roman" w:cs="Times New Roman"/>
-          <w:kern w:val="0"/>
-          <w14:ligatures w14:val="none"/>
-        </w:rPr>
-        <w:t>git push origin main</w:t>
-      </w:r>
-    </w:p>
-    <w:p>
-      <w:pPr>
-        <w:rPr>
-          <w:rFonts w:eastAsia="Times New Roman" w:cs="Times New Roman"/>
-          <w:kern w:val="0"/>
-          <w14:ligatures w14:val="none"/>
-        </w:rPr>
-      </w:pPr>
-      <w:r>
-        <w:rPr>
-          <w:rFonts w:eastAsia="Times New Roman" w:cs="Times New Roman"/>
-          <w:kern w:val="0"/>
-          <w14:ligatures w14:val="none"/>
-        </w:rPr>
-        <w:t>This sends your local commits up to GitHub. You might get a browser prompt to sign in — approve it.</w:t>
-      </w:r>
-    </w:p>
-    <w:p>
-      <w:pPr>
-        <w:rPr>
-          <w:rFonts w:eastAsia="Times New Roman" w:cs="Times New Roman"/>
-          <w:kern w:val="0"/>
-          <w14:ligatures w14:val="none"/>
-        </w:rPr>
-      </w:pPr>
-      <w:r>
-        <w:rPr>
-          <w:rFonts w:eastAsia="Times New Roman" w:cs="Times New Roman"/>
-          <w:b/>
-          <w:bCs/>
-          <w:kern w:val="0"/>
-          <w14:ligatures w14:val="none"/>
-        </w:rPr>
-        <w:t>To check what's about to be committed before you commit:</w:t>
-      </w:r>
-    </w:p>
-    <w:p>
-      <w:pPr>
-        <w:rPr>
-          <w:rFonts w:eastAsia="Times New Roman" w:cs="Times New Roman"/>
-          <w:kern w:val="0"/>
-          <w14:ligatures w14:val="none"/>
-        </w:rPr>
-      </w:pPr>
-      <w:r>
-        <w:rPr>
-          <w:rFonts w:eastAsia="Times New Roman" w:cs="Times New Roman"/>
-          <w:kern w:val="0"/>
-          <w14:ligatures w14:val="none"/>
-        </w:rPr>
-        <w:t>git status</w:t>
-      </w:r>
-    </w:p>
-    <w:p>
-      <w:pPr>
-        <w:rPr>
-          <w:rFonts w:eastAsia="Times New Roman" w:cs="Times New Roman"/>
-          <w:kern w:val="0"/>
-          <w14:ligatures w14:val="none"/>
-        </w:rPr>
-      </w:pPr>
-      <w:r>
-        <w:rPr>
-          <w:rFonts w:eastAsia="Times New Roman" w:cs="Times New Roman"/>
-          <w:kern w:val="0"/>
-          <w14:ligatures w14:val="none"/>
-        </w:rPr>
-        <w:t>Shows modified/new files in red (not staged) or green (staged).</w:t>
-      </w:r>
-    </w:p>
-    <w:p>
-      <w:pPr>
-        <w:rPr>
-          <w:rFonts w:eastAsia="Times New Roman" w:cs="Times New Roman"/>
-          <w:kern w:val="0"/>
-          <w14:ligatures w14:val="none"/>
-        </w:rPr>
-      </w:pPr>
-      <w:r>
-        <w:rPr>
-          <w:rFonts w:eastAsia="Times New Roman" w:cs="Times New Roman"/>
-          <w:b/>
-          <w:bCs/>
-          <w:kern w:val="0"/>
-          <w14:ligatures w14:val="none"/>
-        </w:rPr>
-        <w:t>Quick reference for future:</w:t>
-      </w:r>
-      <w:r>
-        <w:rPr>
-          <w:rFonts w:eastAsia="Times New Roman" w:cs="Times New Roman"/>
-          <w:kern w:val="0"/>
-          <w14:ligatures w14:val="none"/>
-        </w:rPr>
-        <w:t xml:space="preserve"> Every commit needs a message describing what </w:t>
-      </w:r>
+      </w:pPr>
+    </w:p>
+    <w:p>
+      <w:pPr>
+        <w:rPr>
+          <w:rFonts w:eastAsia="Times New Roman" w:cs="Times New Roman"/>
+          <w:kern w:val="0"/>
+          <w14:ligatures w14:val="none"/>
+        </w:rPr>
+      </w:pPr>
+      <w:r>
+        <w:rPr>
+          <w:rFonts w:eastAsia="Times New Roman" w:cs="Times New Roman"/>
+          <w:kern w:val="0"/>
+          <w14:ligatures w14:val="none"/>
+        </w:rPr>
+        <w:t>Look in</w:t>
+      </w:r>
+      <w:r>
+        <w:rPr>
+          <w:rFonts w:eastAsia="Times New Roman" w:cs="Times New Roman"/>
+          <w:kern w:val="0"/>
+          <w14:ligatures w14:val="none"/>
+        </w:rPr>
+        <w:t>: Tim Thomasson\Interactive-Pet-Marketplace\Documents</w:t>
+      </w:r>
+    </w:p>
+    <w:p>
+      <w:pPr>
+        <w:rPr>
+          <w:rFonts w:eastAsia="Times New Roman" w:cs="Times New Roman"/>
+          <w:kern w:val="0"/>
+          <w14:ligatures w14:val="none"/>
+        </w:rPr>
+      </w:pPr>
+      <w:r>
+        <w:rPr>
+          <w:rFonts w:eastAsia="Times New Roman" w:cs="Times New Roman"/>
+          <w:kern w:val="0"/>
+          <w14:ligatures w14:val="none"/>
+        </w:rPr>
+        <w:t>Update spreadsheet</w:t>
+      </w:r>
+    </w:p>
+    <w:p>
+      <w:pPr>
+        <w:rPr>
+          <w:rFonts w:eastAsia="Times New Roman" w:cs="Times New Roman"/>
+          <w:kern w:val="0"/>
+          <w14:ligatures w14:val="none"/>
+        </w:rPr>
+      </w:pPr>
+      <w:r>
+        <w:rPr>
+          <w:rFonts w:eastAsia="Times New Roman" w:cs="Times New Roman"/>
+          <w:kern w:val="0"/>
+          <w14:ligatures w14:val="none"/>
+        </w:rPr>
+        <w:t xml:space="preserve">Run: </w:t>
+      </w:r>
+    </w:p>
+    <w:p>
+      <w:pPr>
+        <w:pStyle w:val="ListParagraph"/>
+        <w:numPr>
+          <w:ilvl w:val="0"/>
+          <w:numId w:val="5"/>
+        </w:numPr>
+        <w:rPr>
+          <w:rFonts w:eastAsia="Times New Roman" w:cs="Times New Roman"/>
+          <w:kern w:val="0"/>
+          <w14:ligatures w14:val="none"/>
+        </w:rPr>
+      </w:pPr>
+      <w:r>
+        <w:rPr>
+          <w:rFonts w:eastAsia="Times New Roman" w:cs="Times New Roman"/>
+          <w:kern w:val="0"/>
+          <w14:ligatures w14:val="none"/>
+        </w:rPr>
+        <w:t>cd "C:\Users\Tim Thomasson\Interactive-Pet-Marketplace"</w:t>
+      </w:r>
+    </w:p>
+    <w:p>
+      <w:pPr>
+        <w:pStyle w:val="ListParagraph"/>
+        <w:numPr>
+          <w:ilvl w:val="0"/>
+          <w:numId w:val="5"/>
+        </w:numPr>
+        <w:rPr>
+          <w:rFonts w:eastAsia="Times New Roman" w:cs="Times New Roman"/>
+          <w:kern w:val="0"/>
+          <w14:ligatures w14:val="none"/>
+        </w:rPr>
+      </w:pPr>
+      <w:proofErr w:type="spellStart"/>
+      <w:r>
+        <w:rPr>
+          <w:rFonts w:eastAsia="Times New Roman" w:cs="Times New Roman"/>
+          <w:kern w:val="0"/>
+          <w14:ligatures w14:val="none"/>
+        </w:rPr>
+        <w:t>npm</w:t>
+      </w:r>
+      <w:proofErr w:type="spellEnd"/>
+      <w:r>
+        <w:rPr>
+          <w:rFonts w:eastAsia="Times New Roman" w:cs="Times New Roman"/>
+          <w:kern w:val="0"/>
+          <w14:ligatures w14:val="none"/>
+        </w:rPr>
+        <w:t xml:space="preserve"> run </w:t>
+      </w:r>
+      <w:proofErr w:type="spellStart"/>
       <w:proofErr w:type="gramStart"/>
       <w:r>
         <w:rPr>
@@ -1425,63 +1004,20 @@
           <w:kern w:val="0"/>
           <w14:ligatures w14:val="none"/>
         </w:rPr>
-        <w:t>changed</w:t>
-      </w:r>
+        <w:t>generate:products</w:t>
+      </w:r>
+      <w:proofErr w:type="spellEnd"/>
       <w:proofErr w:type="gramEnd"/>
-      <w:r>
-        <w:rPr>
-          <w:rFonts w:eastAsia="Times New Roman" w:cs="Times New Roman"/>
-          <w:kern w:val="0"/>
-          <w14:ligatures w14:val="none"/>
-        </w:rPr>
-        <w:t xml:space="preserve">. Short and descriptive is </w:t>
-      </w:r>
-      <w:proofErr w:type="gramStart"/>
-      <w:r>
-        <w:rPr>
-          <w:rFonts w:eastAsia="Times New Roman" w:cs="Times New Roman"/>
-          <w:kern w:val="0"/>
-          <w14:ligatures w14:val="none"/>
-        </w:rPr>
-        <w:t>best — "</w:t>
-      </w:r>
-      <w:proofErr w:type="gramEnd"/>
-      <w:r>
-        <w:rPr>
-          <w:rFonts w:eastAsia="Times New Roman" w:cs="Times New Roman"/>
-          <w:kern w:val="0"/>
-          <w14:ligatures w14:val="none"/>
-        </w:rPr>
-        <w:t>Update homepage header" is better than "changes" or "update."</w:t>
-      </w:r>
-    </w:p>
-    <w:p>
-      <w:pPr>
-        <w:rPr>
-          <w:rFonts w:eastAsia="Times New Roman" w:cs="Times New Roman"/>
-          <w:kern w:val="0"/>
-          <w14:ligatures w14:val="none"/>
-        </w:rPr>
-      </w:pPr>
-      <w:r>
-        <w:rPr>
-          <w:rFonts w:eastAsia="Times New Roman" w:cs="Times New Roman"/>
-          <w:kern w:val="0"/>
-          <w14:ligatures w14:val="none"/>
-        </w:rPr>
-        <w:t>Let me know what happens when you run them.</w:t>
-      </w:r>
-    </w:p>
-    <w:p>
-      <w:pPr>
-        <w:rPr>
-          <w:rFonts w:eastAsia="Times New Roman" w:cs="Times New Roman"/>
-          <w:kern w:val="0"/>
-          <w14:ligatures w14:val="none"/>
-        </w:rPr>
-      </w:pPr>
-    </w:p>
-    <w:p/>
+    </w:p>
+    <w:p>
+      <w:pPr>
+        <w:rPr>
+          <w:rFonts w:eastAsia="Times New Roman" w:cs="Times New Roman"/>
+          <w:kern w:val="0"/>
+          <w14:ligatures w14:val="none"/>
+        </w:rPr>
+      </w:pPr>
+    </w:p>
     <w:sectPr>
       <w:pgSz w:w="12240" w:h="15840"/>
       <w:pgMar w:top="1440" w:right="1440" w:bottom="1440" w:left="1440" w:header="720" w:footer="720" w:gutter="0"/>
@@ -1761,6 +1297,119 @@
     </w:lvl>
   </w:abstractNum>
   <w:abstractNum w:abstractNumId="2" w15:restartNumberingAfterBreak="0">
+    <w:nsid w:val="30B66882"/>
+    <w:multiLevelType w:val="hybridMultilevel"/>
+    <w:tmpl w:val="0CEAD1C0"/>
+    <w:lvl w:ilvl="0" w:tplc="04090001">
+      <w:start w:val="1"/>
+      <w:numFmt w:val="bullet"/>
+      <w:lvlText w:val=""/>
+      <w:lvlJc w:val="left"/>
+      <w:pPr>
+        <w:ind w:left="720" w:hanging="360"/>
+      </w:pPr>
+      <w:rPr>
+        <w:rFonts w:ascii="Symbol" w:hAnsi="Symbol" w:hint="default"/>
+      </w:rPr>
+    </w:lvl>
+    <w:lvl w:ilvl="1" w:tplc="04090003" w:tentative="1">
+      <w:start w:val="1"/>
+      <w:numFmt w:val="bullet"/>
+      <w:lvlText w:val="o"/>
+      <w:lvlJc w:val="left"/>
+      <w:pPr>
+        <w:ind w:left="1440" w:hanging="360"/>
+      </w:pPr>
+      <w:rPr>
+        <w:rFonts w:ascii="Courier New" w:hAnsi="Courier New" w:cs="Courier New" w:hint="default"/>
+      </w:rPr>
+    </w:lvl>
+    <w:lvl w:ilvl="2" w:tplc="04090005" w:tentative="1">
+      <w:start w:val="1"/>
+      <w:numFmt w:val="bullet"/>
+      <w:lvlText w:val=""/>
+      <w:lvlJc w:val="left"/>
+      <w:pPr>
+        <w:ind w:left="2160" w:hanging="360"/>
+      </w:pPr>
+      <w:rPr>
+        <w:rFonts w:ascii="Wingdings" w:hAnsi="Wingdings" w:hint="default"/>
+      </w:rPr>
+    </w:lvl>
+    <w:lvl w:ilvl="3" w:tplc="04090001" w:tentative="1">
+      <w:start w:val="1"/>
+      <w:numFmt w:val="bullet"/>
+      <w:lvlText w:val=""/>
+      <w:lvlJc w:val="left"/>
+      <w:pPr>
+        <w:ind w:left="2880" w:hanging="360"/>
+      </w:pPr>
+      <w:rPr>
+        <w:rFonts w:ascii="Symbol" w:hAnsi="Symbol" w:hint="default"/>
+      </w:rPr>
+    </w:lvl>
+    <w:lvl w:ilvl="4" w:tplc="04090003" w:tentative="1">
+      <w:start w:val="1"/>
+      <w:numFmt w:val="bullet"/>
+      <w:lvlText w:val="o"/>
+      <w:lvlJc w:val="left"/>
+      <w:pPr>
+        <w:ind w:left="3600" w:hanging="360"/>
+      </w:pPr>
+      <w:rPr>
+        <w:rFonts w:ascii="Courier New" w:hAnsi="Courier New" w:cs="Courier New" w:hint="default"/>
+      </w:rPr>
+    </w:lvl>
+    <w:lvl w:ilvl="5" w:tplc="04090005" w:tentative="1">
+      <w:start w:val="1"/>
+      <w:numFmt w:val="bullet"/>
+      <w:lvlText w:val=""/>
+      <w:lvlJc w:val="left"/>
+      <w:pPr>
+        <w:ind w:left="4320" w:hanging="360"/>
+      </w:pPr>
+      <w:rPr>
+        <w:rFonts w:ascii="Wingdings" w:hAnsi="Wingdings" w:hint="default"/>
+      </w:rPr>
+    </w:lvl>
+    <w:lvl w:ilvl="6" w:tplc="04090001" w:tentative="1">
+      <w:start w:val="1"/>
+      <w:numFmt w:val="bullet"/>
+      <w:lvlText w:val=""/>
+      <w:lvlJc w:val="left"/>
+      <w:pPr>
+        <w:ind w:left="5040" w:hanging="360"/>
+      </w:pPr>
+      <w:rPr>
+        <w:rFonts w:ascii="Symbol" w:hAnsi="Symbol" w:hint="default"/>
+      </w:rPr>
+    </w:lvl>
+    <w:lvl w:ilvl="7" w:tplc="04090003" w:tentative="1">
+      <w:start w:val="1"/>
+      <w:numFmt w:val="bullet"/>
+      <w:lvlText w:val="o"/>
+      <w:lvlJc w:val="left"/>
+      <w:pPr>
+        <w:ind w:left="5760" w:hanging="360"/>
+      </w:pPr>
+      <w:rPr>
+        <w:rFonts w:ascii="Courier New" w:hAnsi="Courier New" w:cs="Courier New" w:hint="default"/>
+      </w:rPr>
+    </w:lvl>
+    <w:lvl w:ilvl="8" w:tplc="04090005" w:tentative="1">
+      <w:start w:val="1"/>
+      <w:numFmt w:val="bullet"/>
+      <w:lvlText w:val=""/>
+      <w:lvlJc w:val="left"/>
+      <w:pPr>
+        <w:ind w:left="6480" w:hanging="360"/>
+      </w:pPr>
+      <w:rPr>
+        <w:rFonts w:ascii="Wingdings" w:hAnsi="Wingdings" w:hint="default"/>
+      </w:rPr>
+    </w:lvl>
+  </w:abstractNum>
+  <w:abstractNum w:abstractNumId="3" w15:restartNumberingAfterBreak="0">
     <w:nsid w:val="70665060"/>
     <w:multiLevelType w:val="multilevel"/>
     <w:tmpl w:val="96EE9ECC"/>
@@ -1873,7 +1522,7 @@
       </w:pPr>
     </w:lvl>
   </w:abstractNum>
-  <w:abstractNum w:abstractNumId="3" w15:restartNumberingAfterBreak="0">
+  <w:abstractNum w:abstractNumId="4" w15:restartNumberingAfterBreak="0">
     <w:nsid w:val="7DB31023"/>
     <w:multiLevelType w:val="multilevel"/>
     <w:tmpl w:val="924C0A52"/>
@@ -1997,9 +1646,12 @@
     <w:abstractNumId w:val="0"/>
   </w:num>
   <w:num w:numId="3" w16cid:durableId="868758907">
+    <w:abstractNumId w:val="4"/>
+  </w:num>
+  <w:num w:numId="4" w16cid:durableId="1248422632">
     <w:abstractNumId w:val="3"/>
   </w:num>
-  <w:num w:numId="4" w16cid:durableId="1248422632">
+  <w:num w:numId="5" w16cid:durableId="1402483422">
     <w:abstractNumId w:val="2"/>
   </w:num>
 </w:numbering>

--- a/Documentation/Making Updates to Code and Spreadsheet.docx
+++ b/Documentation/Making Updates to Code and Spreadsheet.docx
@@ -930,17 +930,57 @@
       <w:pPr>
         <w:rPr>
           <w:rFonts w:eastAsia="Times New Roman" w:cs="Times New Roman"/>
-          <w:kern w:val="0"/>
-          <w14:ligatures w14:val="none"/>
-        </w:rPr>
-      </w:pPr>
-      <w:r>
-        <w:rPr>
-          <w:rFonts w:eastAsia="Times New Roman" w:cs="Times New Roman"/>
+          <w:b/>
+          <w:bCs/>
+          <w:kern w:val="0"/>
+          <w14:ligatures w14:val="none"/>
+        </w:rPr>
+      </w:pPr>
+      <w:r>
+        <w:rPr>
+          <w:rFonts w:eastAsia="Times New Roman" w:cs="Times New Roman"/>
+          <w:b/>
+          <w:bCs/>
           <w:kern w:val="0"/>
           <w14:ligatures w14:val="none"/>
         </w:rPr>
         <w:t xml:space="preserve">Run: </w:t>
+      </w:r>
+      <w:r>
+        <w:rPr>
+          <w:rFonts w:eastAsia="Times New Roman" w:cs="Times New Roman"/>
+          <w:b/>
+          <w:bCs/>
+          <w:kern w:val="0"/>
+          <w14:ligatures w14:val="none"/>
+        </w:rPr>
+        <w:t>update_spreadsheet.bat</w:t>
+      </w:r>
+    </w:p>
+    <w:p>
+      <w:pPr>
+        <w:rPr>
+          <w:rFonts w:eastAsia="Times New Roman" w:cs="Times New Roman"/>
+          <w:kern w:val="0"/>
+          <w14:ligatures w14:val="none"/>
+        </w:rPr>
+      </w:pPr>
+    </w:p>
+    <w:p>
+      <w:pPr>
+        <w:rPr>
+          <w:rFonts w:eastAsia="Times New Roman" w:cs="Times New Roman"/>
+          <w:kern w:val="0"/>
+          <w14:ligatures w14:val="none"/>
+        </w:rPr>
+      </w:pPr>
+      <w:r>
+        <w:rPr>
+          <w:rFonts w:eastAsia="Times New Roman" w:cs="Times New Roman"/>
+          <w:kern w:val="0"/>
+          <w14:ligatures w14:val="none"/>
+        </w:rPr>
+        <w:t>Contains:</w:t>
       </w:r>
     </w:p>
     <w:p>
@@ -2260,6 +2300,7 @@
   <w:style w:type="character" w:default="1" w:styleId="DefaultParagraphFont">
     <w:name w:val="Default Paragraph Font"/>
     <w:uiPriority w:val="1"/>
+    <w:semiHidden/>
     <w:unhideWhenUsed/>
   </w:style>
   <w:style w:type="table" w:default="1" w:styleId="TableNormal">

--- a/Documentation/Making Updates to Code and Spreadsheet.docx
+++ b/Documentation/Making Updates to Code and Spreadsheet.docx
@@ -74,18 +74,8 @@
           <w:kern w:val="0"/>
           <w14:ligatures w14:val="none"/>
         </w:rPr>
-        <w:t>app/</w:t>
-      </w:r>
-      <w:proofErr w:type="spellStart"/>
-      <w:r>
-        <w:rPr>
-          <w:rFonts w:eastAsia="Times New Roman" w:cs="Courier New"/>
-          <w:kern w:val="0"/>
-          <w14:ligatures w14:val="none"/>
-        </w:rPr>
-        <w:t>layout.tsx</w:t>
-      </w:r>
-      <w:proofErr w:type="spellEnd"/>
+        <w:t>app/layout.tsx</w:t>
+      </w:r>
     </w:p>
     <w:p>
       <w:pPr>
@@ -106,18 +96,8 @@
           <w:kern w:val="0"/>
           <w14:ligatures w14:val="none"/>
         </w:rPr>
-        <w:t>app/</w:t>
-      </w:r>
-      <w:proofErr w:type="spellStart"/>
-      <w:r>
-        <w:rPr>
-          <w:rFonts w:eastAsia="Times New Roman" w:cs="Courier New"/>
-          <w:kern w:val="0"/>
-          <w14:ligatures w14:val="none"/>
-        </w:rPr>
-        <w:t>page.tsx</w:t>
-      </w:r>
-      <w:proofErr w:type="spellEnd"/>
+        <w:t>app/page.tsx</w:t>
+      </w:r>
     </w:p>
     <w:p>
       <w:pPr>
@@ -138,18 +118,8 @@
           <w:kern w:val="0"/>
           <w14:ligatures w14:val="none"/>
         </w:rPr>
-        <w:t>components/</w:t>
-      </w:r>
-      <w:proofErr w:type="spellStart"/>
-      <w:r>
-        <w:rPr>
-          <w:rFonts w:eastAsia="Times New Roman" w:cs="Courier New"/>
-          <w:kern w:val="0"/>
-          <w14:ligatures w14:val="none"/>
-        </w:rPr>
-        <w:t>layout.tsx</w:t>
-      </w:r>
-      <w:proofErr w:type="spellEnd"/>
+        <w:t>components/layout.tsx</w:t>
+      </w:r>
     </w:p>
     <w:p>
       <w:pPr>
@@ -170,18 +140,8 @@
           <w:kern w:val="0"/>
           <w14:ligatures w14:val="none"/>
         </w:rPr>
-        <w:t>components/</w:t>
-      </w:r>
-      <w:proofErr w:type="spellStart"/>
-      <w:r>
-        <w:rPr>
-          <w:rFonts w:eastAsia="Times New Roman" w:cs="Courier New"/>
-          <w:kern w:val="0"/>
-          <w14:ligatures w14:val="none"/>
-        </w:rPr>
-        <w:t>sections.tsx</w:t>
-      </w:r>
-      <w:proofErr w:type="spellEnd"/>
+        <w:t>components/sections.tsx</w:t>
+      </w:r>
     </w:p>
     <w:p>
       <w:pPr>
@@ -274,25 +234,7 @@
           <w:kern w:val="0"/>
           <w14:ligatures w14:val="none"/>
         </w:rPr>
-        <w:t xml:space="preserve"> if it's running (</w:t>
-      </w:r>
-      <w:proofErr w:type="spellStart"/>
-      <w:r>
-        <w:rPr>
-          <w:rFonts w:eastAsia="Times New Roman" w:cs="Times New Roman"/>
-          <w:kern w:val="0"/>
-          <w14:ligatures w14:val="none"/>
-        </w:rPr>
-        <w:t>Ctrl+C</w:t>
-      </w:r>
-      <w:proofErr w:type="spellEnd"/>
-      <w:r>
-        <w:rPr>
-          <w:rFonts w:eastAsia="Times New Roman" w:cs="Times New Roman"/>
-          <w:kern w:val="0"/>
-          <w14:ligatures w14:val="none"/>
-        </w:rPr>
-        <w:t xml:space="preserve"> in that terminal)</w:t>
+        <w:t xml:space="preserve"> if it's running (Ctrl+C in that terminal)</w:t>
       </w:r>
     </w:p>
     <w:p>
@@ -432,48 +374,18 @@
           <w:kern w:val="0"/>
           <w14:ligatures w14:val="none"/>
         </w:rPr>
-        <w:t xml:space="preserve">When it </w:t>
-      </w:r>
-      <w:proofErr w:type="gramStart"/>
-      <w:r>
-        <w:rPr>
-          <w:rFonts w:eastAsia="Times New Roman" w:cs="Times New Roman"/>
-          <w:kern w:val="0"/>
-          <w14:ligatures w14:val="none"/>
-        </w:rPr>
-        <w:t>asks</w:t>
-      </w:r>
-      <w:proofErr w:type="gramEnd"/>
-      <w:r>
-        <w:rPr>
-          <w:rFonts w:eastAsia="Times New Roman" w:cs="Times New Roman"/>
-          <w:kern w:val="0"/>
-          <w14:ligatures w14:val="none"/>
-        </w:rPr>
-        <w:t xml:space="preserve"> "Replace 4 files in destination?" → </w:t>
-      </w:r>
-      <w:r>
-        <w:rPr>
-          <w:rFonts w:eastAsia="Times New Roman" w:cs="Times New Roman"/>
-          <w:b/>
-          <w:bCs/>
-          <w:kern w:val="0"/>
-          <w14:ligatures w14:val="none"/>
-        </w:rPr>
-        <w:t xml:space="preserve">Yes, </w:t>
-      </w:r>
-      <w:proofErr w:type="gramStart"/>
-      <w:r>
-        <w:rPr>
-          <w:rFonts w:eastAsia="Times New Roman" w:cs="Times New Roman"/>
-          <w:b/>
-          <w:bCs/>
-          <w:kern w:val="0"/>
-          <w14:ligatures w14:val="none"/>
-        </w:rPr>
-        <w:t>replace all</w:t>
-      </w:r>
-      <w:proofErr w:type="gramEnd"/>
+        <w:t xml:space="preserve">When it asks "Replace 4 files in destination?" → </w:t>
+      </w:r>
+      <w:r>
+        <w:rPr>
+          <w:rFonts w:eastAsia="Times New Roman" w:cs="Times New Roman"/>
+          <w:b/>
+          <w:bCs/>
+          <w:kern w:val="0"/>
+          <w14:ligatures w14:val="none"/>
+        </w:rPr>
+        <w:t>Yes, replace all</w:t>
+      </w:r>
     </w:p>
     <w:p>
       <w:pPr>
@@ -534,27 +446,7 @@
           <w:kern w:val="0"/>
           <w14:ligatures w14:val="none"/>
         </w:rPr>
-        <w:t xml:space="preserve">   </w:t>
-      </w:r>
-      <w:proofErr w:type="spellStart"/>
-      <w:r>
-        <w:rPr>
-          <w:rFonts w:eastAsia="Times New Roman" w:cs="Courier New"/>
-          <w:color w:val="14181F"/>
-          <w:kern w:val="0"/>
-          <w14:ligatures w14:val="none"/>
-        </w:rPr>
-        <w:t>npm</w:t>
-      </w:r>
-      <w:proofErr w:type="spellEnd"/>
-      <w:r>
-        <w:rPr>
-          <w:rFonts w:eastAsia="Times New Roman" w:cs="Courier New"/>
-          <w:color w:val="14181F"/>
-          <w:kern w:val="0"/>
-          <w14:ligatures w14:val="none"/>
-        </w:rPr>
-        <w:t xml:space="preserve"> run dev</w:t>
+        <w:t xml:space="preserve">   npm run dev</w:t>
       </w:r>
     </w:p>
     <w:p>
@@ -761,21 +653,8 @@
           <w:u w:val="single"/>
           <w14:ligatures w14:val="none"/>
         </w:rPr>
-        <w:t xml:space="preserve">Commit to </w:t>
-      </w:r>
-      <w:proofErr w:type="spellStart"/>
-      <w:r>
-        <w:rPr>
-          <w:rFonts w:eastAsia="Times New Roman" w:cs="Times New Roman"/>
-          <w:b/>
-          <w:bCs/>
-          <w:kern w:val="0"/>
-          <w:u w:val="single"/>
-          <w14:ligatures w14:val="none"/>
-        </w:rPr>
-        <w:t>Github</w:t>
-      </w:r>
-      <w:proofErr w:type="spellEnd"/>
+        <w:t>Commit to Github</w:t>
+      </w:r>
     </w:p>
     <w:p>
       <w:pPr>
@@ -1018,36 +897,3703 @@
           <w14:ligatures w14:val="none"/>
         </w:rPr>
       </w:pPr>
-      <w:proofErr w:type="spellStart"/>
-      <w:r>
-        <w:rPr>
-          <w:rFonts w:eastAsia="Times New Roman" w:cs="Times New Roman"/>
-          <w:kern w:val="0"/>
-          <w14:ligatures w14:val="none"/>
-        </w:rPr>
-        <w:t>npm</w:t>
-      </w:r>
-      <w:proofErr w:type="spellEnd"/>
-      <w:r>
-        <w:rPr>
-          <w:rFonts w:eastAsia="Times New Roman" w:cs="Times New Roman"/>
-          <w:kern w:val="0"/>
-          <w14:ligatures w14:val="none"/>
-        </w:rPr>
-        <w:t xml:space="preserve"> run </w:t>
-      </w:r>
-      <w:proofErr w:type="spellStart"/>
-      <w:proofErr w:type="gramStart"/>
-      <w:r>
-        <w:rPr>
-          <w:rFonts w:eastAsia="Times New Roman" w:cs="Times New Roman"/>
-          <w:kern w:val="0"/>
-          <w14:ligatures w14:val="none"/>
-        </w:rPr>
-        <w:t>generate:products</w:t>
-      </w:r>
-      <w:proofErr w:type="spellEnd"/>
-      <w:proofErr w:type="gramEnd"/>
+      <w:r>
+        <w:rPr>
+          <w:rFonts w:eastAsia="Times New Roman" w:cs="Times New Roman"/>
+          <w:kern w:val="0"/>
+          <w14:ligatures w14:val="none"/>
+        </w:rPr>
+        <w:t>npm run generate:products</w:t>
+      </w:r>
+    </w:p>
+    <w:p>
+      <w:pPr>
+        <w:rPr>
+          <w:rFonts w:eastAsia="Times New Roman" w:cs="Times New Roman"/>
+          <w:kern w:val="0"/>
+          <w14:ligatures w14:val="none"/>
+        </w:rPr>
+      </w:pPr>
+    </w:p>
+    <w:p>
+      <w:pPr>
+        <w:rPr>
+          <w:rFonts w:eastAsia="Times New Roman" w:cs="Times New Roman"/>
+          <w:kern w:val="0"/>
+          <w14:ligatures w14:val="none"/>
+        </w:rPr>
+      </w:pPr>
+    </w:p>
+    <w:p>
+      <w:pPr>
+        <w:rPr>
+          <w:rFonts w:eastAsia="Times New Roman" w:cs="Times New Roman"/>
+          <w:kern w:val="0"/>
+          <w14:ligatures w14:val="none"/>
+        </w:rPr>
+      </w:pPr>
+      <w:r>
+        <w:rPr>
+          <w:rFonts w:eastAsia="Times New Roman" w:cs="Times New Roman"/>
+          <w:b/>
+          <w:bCs/>
+          <w:kern w:val="0"/>
+          <w:u w:val="single"/>
+          <w14:ligatures w14:val="none"/>
+        </w:rPr>
+        <w:t>May 6 2026</w:t>
+      </w:r>
+    </w:p>
+    <w:p>
+      <w:pPr>
+        <w:rPr>
+          <w:rFonts w:eastAsia="Times New Roman" w:cs="Times New Roman"/>
+          <w:kern w:val="0"/>
+          <w14:ligatures w14:val="none"/>
+        </w:rPr>
+      </w:pPr>
+    </w:p>
+    <w:p>
+      <w:pPr>
+        <w:rPr>
+          <w:rFonts w:eastAsia="Times New Roman" w:cs="Times New Roman"/>
+          <w:kern w:val="0"/>
+          <w14:ligatures w14:val="none"/>
+        </w:rPr>
+      </w:pPr>
+      <w:r>
+        <w:rPr>
+          <w:rFonts w:eastAsia="Times New Roman" w:cs="Times New Roman"/>
+          <w:b/>
+          <w:bCs/>
+          <w:kern w:val="0"/>
+          <w14:ligatures w14:val="none"/>
+        </w:rPr>
+        <w:t>The correct sequence:</w:t>
+      </w:r>
+    </w:p>
+    <w:p>
+      <w:pPr>
+        <w:numPr>
+          <w:ilvl w:val="0"/>
+          <w:numId w:val="6"/>
+        </w:numPr>
+        <w:rPr>
+          <w:rFonts w:eastAsia="Times New Roman" w:cs="Times New Roman"/>
+          <w:kern w:val="0"/>
+          <w14:ligatures w14:val="none"/>
+        </w:rPr>
+      </w:pPr>
+      <w:r>
+        <w:rPr>
+          <w:rFonts w:eastAsia="Times New Roman" w:cs="Times New Roman"/>
+          <w:b/>
+          <w:bCs/>
+          <w:kern w:val="0"/>
+          <w14:ligatures w14:val="none"/>
+        </w:rPr>
+        <w:t>Edit the spreadsheet</w:t>
+      </w:r>
+      <w:r>
+        <w:rPr>
+          <w:rFonts w:eastAsia="Times New Roman" w:cs="Times New Roman"/>
+          <w:kern w:val="0"/>
+          <w14:ligatures w14:val="none"/>
+        </w:rPr>
+        <w:t xml:space="preserve"> — add Category column, fill values, save the file (close Excel to release the lock)</w:t>
+      </w:r>
+    </w:p>
+    <w:p>
+      <w:pPr>
+        <w:numPr>
+          <w:ilvl w:val="0"/>
+          <w:numId w:val="6"/>
+        </w:numPr>
+        <w:rPr>
+          <w:rFonts w:eastAsia="Times New Roman" w:cs="Times New Roman"/>
+          <w:kern w:val="0"/>
+          <w14:ligatures w14:val="none"/>
+        </w:rPr>
+      </w:pPr>
+      <w:r>
+        <w:rPr>
+          <w:rFonts w:eastAsia="Times New Roman" w:cs="Times New Roman"/>
+          <w:b/>
+          <w:bCs/>
+          <w:kern w:val="0"/>
+          <w14:ligatures w14:val="none"/>
+        </w:rPr>
+        <w:t>Open terminal in your project folder</w:t>
+      </w:r>
+    </w:p>
+    <w:p>
+      <w:pPr>
+        <w:numPr>
+          <w:ilvl w:val="0"/>
+          <w:numId w:val="6"/>
+        </w:numPr>
+        <w:rPr>
+          <w:rFonts w:eastAsia="Times New Roman" w:cs="Times New Roman"/>
+          <w:kern w:val="0"/>
+          <w14:ligatures w14:val="none"/>
+        </w:rPr>
+      </w:pPr>
+      <w:r>
+        <w:rPr>
+          <w:rFonts w:eastAsia="Times New Roman" w:cs="Times New Roman"/>
+          <w:b/>
+          <w:bCs/>
+          <w:kern w:val="0"/>
+          <w14:ligatures w14:val="none"/>
+        </w:rPr>
+        <w:t>Run:</w:t>
+      </w:r>
+      <w:r>
+        <w:rPr>
+          <w:rFonts w:eastAsia="Times New Roman" w:cs="Times New Roman"/>
+          <w:kern w:val="0"/>
+          <w14:ligatures w14:val="none"/>
+        </w:rPr>
+        <w:t xml:space="preserve"> npm run generate:products — this updates components/site-data.ts based on the new spreadsheet</w:t>
+      </w:r>
+    </w:p>
+    <w:p>
+      <w:pPr>
+        <w:numPr>
+          <w:ilvl w:val="0"/>
+          <w:numId w:val="6"/>
+        </w:numPr>
+        <w:rPr>
+          <w:rFonts w:eastAsia="Times New Roman" w:cs="Times New Roman"/>
+          <w:kern w:val="0"/>
+          <w14:ligatures w14:val="none"/>
+        </w:rPr>
+      </w:pPr>
+      <w:r>
+        <w:rPr>
+          <w:rFonts w:eastAsia="Times New Roman" w:cs="Times New Roman"/>
+          <w:b/>
+          <w:bCs/>
+          <w:kern w:val="0"/>
+          <w14:ligatures w14:val="none"/>
+        </w:rPr>
+        <w:t>Verify locally</w:t>
+      </w:r>
+      <w:r>
+        <w:rPr>
+          <w:rFonts w:eastAsia="Times New Roman" w:cs="Times New Roman"/>
+          <w:kern w:val="0"/>
+          <w14:ligatures w14:val="none"/>
+        </w:rPr>
+        <w:t xml:space="preserve"> — npm run dev and check that the site looks right</w:t>
+      </w:r>
+    </w:p>
+    <w:p>
+      <w:pPr>
+        <w:numPr>
+          <w:ilvl w:val="0"/>
+          <w:numId w:val="6"/>
+        </w:numPr>
+        <w:rPr>
+          <w:rFonts w:eastAsia="Times New Roman" w:cs="Times New Roman"/>
+          <w:kern w:val="0"/>
+          <w14:ligatures w14:val="none"/>
+        </w:rPr>
+      </w:pPr>
+      <w:r>
+        <w:rPr>
+          <w:rFonts w:eastAsia="Times New Roman" w:cs="Times New Roman"/>
+          <w:b/>
+          <w:bCs/>
+          <w:kern w:val="0"/>
+          <w14:ligatures w14:val="none"/>
+        </w:rPr>
+        <w:t>Commit and push BOTH files together:</w:t>
+      </w:r>
+    </w:p>
+    <w:p>
+      <w:pPr>
+        <w:rPr>
+          <w:rFonts w:eastAsia="Times New Roman" w:cs="Times New Roman"/>
+          <w:kern w:val="0"/>
+          <w14:ligatures w14:val="none"/>
+        </w:rPr>
+      </w:pPr>
+      <w:r>
+        <w:rPr>
+          <w:rFonts w:eastAsia="Times New Roman" w:cs="Times New Roman"/>
+          <w:kern w:val="0"/>
+          <w14:ligatures w14:val="none"/>
+        </w:rPr>
+        <w:t xml:space="preserve">   git add -A</w:t>
+      </w:r>
+    </w:p>
+    <w:p>
+      <w:pPr>
+        <w:rPr>
+          <w:rFonts w:eastAsia="Times New Roman" w:cs="Times New Roman"/>
+          <w:kern w:val="0"/>
+          <w14:ligatures w14:val="none"/>
+        </w:rPr>
+      </w:pPr>
+      <w:r>
+        <w:rPr>
+          <w:rFonts w:eastAsia="Times New Roman" w:cs="Times New Roman"/>
+          <w:kern w:val="0"/>
+          <w14:ligatures w14:val="none"/>
+        </w:rPr>
+        <w:t xml:space="preserve">   git commit -m "Add Category column to product data"</w:t>
+      </w:r>
+    </w:p>
+    <w:p>
+      <w:pPr>
+        <w:rPr>
+          <w:rFonts w:eastAsia="Times New Roman" w:cs="Times New Roman"/>
+          <w:kern w:val="0"/>
+          <w14:ligatures w14:val="none"/>
+        </w:rPr>
+      </w:pPr>
+      <w:r>
+        <w:rPr>
+          <w:rFonts w:eastAsia="Times New Roman" w:cs="Times New Roman"/>
+          <w:kern w:val="0"/>
+          <w14:ligatures w14:val="none"/>
+        </w:rPr>
+        <w:t xml:space="preserve">   git push origin main</w:t>
+      </w:r>
+    </w:p>
+    <w:p>
+      <w:pPr>
+        <w:rPr>
+          <w:rFonts w:eastAsia="Times New Roman" w:cs="Times New Roman"/>
+          <w:kern w:val="0"/>
+          <w14:ligatures w14:val="none"/>
+        </w:rPr>
+      </w:pPr>
+      <w:r>
+        <w:rPr>
+          <w:rFonts w:eastAsia="Times New Roman" w:cs="Times New Roman"/>
+          <w:kern w:val="0"/>
+          <w14:ligatures w14:val="none"/>
+        </w:rPr>
+        <w:t>That way the spreadsheet AND the generated TypeScript are always in sync on GitHub. When I re-clone, I'll see the spreadsheet with Category and the site-data.ts already reflecting it.</w:t>
+      </w:r>
+    </w:p>
+    <w:p>
+      <w:pPr>
+        <w:rPr>
+          <w:rFonts w:eastAsia="Times New Roman" w:cs="Times New Roman"/>
+          <w:kern w:val="0"/>
+          <w14:ligatures w14:val="none"/>
+        </w:rPr>
+      </w:pPr>
+      <w:r>
+        <w:rPr>
+          <w:rFonts w:eastAsia="Times New Roman" w:cs="Times New Roman"/>
+          <w:b/>
+          <w:bCs/>
+          <w:kern w:val="0"/>
+          <w14:ligatures w14:val="none"/>
+        </w:rPr>
+        <w:lastRenderedPageBreak/>
+        <w:t>One caveat:</w:t>
+      </w:r>
+      <w:r>
+        <w:rPr>
+          <w:rFonts w:eastAsia="Times New Roman" w:cs="Times New Roman"/>
+          <w:kern w:val="0"/>
+          <w14:ligatures w14:val="none"/>
+        </w:rPr>
+        <w:t xml:space="preserve"> my generate-products.js script doesn't yet know about the Category column — it only reads the columns it currently expects. So when you run npm run generate:products, it'll still produce the old shape (no category in the output). That's fine for now — I'll update the script when I get the spreadsheet, and we'll regenerate together.</w:t>
+      </w:r>
+    </w:p>
+    <w:p>
+      <w:pPr>
+        <w:rPr>
+          <w:rFonts w:eastAsia="Times New Roman" w:cs="Times New Roman"/>
+          <w:kern w:val="0"/>
+          <w14:ligatures w14:val="none"/>
+        </w:rPr>
+      </w:pPr>
+      <w:r>
+        <w:rPr>
+          <w:rFonts w:eastAsia="Times New Roman" w:cs="Times New Roman"/>
+          <w:kern w:val="0"/>
+          <w14:ligatures w14:val="none"/>
+        </w:rPr>
+        <w:t xml:space="preserve">So actually for </w:t>
+      </w:r>
+      <w:r>
+        <w:rPr>
+          <w:rFonts w:eastAsia="Times New Roman" w:cs="Times New Roman"/>
+          <w:i/>
+          <w:iCs/>
+          <w:kern w:val="0"/>
+          <w14:ligatures w14:val="none"/>
+        </w:rPr>
+        <w:t>this</w:t>
+      </w:r>
+      <w:r>
+        <w:rPr>
+          <w:rFonts w:eastAsia="Times New Roman" w:cs="Times New Roman"/>
+          <w:kern w:val="0"/>
+          <w14:ligatures w14:val="none"/>
+        </w:rPr>
+        <w:t xml:space="preserve"> particular change, the simpler flow is:</w:t>
+      </w:r>
+    </w:p>
+    <w:p>
+      <w:pPr>
+        <w:numPr>
+          <w:ilvl w:val="0"/>
+          <w:numId w:val="7"/>
+        </w:numPr>
+        <w:rPr>
+          <w:rFonts w:eastAsia="Times New Roman" w:cs="Times New Roman"/>
+          <w:kern w:val="0"/>
+          <w14:ligatures w14:val="none"/>
+        </w:rPr>
+      </w:pPr>
+      <w:r>
+        <w:rPr>
+          <w:rFonts w:eastAsia="Times New Roman" w:cs="Times New Roman"/>
+          <w:kern w:val="0"/>
+          <w14:ligatures w14:val="none"/>
+        </w:rPr>
+        <w:t>Add Category column to spreadsheet, save, close Excel</w:t>
+      </w:r>
+    </w:p>
+    <w:p>
+      <w:pPr>
+        <w:numPr>
+          <w:ilvl w:val="0"/>
+          <w:numId w:val="7"/>
+        </w:numPr>
+        <w:rPr>
+          <w:rFonts w:eastAsia="Times New Roman" w:cs="Times New Roman"/>
+          <w:kern w:val="0"/>
+          <w14:ligatures w14:val="none"/>
+        </w:rPr>
+      </w:pPr>
+      <w:r>
+        <w:rPr>
+          <w:rFonts w:eastAsia="Times New Roman" w:cs="Times New Roman"/>
+          <w:kern w:val="0"/>
+          <w14:ligatures w14:val="none"/>
+        </w:rPr>
+        <w:t>Commit and push (skip the regenerate step)</w:t>
+      </w:r>
+    </w:p>
+    <w:p>
+      <w:pPr>
+        <w:numPr>
+          <w:ilvl w:val="0"/>
+          <w:numId w:val="7"/>
+        </w:numPr>
+        <w:rPr>
+          <w:rFonts w:eastAsia="Times New Roman" w:cs="Times New Roman"/>
+          <w:kern w:val="0"/>
+          <w14:ligatures w14:val="none"/>
+        </w:rPr>
+      </w:pPr>
+      <w:r>
+        <w:rPr>
+          <w:rFonts w:eastAsia="Times New Roman" w:cs="Times New Roman"/>
+          <w:kern w:val="0"/>
+          <w14:ligatures w14:val="none"/>
+        </w:rPr>
+        <w:t>Tell me "try now"</w:t>
+      </w:r>
+    </w:p>
+    <w:p>
+      <w:pPr>
+        <w:numPr>
+          <w:ilvl w:val="0"/>
+          <w:numId w:val="7"/>
+        </w:numPr>
+        <w:rPr>
+          <w:rFonts w:eastAsia="Times New Roman" w:cs="Times New Roman"/>
+          <w:kern w:val="0"/>
+          <w14:ligatures w14:val="none"/>
+        </w:rPr>
+      </w:pPr>
+      <w:r>
+        <w:rPr>
+          <w:rFonts w:eastAsia="Times New Roman" w:cs="Times New Roman"/>
+          <w:kern w:val="0"/>
+          <w14:ligatures w14:val="none"/>
+        </w:rPr>
+        <w:t>I update the script, regenerate, send a zip with the updated site-data.ts + script + page changes</w:t>
+      </w:r>
+    </w:p>
+    <w:p>
+      <w:pPr>
+        <w:numPr>
+          <w:ilvl w:val="0"/>
+          <w:numId w:val="7"/>
+        </w:numPr>
+        <w:rPr>
+          <w:rFonts w:eastAsia="Times New Roman" w:cs="Times New Roman"/>
+          <w:kern w:val="0"/>
+          <w14:ligatures w14:val="none"/>
+        </w:rPr>
+      </w:pPr>
+      <w:r>
+        <w:rPr>
+          <w:rFonts w:eastAsia="Times New Roman" w:cs="Times New Roman"/>
+          <w:kern w:val="0"/>
+          <w14:ligatures w14:val="none"/>
+        </w:rPr>
+        <w:t>You apply, commit, push</w:t>
+      </w:r>
+    </w:p>
+    <w:p>
+      <w:pPr>
+        <w:rPr>
+          <w:rFonts w:eastAsia="Times New Roman" w:cs="Times New Roman"/>
+          <w:kern w:val="0"/>
+          <w14:ligatures w14:val="none"/>
+        </w:rPr>
+      </w:pPr>
+      <w:r>
+        <w:rPr>
+          <w:rFonts w:eastAsia="Times New Roman" w:cs="Times New Roman"/>
+          <w:kern w:val="0"/>
+          <w14:ligatures w14:val="none"/>
+        </w:rPr>
+        <w:t>Want to go with that?</w:t>
+      </w:r>
+    </w:p>
+    <w:p>
+      <w:pPr>
+        <w:rPr>
+          <w:rFonts w:eastAsia="Times New Roman" w:cs="Times New Roman"/>
+          <w:b/>
+          <w:bCs/>
+          <w:kern w:val="0"/>
+          <w14:ligatures w14:val="none"/>
+        </w:rPr>
+      </w:pPr>
+      <w:r>
+        <w:rPr>
+          <w:rFonts w:eastAsia="Times New Roman" w:cs="Times New Roman"/>
+          <w:b/>
+          <w:bCs/>
+          <w:kern w:val="0"/>
+          <w14:ligatures w14:val="none"/>
+        </w:rPr>
+        <w:t>You said: yes.</w:t>
+      </w:r>
+    </w:p>
+    <w:p>
+      <w:pPr>
+        <w:rPr>
+          <w:rFonts w:eastAsia="Times New Roman" w:cs="Times New Roman"/>
+          <w:kern w:val="0"/>
+          <w14:ligatures w14:val="none"/>
+        </w:rPr>
+      </w:pPr>
+      <w:r>
+        <w:rPr>
+          <w:rFonts w:eastAsia="Times New Roman" w:cs="Times New Roman"/>
+          <w:kern w:val="0"/>
+          <w14:ligatures w14:val="none"/>
+        </w:rPr>
+        <w:t>yes. try now</w:t>
+      </w:r>
+    </w:p>
+    <w:p>
+      <w:pPr>
+        <w:rPr>
+          <w:rFonts w:eastAsia="Times New Roman" w:cs="Times New Roman"/>
+          <w:kern w:val="0"/>
+          <w14:ligatures w14:val="none"/>
+        </w:rPr>
+      </w:pPr>
+      <w:r>
+        <w:rPr>
+          <w:rFonts w:eastAsia="Times New Roman" w:cs="Times New Roman"/>
+          <w:kern w:val="0"/>
+          <w14:ligatures w14:val="none"/>
+        </w:rPr>
+        <w:t>4:51 PM</w:t>
+      </w:r>
+    </w:p>
+    <w:p>
+      <w:pPr>
+        <w:rPr>
+          <w:rFonts w:eastAsia="Times New Roman" w:cs="Times New Roman"/>
+          <w:b/>
+          <w:bCs/>
+          <w:kern w:val="0"/>
+          <w14:ligatures w14:val="none"/>
+        </w:rPr>
+      </w:pPr>
+      <w:r>
+        <w:rPr>
+          <w:rFonts w:eastAsia="Times New Roman" w:cs="Times New Roman"/>
+          <w:b/>
+          <w:bCs/>
+          <w:kern w:val="0"/>
+          <w14:ligatures w14:val="none"/>
+        </w:rPr>
+        <w:t>Claude responded: Got it.</w:t>
+      </w:r>
+    </w:p>
+    <w:p>
+      <w:pPr>
+        <w:rPr>
+          <w:rFonts w:eastAsia="Times New Roman" w:cs="Times New Roman"/>
+          <w:kern w:val="0"/>
+          <w14:ligatures w14:val="none"/>
+        </w:rPr>
+      </w:pPr>
+      <w:r>
+        <w:rPr>
+          <w:rFonts w:eastAsia="Times New Roman" w:cs="Times New Roman"/>
+          <w:kern w:val="0"/>
+          <w14:ligatures w14:val="none"/>
+        </w:rPr>
+        <w:t>Re-clone and check Category column</w:t>
+      </w:r>
+    </w:p>
+    <w:p>
+      <w:pPr>
+        <w:rPr>
+          <w:rFonts w:eastAsia="Times New Roman" w:cs="Times New Roman"/>
+          <w:kern w:val="0"/>
+          <w14:ligatures w14:val="none"/>
+        </w:rPr>
+      </w:pPr>
+      <w:r>
+        <w:rPr>
+          <w:rFonts w:eastAsia="Times New Roman" w:cs="Times New Roman"/>
+          <w:kern w:val="0"/>
+          <w14:ligatures w14:val="none"/>
+        </w:rPr>
+        <w:t>Re-clone and check Category column</w:t>
+      </w:r>
+    </w:p>
+    <w:p>
+      <w:pPr>
+        <w:rPr>
+          <w:rFonts w:eastAsia="Times New Roman" w:cs="Times New Roman"/>
+          <w:kern w:val="0"/>
+          <w14:ligatures w14:val="none"/>
+        </w:rPr>
+      </w:pPr>
+      <w:r>
+        <w:rPr>
+          <w:rFonts w:eastAsia="Times New Roman" w:cs="Times New Roman"/>
+          <w:kern w:val="0"/>
+          <w14:ligatures w14:val="none"/>
+        </w:rPr>
+        <w:t xml:space="preserve">Got it. Column added, but </w:t>
+      </w:r>
+      <w:r>
+        <w:rPr>
+          <w:rFonts w:eastAsia="Times New Roman" w:cs="Times New Roman"/>
+          <w:b/>
+          <w:bCs/>
+          <w:kern w:val="0"/>
+          <w14:ligatures w14:val="none"/>
+        </w:rPr>
+        <w:t>17 products have no Category value</w:t>
+      </w:r>
+      <w:r>
+        <w:rPr>
+          <w:rFonts w:eastAsia="Times New Roman" w:cs="Times New Roman"/>
+          <w:kern w:val="0"/>
+          <w14:ligatures w14:val="none"/>
+        </w:rPr>
+        <w:t xml:space="preserve"> (the top group: Enabot, Elephant Robotics, Joy for All, plus Calico Cat). Plus Aibi/Huggable Pug from earlier are missing entirely from this list.</w:t>
+      </w:r>
+    </w:p>
+    <w:p>
+      <w:pPr>
+        <w:rPr>
+          <w:rFonts w:eastAsia="Times New Roman" w:cs="Times New Roman"/>
+          <w:kern w:val="0"/>
+          <w14:ligatures w14:val="none"/>
+        </w:rPr>
+      </w:pPr>
+      <w:r>
+        <w:rPr>
+          <w:rFonts w:eastAsia="Times New Roman" w:cs="Times New Roman"/>
+          <w:kern w:val="0"/>
+          <w14:ligatures w14:val="none"/>
+        </w:rPr>
+        <w:t>Let me check what's missing:</w:t>
+      </w:r>
+    </w:p>
+    <w:p>
+      <w:pPr>
+        <w:rPr>
+          <w:rFonts w:eastAsia="Times New Roman" w:cs="Times New Roman"/>
+          <w:kern w:val="0"/>
+          <w14:ligatures w14:val="none"/>
+        </w:rPr>
+      </w:pPr>
+      <w:r>
+        <w:rPr>
+          <w:rFonts w:eastAsia="Times New Roman" w:cs="Times New Roman"/>
+          <w:kern w:val="0"/>
+          <w14:ligatures w14:val="none"/>
+        </w:rPr>
+        <w:t>Find which products lack Category</w:t>
+      </w:r>
+    </w:p>
+    <w:p>
+      <w:pPr>
+        <w:rPr>
+          <w:rFonts w:eastAsia="Times New Roman" w:cs="Times New Roman"/>
+          <w:kern w:val="0"/>
+          <w14:ligatures w14:val="none"/>
+        </w:rPr>
+      </w:pPr>
+      <w:r>
+        <w:rPr>
+          <w:rFonts w:eastAsia="Times New Roman" w:cs="Times New Roman"/>
+          <w:kern w:val="0"/>
+          <w14:ligatures w14:val="none"/>
+        </w:rPr>
+        <w:t>Find which products lack Category</w:t>
+      </w:r>
+    </w:p>
+    <w:p>
+      <w:pPr>
+        <w:rPr>
+          <w:rFonts w:eastAsia="Times New Roman" w:cs="Times New Roman"/>
+          <w:kern w:val="0"/>
+          <w14:ligatures w14:val="none"/>
+        </w:rPr>
+      </w:pPr>
+      <w:r>
+        <w:rPr>
+          <w:rFonts w:eastAsia="Times New Roman" w:cs="Times New Roman"/>
+          <w:kern w:val="0"/>
+          <w14:ligatures w14:val="none"/>
+        </w:rPr>
+        <w:t>18 products missing Category. Let me suggest sensible defaults based on what the products are:</w:t>
+      </w:r>
+    </w:p>
+    <w:p>
+      <w:pPr>
+        <w:numPr>
+          <w:ilvl w:val="0"/>
+          <w:numId w:val="8"/>
+        </w:numPr>
+        <w:rPr>
+          <w:rFonts w:eastAsia="Times New Roman" w:cs="Times New Roman"/>
+          <w:kern w:val="0"/>
+          <w14:ligatures w14:val="none"/>
+        </w:rPr>
+      </w:pPr>
+      <w:r>
+        <w:rPr>
+          <w:rFonts w:eastAsia="Times New Roman" w:cs="Times New Roman"/>
+          <w:b/>
+          <w:bCs/>
+          <w:kern w:val="0"/>
+          <w14:ligatures w14:val="none"/>
+        </w:rPr>
+        <w:t>Enabot lineup</w:t>
+      </w:r>
+      <w:r>
+        <w:rPr>
+          <w:rFonts w:eastAsia="Times New Roman" w:cs="Times New Roman"/>
+          <w:kern w:val="0"/>
+          <w14:ligatures w14:val="none"/>
+        </w:rPr>
+        <w:t xml:space="preserve"> (8 products: EBO Max, EBO Air 2 Plus, EBO X, EBO Air, EBO Air 2, EBO Air 2S, EBO SE, ROLA Mini) — all camera robots, would be "Robot"</w:t>
+      </w:r>
+    </w:p>
+    <w:p>
+      <w:pPr>
+        <w:numPr>
+          <w:ilvl w:val="0"/>
+          <w:numId w:val="8"/>
+        </w:numPr>
+        <w:rPr>
+          <w:rFonts w:eastAsia="Times New Roman" w:cs="Times New Roman"/>
+          <w:kern w:val="0"/>
+          <w14:ligatures w14:val="none"/>
+        </w:rPr>
+      </w:pPr>
+      <w:r>
+        <w:rPr>
+          <w:rFonts w:eastAsia="Times New Roman" w:cs="Times New Roman"/>
+          <w:b/>
+          <w:bCs/>
+          <w:kern w:val="0"/>
+          <w14:ligatures w14:val="none"/>
+        </w:rPr>
+        <w:lastRenderedPageBreak/>
+        <w:t>MarsCat</w:t>
+      </w:r>
+      <w:r>
+        <w:rPr>
+          <w:rFonts w:eastAsia="Times New Roman" w:cs="Times New Roman"/>
+          <w:kern w:val="0"/>
+          <w14:ligatures w14:val="none"/>
+        </w:rPr>
+        <w:t xml:space="preserve"> — "Cat"</w:t>
+      </w:r>
+    </w:p>
+    <w:p>
+      <w:pPr>
+        <w:numPr>
+          <w:ilvl w:val="0"/>
+          <w:numId w:val="8"/>
+        </w:numPr>
+        <w:rPr>
+          <w:rFonts w:eastAsia="Times New Roman" w:cs="Times New Roman"/>
+          <w:kern w:val="0"/>
+          <w14:ligatures w14:val="none"/>
+        </w:rPr>
+      </w:pPr>
+      <w:r>
+        <w:rPr>
+          <w:rFonts w:eastAsia="Times New Roman" w:cs="Times New Roman"/>
+          <w:b/>
+          <w:bCs/>
+          <w:kern w:val="0"/>
+          <w14:ligatures w14:val="none"/>
+        </w:rPr>
+        <w:t>metaCat</w:t>
+      </w:r>
+      <w:r>
+        <w:rPr>
+          <w:rFonts w:eastAsia="Times New Roman" w:cs="Times New Roman"/>
+          <w:kern w:val="0"/>
+          <w14:ligatures w14:val="none"/>
+        </w:rPr>
+        <w:t xml:space="preserve"> — "Cat"</w:t>
+      </w:r>
+    </w:p>
+    <w:p>
+      <w:pPr>
+        <w:numPr>
+          <w:ilvl w:val="0"/>
+          <w:numId w:val="8"/>
+        </w:numPr>
+        <w:rPr>
+          <w:rFonts w:eastAsia="Times New Roman" w:cs="Times New Roman"/>
+          <w:kern w:val="0"/>
+          <w14:ligatures w14:val="none"/>
+        </w:rPr>
+      </w:pPr>
+      <w:r>
+        <w:rPr>
+          <w:rFonts w:eastAsia="Times New Roman" w:cs="Times New Roman"/>
+          <w:b/>
+          <w:bCs/>
+          <w:kern w:val="0"/>
+          <w14:ligatures w14:val="none"/>
+        </w:rPr>
+        <w:t>metaDog</w:t>
+      </w:r>
+      <w:r>
+        <w:rPr>
+          <w:rFonts w:eastAsia="Times New Roman" w:cs="Times New Roman"/>
+          <w:kern w:val="0"/>
+          <w14:ligatures w14:val="none"/>
+        </w:rPr>
+        <w:t xml:space="preserve"> — "Dog"</w:t>
+      </w:r>
+    </w:p>
+    <w:p>
+      <w:pPr>
+        <w:numPr>
+          <w:ilvl w:val="0"/>
+          <w:numId w:val="8"/>
+        </w:numPr>
+        <w:rPr>
+          <w:rFonts w:eastAsia="Times New Roman" w:cs="Times New Roman"/>
+          <w:kern w:val="0"/>
+          <w14:ligatures w14:val="none"/>
+        </w:rPr>
+      </w:pPr>
+      <w:r>
+        <w:rPr>
+          <w:rFonts w:eastAsia="Times New Roman" w:cs="Times New Roman"/>
+          <w:b/>
+          <w:bCs/>
+          <w:kern w:val="0"/>
+          <w14:ligatures w14:val="none"/>
+        </w:rPr>
+        <w:t>metaPanda</w:t>
+      </w:r>
+      <w:r>
+        <w:rPr>
+          <w:rFonts w:eastAsia="Times New Roman" w:cs="Times New Roman"/>
+          <w:kern w:val="0"/>
+          <w14:ligatures w14:val="none"/>
+        </w:rPr>
+        <w:t xml:space="preserve"> — "Panda"</w:t>
+      </w:r>
+    </w:p>
+    <w:p>
+      <w:pPr>
+        <w:numPr>
+          <w:ilvl w:val="0"/>
+          <w:numId w:val="8"/>
+        </w:numPr>
+        <w:rPr>
+          <w:rFonts w:eastAsia="Times New Roman" w:cs="Times New Roman"/>
+          <w:kern w:val="0"/>
+          <w14:ligatures w14:val="none"/>
+        </w:rPr>
+      </w:pPr>
+      <w:r>
+        <w:rPr>
+          <w:rFonts w:eastAsia="Times New Roman" w:cs="Times New Roman"/>
+          <w:b/>
+          <w:bCs/>
+          <w:kern w:val="0"/>
+          <w14:ligatures w14:val="none"/>
+        </w:rPr>
+        <w:t>Companion Pet Pup Golden / Freckled</w:t>
+      </w:r>
+      <w:r>
+        <w:rPr>
+          <w:rFonts w:eastAsia="Times New Roman" w:cs="Times New Roman"/>
+          <w:kern w:val="0"/>
+          <w14:ligatures w14:val="none"/>
+        </w:rPr>
+        <w:t xml:space="preserve"> — "Dog"</w:t>
+      </w:r>
+    </w:p>
+    <w:p>
+      <w:pPr>
+        <w:numPr>
+          <w:ilvl w:val="0"/>
+          <w:numId w:val="8"/>
+        </w:numPr>
+        <w:rPr>
+          <w:rFonts w:eastAsia="Times New Roman" w:cs="Times New Roman"/>
+          <w:kern w:val="0"/>
+          <w14:ligatures w14:val="none"/>
+        </w:rPr>
+      </w:pPr>
+      <w:r>
+        <w:rPr>
+          <w:rFonts w:eastAsia="Times New Roman" w:cs="Times New Roman"/>
+          <w:b/>
+          <w:bCs/>
+          <w:kern w:val="0"/>
+          <w14:ligatures w14:val="none"/>
+        </w:rPr>
+        <w:t>Companion Pet Cat Silver / Orange Tabby / Tuxedo</w:t>
+      </w:r>
+      <w:r>
+        <w:rPr>
+          <w:rFonts w:eastAsia="Times New Roman" w:cs="Times New Roman"/>
+          <w:kern w:val="0"/>
+          <w14:ligatures w14:val="none"/>
+        </w:rPr>
+        <w:t xml:space="preserve"> — "Cat"</w:t>
+      </w:r>
+    </w:p>
+    <w:p>
+      <w:pPr>
+        <w:numPr>
+          <w:ilvl w:val="0"/>
+          <w:numId w:val="8"/>
+        </w:numPr>
+        <w:rPr>
+          <w:rFonts w:eastAsia="Times New Roman" w:cs="Times New Roman"/>
+          <w:kern w:val="0"/>
+          <w14:ligatures w14:val="none"/>
+        </w:rPr>
+      </w:pPr>
+      <w:r>
+        <w:rPr>
+          <w:rFonts w:eastAsia="Times New Roman" w:cs="Times New Roman"/>
+          <w:b/>
+          <w:bCs/>
+          <w:kern w:val="0"/>
+          <w14:ligatures w14:val="none"/>
+        </w:rPr>
+        <w:t>Calico Cat</w:t>
+      </w:r>
+      <w:r>
+        <w:rPr>
+          <w:rFonts w:eastAsia="Times New Roman" w:cs="Times New Roman"/>
+          <w:kern w:val="0"/>
+          <w14:ligatures w14:val="none"/>
+        </w:rPr>
+        <w:t xml:space="preserve"> — "Cat"</w:t>
+      </w:r>
+    </w:p>
+    <w:p>
+      <w:pPr>
+        <w:rPr>
+          <w:rFonts w:eastAsia="Times New Roman" w:cs="Times New Roman"/>
+          <w:b/>
+          <w:bCs/>
+          <w:kern w:val="0"/>
+          <w14:ligatures w14:val="none"/>
+        </w:rPr>
+      </w:pPr>
+      <w:r>
+        <w:rPr>
+          <w:rFonts w:eastAsia="Times New Roman" w:cs="Times New Roman"/>
+          <w:b/>
+          <w:bCs/>
+          <w:kern w:val="0"/>
+          <w14:ligatures w14:val="none"/>
+        </w:rPr>
+        <w:t>You said: Q: 18 products have no Category yet.</w:t>
+      </w:r>
+    </w:p>
+    <w:p>
+      <w:pPr>
+        <w:rPr>
+          <w:rFonts w:eastAsia="Times New Roman" w:cs="Times New Roman"/>
+          <w:kern w:val="0"/>
+          <w14:ligatures w14:val="none"/>
+        </w:rPr>
+      </w:pPr>
+      <w:r>
+        <w:rPr>
+          <w:rFonts w:eastAsia="Times New Roman" w:cs="Times New Roman"/>
+          <w:kern w:val="0"/>
+          <w14:ligatures w14:val="none"/>
+        </w:rPr>
+        <w:t>Q: 18 products have no Category yet. Should I auto-fill them? A: Stop — I'll fill the spreadsheet first, then we'll continue</w:t>
+      </w:r>
+    </w:p>
+    <w:p>
+      <w:pPr>
+        <w:rPr>
+          <w:rFonts w:eastAsia="Times New Roman" w:cs="Times New Roman"/>
+          <w:kern w:val="0"/>
+          <w14:ligatures w14:val="none"/>
+        </w:rPr>
+      </w:pPr>
+      <w:r>
+        <w:rPr>
+          <w:rFonts w:eastAsia="Times New Roman" w:cs="Times New Roman"/>
+          <w:kern w:val="0"/>
+          <w14:ligatures w14:val="none"/>
+        </w:rPr>
+        <w:t>4:54 PM</w:t>
+      </w:r>
+    </w:p>
+    <w:p>
+      <w:pPr>
+        <w:rPr>
+          <w:rFonts w:eastAsia="Times New Roman" w:cs="Times New Roman"/>
+          <w:b/>
+          <w:bCs/>
+          <w:kern w:val="0"/>
+          <w14:ligatures w14:val="none"/>
+        </w:rPr>
+      </w:pPr>
+      <w:r>
+        <w:rPr>
+          <w:rFonts w:eastAsia="Times New Roman" w:cs="Times New Roman"/>
+          <w:b/>
+          <w:bCs/>
+          <w:kern w:val="0"/>
+          <w14:ligatures w14:val="none"/>
+        </w:rPr>
+        <w:t>Claude responded: Standing by.</w:t>
+      </w:r>
+    </w:p>
+    <w:p>
+      <w:pPr>
+        <w:rPr>
+          <w:rFonts w:eastAsia="Times New Roman" w:cs="Times New Roman"/>
+          <w:kern w:val="0"/>
+          <w14:ligatures w14:val="none"/>
+        </w:rPr>
+      </w:pPr>
+      <w:r>
+        <w:rPr>
+          <w:rFonts w:eastAsia="Times New Roman" w:cs="Times New Roman"/>
+          <w:kern w:val="0"/>
+          <w14:ligatures w14:val="none"/>
+        </w:rPr>
+        <w:t>Standing by. Let me know when the spreadsheet is updated and pushed.</w:t>
+      </w:r>
+    </w:p>
+    <w:p>
+      <w:pPr>
+        <w:rPr>
+          <w:rFonts w:eastAsia="Times New Roman" w:cs="Times New Roman"/>
+          <w:b/>
+          <w:bCs/>
+          <w:kern w:val="0"/>
+          <w14:ligatures w14:val="none"/>
+        </w:rPr>
+      </w:pPr>
+      <w:r>
+        <w:rPr>
+          <w:rFonts w:eastAsia="Times New Roman" w:cs="Times New Roman"/>
+          <w:b/>
+          <w:bCs/>
+          <w:kern w:val="0"/>
+          <w14:ligatures w14:val="none"/>
+        </w:rPr>
+        <w:t>You said: spreadsheet is updated and pushed</w:t>
+      </w:r>
+    </w:p>
+    <w:p>
+      <w:pPr>
+        <w:rPr>
+          <w:rFonts w:eastAsia="Times New Roman" w:cs="Times New Roman"/>
+          <w:kern w:val="0"/>
+          <w14:ligatures w14:val="none"/>
+        </w:rPr>
+      </w:pPr>
+      <w:r>
+        <w:rPr>
+          <w:rFonts w:eastAsia="Times New Roman" w:cs="Times New Roman"/>
+          <w:kern w:val="0"/>
+          <w14:ligatures w14:val="none"/>
+        </w:rPr>
+        <w:t>spreadsheet is updated and pushed</w:t>
+      </w:r>
+    </w:p>
+    <w:p>
+      <w:pPr>
+        <w:rPr>
+          <w:rFonts w:eastAsia="Times New Roman" w:cs="Times New Roman"/>
+          <w:kern w:val="0"/>
+          <w14:ligatures w14:val="none"/>
+        </w:rPr>
+      </w:pPr>
+      <w:r>
+        <w:rPr>
+          <w:rFonts w:eastAsia="Times New Roman" w:cs="Times New Roman"/>
+          <w:kern w:val="0"/>
+          <w14:ligatures w14:val="none"/>
+        </w:rPr>
+        <w:t>4:54 PM</w:t>
+      </w:r>
+    </w:p>
+    <w:p>
+      <w:pPr>
+        <w:rPr>
+          <w:rFonts w:eastAsia="Times New Roman" w:cs="Times New Roman"/>
+          <w:b/>
+          <w:bCs/>
+          <w:kern w:val="0"/>
+          <w14:ligatures w14:val="none"/>
+        </w:rPr>
+      </w:pPr>
+      <w:r>
+        <w:rPr>
+          <w:rFonts w:eastAsia="Times New Roman" w:cs="Times New Roman"/>
+          <w:b/>
+          <w:bCs/>
+          <w:kern w:val="0"/>
+          <w14:ligatures w14:val="none"/>
+        </w:rPr>
+        <w:t>Claude responded: Just 1 product missing Category — Calico Cat.</w:t>
+      </w:r>
+    </w:p>
+    <w:p>
+      <w:pPr>
+        <w:rPr>
+          <w:rFonts w:eastAsia="Times New Roman" w:cs="Times New Roman"/>
+          <w:kern w:val="0"/>
+          <w14:ligatures w14:val="none"/>
+        </w:rPr>
+      </w:pPr>
+      <w:r>
+        <w:rPr>
+          <w:rFonts w:eastAsia="Times New Roman" w:cs="Times New Roman"/>
+          <w:kern w:val="0"/>
+          <w14:ligatures w14:val="none"/>
+        </w:rPr>
+        <w:t>Re-clone and verify Category column</w:t>
+      </w:r>
+    </w:p>
+    <w:p>
+      <w:pPr>
+        <w:rPr>
+          <w:rFonts w:eastAsia="Times New Roman" w:cs="Times New Roman"/>
+          <w:kern w:val="0"/>
+          <w14:ligatures w14:val="none"/>
+        </w:rPr>
+      </w:pPr>
+      <w:r>
+        <w:rPr>
+          <w:rFonts w:eastAsia="Times New Roman" w:cs="Times New Roman"/>
+          <w:kern w:val="0"/>
+          <w14:ligatures w14:val="none"/>
+        </w:rPr>
+        <w:t>Re-clone and verify Category column</w:t>
+      </w:r>
+    </w:p>
+    <w:p>
+      <w:pPr>
+        <w:rPr>
+          <w:rFonts w:eastAsia="Times New Roman" w:cs="Times New Roman"/>
+          <w:kern w:val="0"/>
+          <w14:ligatures w14:val="none"/>
+        </w:rPr>
+      </w:pPr>
+      <w:r>
+        <w:rPr>
+          <w:rFonts w:eastAsia="Times New Roman" w:cs="Times New Roman"/>
+          <w:kern w:val="0"/>
+          <w14:ligatures w14:val="none"/>
+        </w:rPr>
+        <w:t>Just 1 product missing Category — Calico Cat. I'll auto-fill that as "Cat" since it's clearly a cat.</w:t>
+      </w:r>
+    </w:p>
+    <w:p>
+      <w:pPr>
+        <w:rPr>
+          <w:rFonts w:eastAsia="Times New Roman" w:cs="Times New Roman"/>
+          <w:kern w:val="0"/>
+          <w14:ligatures w14:val="none"/>
+        </w:rPr>
+      </w:pPr>
+      <w:r>
+        <w:rPr>
+          <w:rFonts w:eastAsia="Times New Roman" w:cs="Times New Roman"/>
+          <w:kern w:val="0"/>
+          <w14:ligatures w14:val="none"/>
+        </w:rPr>
+        <w:t>Now let me:</w:t>
+      </w:r>
+    </w:p>
+    <w:p>
+      <w:pPr>
+        <w:numPr>
+          <w:ilvl w:val="0"/>
+          <w:numId w:val="9"/>
+        </w:numPr>
+        <w:rPr>
+          <w:rFonts w:eastAsia="Times New Roman" w:cs="Times New Roman"/>
+          <w:kern w:val="0"/>
+          <w14:ligatures w14:val="none"/>
+        </w:rPr>
+      </w:pPr>
+      <w:r>
+        <w:rPr>
+          <w:rFonts w:eastAsia="Times New Roman" w:cs="Times New Roman"/>
+          <w:kern w:val="0"/>
+          <w14:ligatures w14:val="none"/>
+        </w:rPr>
+        <w:t>Update generate-products.js to read Category from the spreadsheet</w:t>
+      </w:r>
+    </w:p>
+    <w:p>
+      <w:pPr>
+        <w:numPr>
+          <w:ilvl w:val="0"/>
+          <w:numId w:val="9"/>
+        </w:numPr>
+        <w:rPr>
+          <w:rFonts w:eastAsia="Times New Roman" w:cs="Times New Roman"/>
+          <w:kern w:val="0"/>
+          <w14:ligatures w14:val="none"/>
+        </w:rPr>
+      </w:pPr>
+      <w:r>
+        <w:rPr>
+          <w:rFonts w:eastAsia="Times New Roman" w:cs="Times New Roman"/>
+          <w:kern w:val="0"/>
+          <w14:ligatures w14:val="none"/>
+        </w:rPr>
+        <w:t>Update the Product type to include category</w:t>
+      </w:r>
+    </w:p>
+    <w:p>
+      <w:pPr>
+        <w:numPr>
+          <w:ilvl w:val="0"/>
+          <w:numId w:val="9"/>
+        </w:numPr>
+        <w:rPr>
+          <w:rFonts w:eastAsia="Times New Roman" w:cs="Times New Roman"/>
+          <w:kern w:val="0"/>
+          <w14:ligatures w14:val="none"/>
+        </w:rPr>
+      </w:pPr>
+      <w:r>
+        <w:rPr>
+          <w:rFonts w:eastAsia="Times New Roman" w:cs="Times New Roman"/>
+          <w:kern w:val="0"/>
+          <w14:ligatures w14:val="none"/>
+        </w:rPr>
+        <w:t>Regenerate site-data.ts</w:t>
+      </w:r>
+    </w:p>
+    <w:p>
+      <w:pPr>
+        <w:numPr>
+          <w:ilvl w:val="0"/>
+          <w:numId w:val="9"/>
+        </w:numPr>
+        <w:rPr>
+          <w:rFonts w:eastAsia="Times New Roman" w:cs="Times New Roman"/>
+          <w:kern w:val="0"/>
+          <w14:ligatures w14:val="none"/>
+        </w:rPr>
+      </w:pPr>
+      <w:r>
+        <w:rPr>
+          <w:rFonts w:eastAsia="Times New Roman" w:cs="Times New Roman"/>
+          <w:kern w:val="0"/>
+          <w14:ligatures w14:val="none"/>
+        </w:rPr>
+        <w:t>Update CompareTable to show the Category column</w:t>
+      </w:r>
+    </w:p>
+    <w:p>
+      <w:pPr>
+        <w:rPr>
+          <w:rFonts w:eastAsia="Times New Roman" w:cs="Times New Roman"/>
+          <w:kern w:val="0"/>
+          <w14:ligatures w14:val="none"/>
+        </w:rPr>
+      </w:pPr>
+      <w:r>
+        <w:rPr>
+          <w:rFonts w:eastAsia="Times New Roman" w:cs="Times New Roman"/>
+          <w:kern w:val="0"/>
+          <w14:ligatures w14:val="none"/>
+        </w:rPr>
+        <w:t>Viewed 3 files</w:t>
+      </w:r>
+    </w:p>
+    <w:p>
+      <w:pPr>
+        <w:rPr>
+          <w:rFonts w:eastAsia="Times New Roman" w:cs="Times New Roman"/>
+          <w:kern w:val="0"/>
+          <w14:ligatures w14:val="none"/>
+        </w:rPr>
+      </w:pPr>
+      <w:r>
+        <w:rPr>
+          <w:rFonts w:eastAsia="Times New Roman" w:cs="Times New Roman"/>
+          <w:kern w:val="0"/>
+          <w14:ligatures w14:val="none"/>
+        </w:rPr>
+        <w:lastRenderedPageBreak/>
+        <w:t>Viewed 3 files</w:t>
+      </w:r>
+    </w:p>
+    <w:p>
+      <w:pPr>
+        <w:rPr>
+          <w:rFonts w:eastAsia="Times New Roman" w:cs="Times New Roman"/>
+          <w:kern w:val="0"/>
+          <w14:ligatures w14:val="none"/>
+        </w:rPr>
+      </w:pPr>
+      <w:r>
+        <w:rPr>
+          <w:rFonts w:eastAsia="Times New Roman" w:cs="Times New Roman"/>
+          <w:kern w:val="0"/>
+          <w14:ligatures w14:val="none"/>
+        </w:rPr>
+        <w:t>Now I'll make 3 edits:</w:t>
+      </w:r>
+    </w:p>
+    <w:p>
+      <w:pPr>
+        <w:numPr>
+          <w:ilvl w:val="0"/>
+          <w:numId w:val="10"/>
+        </w:numPr>
+        <w:rPr>
+          <w:rFonts w:eastAsia="Times New Roman" w:cs="Times New Roman"/>
+          <w:kern w:val="0"/>
+          <w14:ligatures w14:val="none"/>
+        </w:rPr>
+      </w:pPr>
+      <w:r>
+        <w:rPr>
+          <w:rFonts w:eastAsia="Times New Roman" w:cs="Times New Roman"/>
+          <w:kern w:val="0"/>
+          <w14:ligatures w14:val="none"/>
+        </w:rPr>
+        <w:t>Add category to product object</w:t>
+      </w:r>
+    </w:p>
+    <w:p>
+      <w:pPr>
+        <w:numPr>
+          <w:ilvl w:val="0"/>
+          <w:numId w:val="10"/>
+        </w:numPr>
+        <w:rPr>
+          <w:rFonts w:eastAsia="Times New Roman" w:cs="Times New Roman"/>
+          <w:kern w:val="0"/>
+          <w14:ligatures w14:val="none"/>
+        </w:rPr>
+      </w:pPr>
+      <w:r>
+        <w:rPr>
+          <w:rFonts w:eastAsia="Times New Roman" w:cs="Times New Roman"/>
+          <w:kern w:val="0"/>
+          <w14:ligatures w14:val="none"/>
+        </w:rPr>
+        <w:t>Add category to the Product TypeScript type</w:t>
+      </w:r>
+    </w:p>
+    <w:p>
+      <w:pPr>
+        <w:numPr>
+          <w:ilvl w:val="0"/>
+          <w:numId w:val="10"/>
+        </w:numPr>
+        <w:rPr>
+          <w:rFonts w:eastAsia="Times New Roman" w:cs="Times New Roman"/>
+          <w:kern w:val="0"/>
+          <w14:ligatures w14:val="none"/>
+        </w:rPr>
+      </w:pPr>
+      <w:r>
+        <w:rPr>
+          <w:rFonts w:eastAsia="Times New Roman" w:cs="Times New Roman"/>
+          <w:kern w:val="0"/>
+          <w14:ligatures w14:val="none"/>
+        </w:rPr>
+        <w:t>Add Category column to CompareTable</w:t>
+      </w:r>
+    </w:p>
+    <w:p>
+      <w:pPr>
+        <w:rPr>
+          <w:rFonts w:eastAsia="Times New Roman" w:cs="Times New Roman"/>
+          <w:kern w:val="0"/>
+          <w14:ligatures w14:val="none"/>
+        </w:rPr>
+      </w:pPr>
+      <w:r>
+        <w:rPr>
+          <w:rFonts w:eastAsia="Times New Roman" w:cs="Times New Roman"/>
+          <w:kern w:val="0"/>
+          <w14:ligatures w14:val="none"/>
+        </w:rPr>
+        <w:t>Edited 2 files</w:t>
+      </w:r>
+    </w:p>
+    <w:p>
+      <w:pPr>
+        <w:rPr>
+          <w:rFonts w:eastAsia="Times New Roman" w:cs="Times New Roman"/>
+          <w:kern w:val="0"/>
+          <w14:ligatures w14:val="none"/>
+        </w:rPr>
+      </w:pPr>
+      <w:r>
+        <w:rPr>
+          <w:rFonts w:eastAsia="Times New Roman" w:cs="Times New Roman"/>
+          <w:kern w:val="0"/>
+          <w14:ligatures w14:val="none"/>
+        </w:rPr>
+        <w:t>Edited 2 files</w:t>
+      </w:r>
+    </w:p>
+    <w:p>
+      <w:pPr>
+        <w:rPr>
+          <w:rFonts w:eastAsia="Times New Roman" w:cs="Times New Roman"/>
+          <w:kern w:val="0"/>
+          <w14:ligatures w14:val="none"/>
+        </w:rPr>
+      </w:pPr>
+      <w:r>
+        <w:rPr>
+          <w:rFonts w:eastAsia="Times New Roman" w:cs="Times New Roman"/>
+          <w:kern w:val="0"/>
+          <w14:ligatures w14:val="none"/>
+        </w:rPr>
+        <w:t>Now regenerate site-data.ts:</w:t>
+      </w:r>
+    </w:p>
+    <w:p>
+      <w:pPr>
+        <w:rPr>
+          <w:rFonts w:eastAsia="Times New Roman" w:cs="Times New Roman"/>
+          <w:kern w:val="0"/>
+          <w14:ligatures w14:val="none"/>
+        </w:rPr>
+      </w:pPr>
+      <w:r>
+        <w:rPr>
+          <w:rFonts w:eastAsia="Times New Roman" w:cs="Times New Roman"/>
+          <w:kern w:val="0"/>
+          <w14:ligatures w14:val="none"/>
+        </w:rPr>
+        <w:t>Ran 2 commands</w:t>
+      </w:r>
+    </w:p>
+    <w:p>
+      <w:pPr>
+        <w:rPr>
+          <w:rFonts w:eastAsia="Times New Roman" w:cs="Times New Roman"/>
+          <w:kern w:val="0"/>
+          <w14:ligatures w14:val="none"/>
+        </w:rPr>
+      </w:pPr>
+      <w:r>
+        <w:rPr>
+          <w:rFonts w:eastAsia="Times New Roman" w:cs="Times New Roman"/>
+          <w:kern w:val="0"/>
+          <w14:ligatures w14:val="none"/>
+        </w:rPr>
+        <w:t>Ran 2 commands</w:t>
+      </w:r>
+    </w:p>
+    <w:p>
+      <w:pPr>
+        <w:rPr>
+          <w:rFonts w:eastAsia="Times New Roman" w:cs="Times New Roman"/>
+          <w:kern w:val="0"/>
+          <w14:ligatures w14:val="none"/>
+        </w:rPr>
+      </w:pPr>
+      <w:r>
+        <w:rPr>
+          <w:rFonts w:eastAsia="Times New Roman" w:cs="Times New Roman"/>
+          <w:kern w:val="0"/>
+          <w14:ligatures w14:val="none"/>
+        </w:rPr>
+        <w:t>Category populating correctly. Now add the column to CompareTable:</w:t>
+      </w:r>
+    </w:p>
+    <w:p>
+      <w:pPr>
+        <w:rPr>
+          <w:rFonts w:eastAsia="Times New Roman" w:cs="Times New Roman"/>
+          <w:kern w:val="0"/>
+          <w14:ligatures w14:val="none"/>
+        </w:rPr>
+      </w:pPr>
+      <w:r>
+        <w:rPr>
+          <w:rFonts w:eastAsia="Times New Roman" w:cs="Times New Roman"/>
+          <w:kern w:val="0"/>
+          <w14:ligatures w14:val="none"/>
+        </w:rPr>
+        <w:t>Ran 2 commands, viewed a file, edited a file</w:t>
+      </w:r>
+    </w:p>
+    <w:p>
+      <w:pPr>
+        <w:rPr>
+          <w:rFonts w:eastAsia="Times New Roman" w:cs="Times New Roman"/>
+          <w:kern w:val="0"/>
+          <w14:ligatures w14:val="none"/>
+        </w:rPr>
+      </w:pPr>
+      <w:r>
+        <w:rPr>
+          <w:rFonts w:eastAsia="Times New Roman" w:cs="Times New Roman"/>
+          <w:kern w:val="0"/>
+          <w14:ligatures w14:val="none"/>
+        </w:rPr>
+        <w:t>Ran 2 commands, viewed a file, edited a file</w:t>
+      </w:r>
+    </w:p>
+    <w:p>
+      <w:pPr>
+        <w:rPr>
+          <w:rFonts w:eastAsia="Times New Roman" w:cs="Times New Roman"/>
+          <w:kern w:val="0"/>
+          <w14:ligatures w14:val="none"/>
+        </w:rPr>
+      </w:pPr>
+      <w:r>
+        <w:rPr>
+          <w:rFonts w:eastAsia="Times New Roman" w:cs="Times New Roman"/>
+          <w:kern w:val="0"/>
+          <w14:ligatures w14:val="none"/>
+        </w:rPr>
+        <w:t>Zip ready — 3 files:</w:t>
+      </w:r>
+    </w:p>
+    <w:p>
+      <w:pPr>
+        <w:numPr>
+          <w:ilvl w:val="0"/>
+          <w:numId w:val="11"/>
+        </w:numPr>
+        <w:rPr>
+          <w:rFonts w:eastAsia="Times New Roman" w:cs="Times New Roman"/>
+          <w:kern w:val="0"/>
+          <w14:ligatures w14:val="none"/>
+        </w:rPr>
+      </w:pPr>
+      <w:r>
+        <w:rPr>
+          <w:rFonts w:eastAsia="Times New Roman" w:cs="Times New Roman"/>
+          <w:b/>
+          <w:bCs/>
+          <w:kern w:val="0"/>
+          <w14:ligatures w14:val="none"/>
+        </w:rPr>
+        <w:t>scripts/generate-products.js</w:t>
+      </w:r>
+      <w:r>
+        <w:rPr>
+          <w:rFonts w:eastAsia="Times New Roman" w:cs="Times New Roman"/>
+          <w:kern w:val="0"/>
+          <w14:ligatures w14:val="none"/>
+        </w:rPr>
+        <w:t xml:space="preserve"> — now reads the Category column from spreadsheet</w:t>
+      </w:r>
+    </w:p>
+    <w:p>
+      <w:pPr>
+        <w:numPr>
+          <w:ilvl w:val="0"/>
+          <w:numId w:val="11"/>
+        </w:numPr>
+        <w:rPr>
+          <w:rFonts w:eastAsia="Times New Roman" w:cs="Times New Roman"/>
+          <w:kern w:val="0"/>
+          <w14:ligatures w14:val="none"/>
+        </w:rPr>
+      </w:pPr>
+      <w:r>
+        <w:rPr>
+          <w:rFonts w:eastAsia="Times New Roman" w:cs="Times New Roman"/>
+          <w:b/>
+          <w:bCs/>
+          <w:kern w:val="0"/>
+          <w14:ligatures w14:val="none"/>
+        </w:rPr>
+        <w:t>components/site-data.ts</w:t>
+      </w:r>
+      <w:r>
+        <w:rPr>
+          <w:rFonts w:eastAsia="Times New Roman" w:cs="Times New Roman"/>
+          <w:kern w:val="0"/>
+          <w14:ligatures w14:val="none"/>
+        </w:rPr>
+        <w:t xml:space="preserve"> — regenerated with category populated for all 38 products (Calico Cat shows "—" since it's blank in your spreadsheet)</w:t>
+      </w:r>
+    </w:p>
+    <w:p>
+      <w:pPr>
+        <w:numPr>
+          <w:ilvl w:val="0"/>
+          <w:numId w:val="11"/>
+        </w:numPr>
+        <w:rPr>
+          <w:rFonts w:eastAsia="Times New Roman" w:cs="Times New Roman"/>
+          <w:kern w:val="0"/>
+          <w14:ligatures w14:val="none"/>
+        </w:rPr>
+      </w:pPr>
+      <w:r>
+        <w:rPr>
+          <w:rFonts w:eastAsia="Times New Roman" w:cs="Times New Roman"/>
+          <w:b/>
+          <w:bCs/>
+          <w:kern w:val="0"/>
+          <w14:ligatures w14:val="none"/>
+        </w:rPr>
+        <w:t>components/sections.tsx</w:t>
+      </w:r>
+      <w:r>
+        <w:rPr>
+          <w:rFonts w:eastAsia="Times New Roman" w:cs="Times New Roman"/>
+          <w:kern w:val="0"/>
+          <w14:ligatures w14:val="none"/>
+        </w:rPr>
+        <w:t xml:space="preserve"> — CompareTable now has 7 columns: </w:t>
+      </w:r>
+      <w:r>
+        <w:rPr>
+          <w:rFonts w:eastAsia="Times New Roman" w:cs="Times New Roman"/>
+          <w:b/>
+          <w:bCs/>
+          <w:kern w:val="0"/>
+          <w14:ligatures w14:val="none"/>
+        </w:rPr>
+        <w:t>Product, Category, Type, Best For, Highlight, Rating, Price</w:t>
+      </w:r>
+    </w:p>
+    <w:p>
+      <w:pPr>
+        <w:rPr>
+          <w:rFonts w:eastAsia="Times New Roman" w:cs="Times New Roman"/>
+          <w:kern w:val="0"/>
+          <w14:ligatures w14:val="none"/>
+        </w:rPr>
+      </w:pPr>
+      <w:r>
+        <w:rPr>
+          <w:rFonts w:eastAsia="Times New Roman" w:cs="Times New Roman"/>
+          <w:kern w:val="0"/>
+          <w14:ligatures w14:val="none"/>
+        </w:rPr>
+        <w:t>Apply, refresh, and you'll see the new Category column right after Product on every "products at a glance" table across the site.</w:t>
+      </w:r>
+    </w:p>
+    <w:p>
+      <w:pPr>
+        <w:rPr>
+          <w:rFonts w:eastAsia="Times New Roman" w:cs="Times New Roman"/>
+          <w:kern w:val="0"/>
+          <w14:ligatures w14:val="none"/>
+        </w:rPr>
+      </w:pPr>
+      <w:r>
+        <w:rPr>
+          <w:rFonts w:eastAsia="Times New Roman" w:cs="Times New Roman"/>
+          <w:b/>
+          <w:bCs/>
+          <w:kern w:val="0"/>
+          <w14:ligatures w14:val="none"/>
+        </w:rPr>
+        <w:t>Note about Calico Cat:</w:t>
+      </w:r>
+      <w:r>
+        <w:rPr>
+          <w:rFonts w:eastAsia="Times New Roman" w:cs="Times New Roman"/>
+          <w:kern w:val="0"/>
+          <w14:ligatures w14:val="none"/>
+        </w:rPr>
+        <w:t xml:space="preserve"> it shows "—" because the spreadsheet cell is blank. When you fill it in (probably "Cat"), just save the spreadsheet, run npm run generate:products, commit and push.</w:t>
+      </w:r>
+    </w:p>
+    <w:p>
+      <w:pPr>
+        <w:rPr>
+          <w:rFonts w:eastAsia="Times New Roman" w:cs="Times New Roman"/>
+          <w:kern w:val="0"/>
+          <w14:ligatures w14:val="none"/>
+        </w:rPr>
+      </w:pPr>
+      <w:r>
+        <w:rPr>
+          <w:rFonts w:eastAsia="Times New Roman" w:cs="Times New Roman"/>
+          <w:kern w:val="0"/>
+          <w14:ligatures w14:val="none"/>
+        </w:rPr>
+        <w:t>Changes</w:t>
+      </w:r>
+    </w:p>
+    <w:p>
+      <w:pPr>
+        <w:rPr>
+          <w:rFonts w:eastAsia="Times New Roman" w:cs="Times New Roman"/>
+          <w:kern w:val="0"/>
+          <w14:ligatures w14:val="none"/>
+        </w:rPr>
+      </w:pPr>
+      <w:r>
+        <w:rPr>
+          <w:rFonts w:eastAsia="Times New Roman" w:cs="Times New Roman"/>
+          <w:kern w:val="0"/>
+          <w14:ligatures w14:val="none"/>
+        </w:rPr>
+        <w:t>ZIP </w:t>
+      </w:r>
+    </w:p>
+    <w:p>
+      <w:pPr>
+        <w:rPr>
+          <w:rFonts w:eastAsia="Times New Roman" w:cs="Times New Roman"/>
+          <w:kern w:val="0"/>
+          <w14:ligatures w14:val="none"/>
+        </w:rPr>
+      </w:pPr>
+      <w:r>
+        <w:rPr>
+          <w:rFonts w:eastAsia="Times New Roman" w:cs="Times New Roman"/>
+          <w:kern w:val="0"/>
+          <w14:ligatures w14:val="none"/>
+        </w:rPr>
+        <w:drawing>
+          <wp:inline distT="0" distB="0" distL="0" distR="0" wp14:anchorId="7414057E" wp14:editId="620BE44B">
+            <wp:extent cx="190500" cy="190500"/>
+            <wp:effectExtent l="0" t="0" r="0" b="0"/>
+            <wp:docPr id="1203834469" name="Picture 6" descr="Open file on desktop"/>
+            <wp:cNvGraphicFramePr>
+              <a:graphicFrameLocks xmlns:a="http://schemas.openxmlformats.org/drawingml/2006/main" noChangeAspect="1"/>
+            </wp:cNvGraphicFramePr>
+            <a:graphic xmlns:a="http://schemas.openxmlformats.org/drawingml/2006/main">
+              <a:graphicData uri="http://schemas.openxmlformats.org/drawingml/2006/picture">
+                <pic:pic xmlns:pic="http://schemas.openxmlformats.org/drawingml/2006/picture">
+                  <pic:nvPicPr>
+                    <pic:cNvPr id="0" name="Picture 16" descr="Open file on desktop"/>
+                    <pic:cNvPicPr>
+                      <a:picLocks noChangeAspect="1" noChangeArrowheads="1"/>
+                    </pic:cNvPicPr>
+                  </pic:nvPicPr>
+                  <pic:blipFill>
+                    <a:blip r:embed="rId5" cstate="print">
+                      <a:extLst>
+                        <a:ext uri="{28A0092B-C50C-407E-A947-70E740481C1C}">
+                          <a14:useLocalDpi xmlns:a14="http://schemas.microsoft.com/office/drawing/2010/main" val="0"/>
+                        </a:ext>
+                      </a:extLst>
+                    </a:blip>
+                    <a:srcRect/>
+                    <a:stretch>
+                      <a:fillRect/>
+                    </a:stretch>
+                  </pic:blipFill>
+                  <pic:spPr bwMode="auto">
+                    <a:xfrm>
+                      <a:off x="0" y="0"/>
+                      <a:ext cx="190500" cy="190500"/>
+                    </a:xfrm>
+                    <a:prstGeom prst="rect">
+                      <a:avLst/>
+                    </a:prstGeom>
+                    <a:noFill/>
+                    <a:ln>
+                      <a:noFill/>
+                    </a:ln>
+                  </pic:spPr>
+                </pic:pic>
+              </a:graphicData>
+            </a:graphic>
+          </wp:inline>
+        </w:drawing>
+      </w:r>
+      <w:r>
+        <w:rPr>
+          <w:rFonts w:eastAsia="Times New Roman" w:cs="Times New Roman"/>
+          <w:kern w:val="0"/>
+          <w14:ligatures w14:val="none"/>
+        </w:rPr>
+        <w:t>Open in Windows Explorer</w:t>
+      </w:r>
+    </w:p>
+    <w:p>
+      <w:pPr>
+        <w:rPr>
+          <w:rFonts w:eastAsia="Times New Roman" w:cs="Times New Roman"/>
+          <w:b/>
+          <w:bCs/>
+          <w:kern w:val="0"/>
+          <w14:ligatures w14:val="none"/>
+        </w:rPr>
+      </w:pPr>
+      <w:r>
+        <w:rPr>
+          <w:rFonts w:eastAsia="Times New Roman" w:cs="Times New Roman"/>
+          <w:b/>
+          <w:bCs/>
+          <w:kern w:val="0"/>
+          <w14:ligatures w14:val="none"/>
+        </w:rPr>
+        <w:lastRenderedPageBreak/>
+        <w:t>You said: i updated Calico Cat on my side</w:t>
+      </w:r>
+    </w:p>
+    <w:p>
+      <w:pPr>
+        <w:rPr>
+          <w:rFonts w:eastAsia="Times New Roman" w:cs="Times New Roman"/>
+          <w:kern w:val="0"/>
+          <w14:ligatures w14:val="none"/>
+        </w:rPr>
+      </w:pPr>
+      <w:r>
+        <w:rPr>
+          <w:rFonts w:eastAsia="Times New Roman" w:cs="Times New Roman"/>
+          <w:kern w:val="0"/>
+          <w14:ligatures w14:val="none"/>
+        </w:rPr>
+        <w:t>i updated Calico Cat on my side</w:t>
+      </w:r>
+    </w:p>
+    <w:p>
+      <w:pPr>
+        <w:rPr>
+          <w:rFonts w:eastAsia="Times New Roman" w:cs="Times New Roman"/>
+          <w:kern w:val="0"/>
+          <w14:ligatures w14:val="none"/>
+        </w:rPr>
+      </w:pPr>
+      <w:r>
+        <w:rPr>
+          <w:rFonts w:eastAsia="Times New Roman" w:cs="Times New Roman"/>
+          <w:kern w:val="0"/>
+          <w14:ligatures w14:val="none"/>
+        </w:rPr>
+        <w:t>4:56 PM</w:t>
+      </w:r>
+    </w:p>
+    <w:p>
+      <w:pPr>
+        <w:rPr>
+          <w:rFonts w:eastAsia="Times New Roman" w:cs="Times New Roman"/>
+          <w:b/>
+          <w:bCs/>
+          <w:kern w:val="0"/>
+          <w14:ligatures w14:val="none"/>
+        </w:rPr>
+      </w:pPr>
+      <w:r>
+        <w:rPr>
+          <w:rFonts w:eastAsia="Times New Roman" w:cs="Times New Roman"/>
+          <w:b/>
+          <w:bCs/>
+          <w:kern w:val="0"/>
+          <w14:ligatures w14:val="none"/>
+        </w:rPr>
+        <w:t>Claude responded: Good.</w:t>
+      </w:r>
+    </w:p>
+    <w:p>
+      <w:pPr>
+        <w:rPr>
+          <w:rFonts w:eastAsia="Times New Roman" w:cs="Times New Roman"/>
+          <w:kern w:val="0"/>
+          <w14:ligatures w14:val="none"/>
+        </w:rPr>
+      </w:pPr>
+      <w:r>
+        <w:rPr>
+          <w:rFonts w:eastAsia="Times New Roman" w:cs="Times New Roman"/>
+          <w:kern w:val="0"/>
+          <w14:ligatures w14:val="none"/>
+        </w:rPr>
+        <w:t>Good. Next time we sync (re-clone), the regenerated site-data.ts will pick up "Cat" for Calico automatically.</w:t>
+      </w:r>
+    </w:p>
+    <w:p>
+      <w:pPr>
+        <w:rPr>
+          <w:rFonts w:eastAsia="Times New Roman" w:cs="Times New Roman"/>
+          <w:kern w:val="0"/>
+          <w14:ligatures w14:val="none"/>
+        </w:rPr>
+      </w:pPr>
+      <w:r>
+        <w:rPr>
+          <w:rFonts w:eastAsia="Times New Roman" w:cs="Times New Roman"/>
+          <w:kern w:val="0"/>
+          <w14:ligatures w14:val="none"/>
+        </w:rPr>
+        <w:t>What's next?</w:t>
+      </w:r>
+    </w:p>
+    <w:p>
+      <w:pPr>
+        <w:rPr>
+          <w:rFonts w:eastAsia="Times New Roman" w:cs="Times New Roman"/>
+          <w:b/>
+          <w:bCs/>
+          <w:kern w:val="0"/>
+          <w14:ligatures w14:val="none"/>
+        </w:rPr>
+      </w:pPr>
+      <w:r>
+        <w:rPr>
+          <w:rFonts w:eastAsia="Times New Roman" w:cs="Times New Roman"/>
+          <w:b/>
+          <w:bCs/>
+          <w:kern w:val="0"/>
+          <w14:ligatures w14:val="none"/>
+        </w:rPr>
+        <w:t>You said: add the 'Category' column to the Compare table on the 'compare' page</w:t>
+      </w:r>
+    </w:p>
+    <w:p>
+      <w:pPr>
+        <w:rPr>
+          <w:rFonts w:eastAsia="Times New Roman" w:cs="Times New Roman"/>
+          <w:kern w:val="0"/>
+          <w14:ligatures w14:val="none"/>
+        </w:rPr>
+      </w:pPr>
+      <w:r>
+        <w:rPr>
+          <w:rFonts w:eastAsia="Times New Roman" w:cs="Times New Roman"/>
+          <w:kern w:val="0"/>
+          <w14:ligatures w14:val="none"/>
+        </w:rPr>
+        <w:t>add the 'Category' column to the Compare table on the 'compare' page</w:t>
+      </w:r>
+    </w:p>
+    <w:p>
+      <w:pPr>
+        <w:rPr>
+          <w:rFonts w:eastAsia="Times New Roman" w:cs="Times New Roman"/>
+          <w:kern w:val="0"/>
+          <w14:ligatures w14:val="none"/>
+        </w:rPr>
+      </w:pPr>
+      <w:r>
+        <w:rPr>
+          <w:rFonts w:eastAsia="Times New Roman" w:cs="Times New Roman"/>
+          <w:kern w:val="0"/>
+          <w14:ligatures w14:val="none"/>
+        </w:rPr>
+        <w:t>5:00 PM</w:t>
+      </w:r>
+    </w:p>
+    <w:p>
+      <w:pPr>
+        <w:rPr>
+          <w:rFonts w:eastAsia="Times New Roman" w:cs="Times New Roman"/>
+          <w:b/>
+          <w:bCs/>
+          <w:kern w:val="0"/>
+          <w14:ligatures w14:val="none"/>
+        </w:rPr>
+      </w:pPr>
+      <w:r>
+        <w:rPr>
+          <w:rFonts w:eastAsia="Times New Roman" w:cs="Times New Roman"/>
+          <w:b/>
+          <w:bCs/>
+          <w:kern w:val="0"/>
+          <w14:ligatures w14:val="none"/>
+        </w:rPr>
+        <w:t>Claude responded: This is a separate, more detailed table (different from the reusable CompareTable component — it has Key Features and Action columns).</w:t>
+      </w:r>
+    </w:p>
+    <w:p>
+      <w:pPr>
+        <w:rPr>
+          <w:rFonts w:eastAsia="Times New Roman" w:cs="Times New Roman"/>
+          <w:kern w:val="0"/>
+          <w14:ligatures w14:val="none"/>
+        </w:rPr>
+      </w:pPr>
+      <w:r>
+        <w:rPr>
+          <w:rFonts w:eastAsia="Times New Roman" w:cs="Times New Roman"/>
+          <w:kern w:val="0"/>
+          <w14:ligatures w14:val="none"/>
+        </w:rPr>
+        <w:t>View compare page</w:t>
+      </w:r>
+    </w:p>
+    <w:p>
+      <w:pPr>
+        <w:rPr>
+          <w:rFonts w:eastAsia="Times New Roman" w:cs="Times New Roman"/>
+          <w:kern w:val="0"/>
+          <w14:ligatures w14:val="none"/>
+        </w:rPr>
+      </w:pPr>
+      <w:r>
+        <w:rPr>
+          <w:rFonts w:eastAsia="Times New Roman" w:cs="Times New Roman"/>
+          <w:kern w:val="0"/>
+          <w14:ligatures w14:val="none"/>
+        </w:rPr>
+        <w:t>View compare page</w:t>
+      </w:r>
+    </w:p>
+    <w:p>
+      <w:pPr>
+        <w:rPr>
+          <w:rFonts w:eastAsia="Times New Roman" w:cs="Times New Roman"/>
+          <w:kern w:val="0"/>
+          <w14:ligatures w14:val="none"/>
+        </w:rPr>
+      </w:pPr>
+      <w:r>
+        <w:rPr>
+          <w:rFonts w:eastAsia="Times New Roman" w:cs="Times New Roman"/>
+          <w:kern w:val="0"/>
+          <w14:ligatures w14:val="none"/>
+        </w:rPr>
+        <w:t>This is a separate, more detailed table (different from the reusable CompareTable component — it has Key Features and Action columns). Let me add Category right after Product.</w:t>
+      </w:r>
+    </w:p>
+    <w:p>
+      <w:pPr>
+        <w:rPr>
+          <w:rFonts w:eastAsia="Times New Roman" w:cs="Times New Roman"/>
+          <w:kern w:val="0"/>
+          <w14:ligatures w14:val="none"/>
+        </w:rPr>
+      </w:pPr>
+      <w:r>
+        <w:rPr>
+          <w:rFonts w:eastAsia="Times New Roman" w:cs="Times New Roman"/>
+          <w:kern w:val="0"/>
+          <w14:ligatures w14:val="none"/>
+        </w:rPr>
+        <w:t>Edited a file, ran a command, read a file</w:t>
+      </w:r>
+    </w:p>
+    <w:p>
+      <w:pPr>
+        <w:rPr>
+          <w:rFonts w:eastAsia="Times New Roman" w:cs="Times New Roman"/>
+          <w:kern w:val="0"/>
+          <w14:ligatures w14:val="none"/>
+        </w:rPr>
+      </w:pPr>
+      <w:r>
+        <w:rPr>
+          <w:rFonts w:eastAsia="Times New Roman" w:cs="Times New Roman"/>
+          <w:kern w:val="0"/>
+          <w14:ligatures w14:val="none"/>
+        </w:rPr>
+        <w:t>Edited a file, ran a command, read a file</w:t>
+      </w:r>
+    </w:p>
+    <w:p>
+      <w:pPr>
+        <w:rPr>
+          <w:rFonts w:eastAsia="Times New Roman" w:cs="Times New Roman"/>
+          <w:kern w:val="0"/>
+          <w14:ligatures w14:val="none"/>
+        </w:rPr>
+      </w:pPr>
+      <w:r>
+        <w:rPr>
+          <w:rFonts w:eastAsia="Times New Roman" w:cs="Times New Roman"/>
+          <w:kern w:val="0"/>
+          <w14:ligatures w14:val="none"/>
+        </w:rPr>
+        <w:t>Zip ready. The /compare page now shows Category right after Product (8 columns total: Product, Category, Type, Best For, Key Features, Highlight, Price, Action).</w:t>
+      </w:r>
+    </w:p>
+    <w:p>
+      <w:pPr>
+        <w:rPr>
+          <w:rFonts w:eastAsia="Times New Roman" w:cs="Times New Roman"/>
+          <w:kern w:val="0"/>
+          <w14:ligatures w14:val="none"/>
+        </w:rPr>
+      </w:pPr>
+      <w:r>
+        <w:rPr>
+          <w:rFonts w:eastAsia="Times New Roman" w:cs="Times New Roman"/>
+          <w:kern w:val="0"/>
+          <w14:ligatures w14:val="none"/>
+        </w:rPr>
+        <w:t>Apply and refresh.</w:t>
+      </w:r>
+    </w:p>
+    <w:p>
+      <w:pPr>
+        <w:rPr>
+          <w:rFonts w:eastAsia="Times New Roman" w:cs="Times New Roman"/>
+          <w:kern w:val="0"/>
+          <w14:ligatures w14:val="none"/>
+        </w:rPr>
+      </w:pPr>
+      <w:r>
+        <w:rPr>
+          <w:rFonts w:eastAsia="Times New Roman" w:cs="Times New Roman"/>
+          <w:kern w:val="0"/>
+          <w14:ligatures w14:val="none"/>
+        </w:rPr>
+        <w:t>Changes</w:t>
+      </w:r>
+    </w:p>
+    <w:p>
+      <w:pPr>
+        <w:rPr>
+          <w:rFonts w:eastAsia="Times New Roman" w:cs="Times New Roman"/>
+          <w:kern w:val="0"/>
+          <w14:ligatures w14:val="none"/>
+        </w:rPr>
+      </w:pPr>
+      <w:r>
+        <w:rPr>
+          <w:rFonts w:eastAsia="Times New Roman" w:cs="Times New Roman"/>
+          <w:kern w:val="0"/>
+          <w14:ligatures w14:val="none"/>
+        </w:rPr>
+        <w:t>ZIP </w:t>
+      </w:r>
+    </w:p>
+    <w:p>
+      <w:pPr>
+        <w:rPr>
+          <w:rFonts w:eastAsia="Times New Roman" w:cs="Times New Roman"/>
+          <w:kern w:val="0"/>
+          <w14:ligatures w14:val="none"/>
+        </w:rPr>
+      </w:pPr>
+      <w:r>
+        <w:rPr>
+          <w:rFonts w:eastAsia="Times New Roman" w:cs="Times New Roman"/>
+          <w:kern w:val="0"/>
+          <w14:ligatures w14:val="none"/>
+        </w:rPr>
+        <w:drawing>
+          <wp:inline distT="0" distB="0" distL="0" distR="0" wp14:anchorId="3F23AAE2" wp14:editId="5FBFF44C">
+            <wp:extent cx="190500" cy="190500"/>
+            <wp:effectExtent l="0" t="0" r="0" b="0"/>
+            <wp:docPr id="239863048" name="Picture 5" descr="Open file on desktop"/>
+            <wp:cNvGraphicFramePr>
+              <a:graphicFrameLocks xmlns:a="http://schemas.openxmlformats.org/drawingml/2006/main" noChangeAspect="1"/>
+            </wp:cNvGraphicFramePr>
+            <a:graphic xmlns:a="http://schemas.openxmlformats.org/drawingml/2006/main">
+              <a:graphicData uri="http://schemas.openxmlformats.org/drawingml/2006/picture">
+                <pic:pic xmlns:pic="http://schemas.openxmlformats.org/drawingml/2006/picture">
+                  <pic:nvPicPr>
+                    <pic:cNvPr id="0" name="Picture 17" descr="Open file on desktop"/>
+                    <pic:cNvPicPr>
+                      <a:picLocks noChangeAspect="1" noChangeArrowheads="1"/>
+                    </pic:cNvPicPr>
+                  </pic:nvPicPr>
+                  <pic:blipFill>
+                    <a:blip r:embed="rId5" cstate="print">
+                      <a:extLst>
+                        <a:ext uri="{28A0092B-C50C-407E-A947-70E740481C1C}">
+                          <a14:useLocalDpi xmlns:a14="http://schemas.microsoft.com/office/drawing/2010/main" val="0"/>
+                        </a:ext>
+                      </a:extLst>
+                    </a:blip>
+                    <a:srcRect/>
+                    <a:stretch>
+                      <a:fillRect/>
+                    </a:stretch>
+                  </pic:blipFill>
+                  <pic:spPr bwMode="auto">
+                    <a:xfrm>
+                      <a:off x="0" y="0"/>
+                      <a:ext cx="190500" cy="190500"/>
+                    </a:xfrm>
+                    <a:prstGeom prst="rect">
+                      <a:avLst/>
+                    </a:prstGeom>
+                    <a:noFill/>
+                    <a:ln>
+                      <a:noFill/>
+                    </a:ln>
+                  </pic:spPr>
+                </pic:pic>
+              </a:graphicData>
+            </a:graphic>
+          </wp:inline>
+        </w:drawing>
+      </w:r>
+      <w:r>
+        <w:rPr>
+          <w:rFonts w:eastAsia="Times New Roman" w:cs="Times New Roman"/>
+          <w:kern w:val="0"/>
+          <w14:ligatures w14:val="none"/>
+        </w:rPr>
+        <w:t>Open in Windows Explorer</w:t>
+      </w:r>
+    </w:p>
+    <w:p>
+      <w:pPr>
+        <w:rPr>
+          <w:rFonts w:eastAsia="Times New Roman" w:cs="Times New Roman"/>
+          <w:b/>
+          <w:bCs/>
+          <w:kern w:val="0"/>
+          <w14:ligatures w14:val="none"/>
+        </w:rPr>
+      </w:pPr>
+      <w:r>
+        <w:rPr>
+          <w:rFonts w:eastAsia="Times New Roman" w:cs="Times New Roman"/>
+          <w:b/>
+          <w:bCs/>
+          <w:kern w:val="0"/>
+          <w14:ligatures w14:val="none"/>
+        </w:rPr>
+        <w:t>You said: Done.</w:t>
+      </w:r>
+    </w:p>
+    <w:p>
+      <w:pPr>
+        <w:rPr>
+          <w:rFonts w:eastAsia="Times New Roman" w:cs="Times New Roman"/>
+          <w:kern w:val="0"/>
+          <w14:ligatures w14:val="none"/>
+        </w:rPr>
+      </w:pPr>
+      <w:r>
+        <w:rPr>
+          <w:rFonts w:eastAsia="Times New Roman" w:cs="Times New Roman"/>
+          <w:kern w:val="0"/>
+          <w14:ligatures w14:val="none"/>
+        </w:rPr>
+        <w:t>Done. looks good</w:t>
+      </w:r>
+    </w:p>
+    <w:p>
+      <w:pPr>
+        <w:rPr>
+          <w:rFonts w:eastAsia="Times New Roman" w:cs="Times New Roman"/>
+          <w:kern w:val="0"/>
+          <w14:ligatures w14:val="none"/>
+        </w:rPr>
+      </w:pPr>
+      <w:r>
+        <w:rPr>
+          <w:rFonts w:eastAsia="Times New Roman" w:cs="Times New Roman"/>
+          <w:kern w:val="0"/>
+          <w14:ligatures w14:val="none"/>
+        </w:rPr>
+        <w:lastRenderedPageBreak/>
+        <w:t>5:02 PM</w:t>
+      </w:r>
+    </w:p>
+    <w:p>
+      <w:pPr>
+        <w:rPr>
+          <w:rFonts w:eastAsia="Times New Roman" w:cs="Times New Roman"/>
+          <w:b/>
+          <w:bCs/>
+          <w:kern w:val="0"/>
+          <w14:ligatures w14:val="none"/>
+        </w:rPr>
+      </w:pPr>
+      <w:r>
+        <w:rPr>
+          <w:rFonts w:eastAsia="Times New Roman" w:cs="Times New Roman"/>
+          <w:b/>
+          <w:bCs/>
+          <w:kern w:val="0"/>
+          <w14:ligatures w14:val="none"/>
+        </w:rPr>
+        <w:t>Claude responded: Standing by for the next change.</w:t>
+      </w:r>
+    </w:p>
+    <w:p>
+      <w:pPr>
+        <w:rPr>
+          <w:rFonts w:eastAsia="Times New Roman" w:cs="Times New Roman"/>
+          <w:kern w:val="0"/>
+          <w14:ligatures w14:val="none"/>
+        </w:rPr>
+      </w:pPr>
+      <w:r>
+        <w:rPr>
+          <w:rFonts w:eastAsia="Times New Roman" w:cs="Times New Roman"/>
+          <w:kern w:val="0"/>
+          <w14:ligatures w14:val="none"/>
+        </w:rPr>
+        <w:t>Standing by for the next change.</w:t>
+      </w:r>
+    </w:p>
+    <w:p>
+      <w:pPr>
+        <w:rPr>
+          <w:rFonts w:eastAsia="Times New Roman" w:cs="Times New Roman"/>
+          <w:b/>
+          <w:bCs/>
+          <w:kern w:val="0"/>
+          <w14:ligatures w14:val="none"/>
+        </w:rPr>
+      </w:pPr>
+      <w:r>
+        <w:rPr>
+          <w:rFonts w:eastAsia="Times New Roman" w:cs="Times New Roman"/>
+          <w:b/>
+          <w:bCs/>
+          <w:kern w:val="0"/>
+          <w14:ligatures w14:val="none"/>
+        </w:rPr>
+        <w:t>You said: add a filter option to every column in all of the 'compare' tables.</w:t>
+      </w:r>
+    </w:p>
+    <w:p>
+      <w:pPr>
+        <w:rPr>
+          <w:rFonts w:eastAsia="Times New Roman" w:cs="Times New Roman"/>
+          <w:kern w:val="0"/>
+          <w14:ligatures w14:val="none"/>
+        </w:rPr>
+      </w:pPr>
+      <w:r>
+        <w:rPr>
+          <w:rFonts w:eastAsia="Times New Roman" w:cs="Times New Roman"/>
+          <w:kern w:val="0"/>
+          <w14:ligatures w14:val="none"/>
+        </w:rPr>
+        <w:t>add a filter option to every column in all of the 'compare' tables. add a dropdown to each column header that contains all of the possible options in that column. 'Price' should have the following options: &lt;$50 $50 to $100 $100 to $150 $150 to $200 &gt;$200</w:t>
+      </w:r>
+    </w:p>
+    <w:p>
+      <w:pPr>
+        <w:rPr>
+          <w:rFonts w:eastAsia="Times New Roman" w:cs="Times New Roman"/>
+          <w:kern w:val="0"/>
+          <w14:ligatures w14:val="none"/>
+        </w:rPr>
+      </w:pPr>
+      <w:r>
+        <w:rPr>
+          <w:rFonts w:eastAsia="Times New Roman" w:cs="Times New Roman"/>
+          <w:kern w:val="0"/>
+          <w14:ligatures w14:val="none"/>
+        </w:rPr>
+        <w:t>5:08 PM</w:t>
+      </w:r>
+    </w:p>
+    <w:p>
+      <w:pPr>
+        <w:rPr>
+          <w:rFonts w:eastAsia="Times New Roman" w:cs="Times New Roman"/>
+          <w:b/>
+          <w:bCs/>
+          <w:kern w:val="0"/>
+          <w14:ligatures w14:val="none"/>
+        </w:rPr>
+      </w:pPr>
+      <w:r>
+        <w:rPr>
+          <w:rFonts w:eastAsia="Times New Roman" w:cs="Times New Roman"/>
+          <w:b/>
+          <w:bCs/>
+          <w:kern w:val="0"/>
+          <w14:ligatures w14:val="none"/>
+        </w:rPr>
+        <w:t>Claude responded: Before I build this, let me ask a few important questions — these are real tradeoffs and I don't want to assume.</w:t>
+      </w:r>
+    </w:p>
+    <w:p>
+      <w:pPr>
+        <w:rPr>
+          <w:rFonts w:eastAsia="Times New Roman" w:cs="Times New Roman"/>
+          <w:kern w:val="0"/>
+          <w14:ligatures w14:val="none"/>
+        </w:rPr>
+      </w:pPr>
+      <w:r>
+        <w:rPr>
+          <w:rFonts w:eastAsia="Times New Roman" w:cs="Times New Roman"/>
+          <w:kern w:val="0"/>
+          <w14:ligatures w14:val="none"/>
+        </w:rPr>
+        <w:t>Before I build this, let me ask a few important questions — these are real tradeoffs and I don't want to assume.</w:t>
+      </w:r>
+    </w:p>
+    <w:p>
+      <w:pPr>
+        <w:rPr>
+          <w:rFonts w:eastAsia="Times New Roman" w:cs="Times New Roman"/>
+          <w:b/>
+          <w:bCs/>
+          <w:kern w:val="0"/>
+          <w14:ligatures w14:val="none"/>
+        </w:rPr>
+      </w:pPr>
+      <w:r>
+        <w:rPr>
+          <w:rFonts w:eastAsia="Times New Roman" w:cs="Times New Roman"/>
+          <w:b/>
+          <w:bCs/>
+          <w:kern w:val="0"/>
+          <w14:ligatures w14:val="none"/>
+        </w:rPr>
+        <w:t>You said: Q: Which compare tables should get filters?</w:t>
+      </w:r>
+    </w:p>
+    <w:p>
+      <w:pPr>
+        <w:rPr>
+          <w:rFonts w:eastAsia="Times New Roman" w:cs="Times New Roman"/>
+          <w:kern w:val="0"/>
+          <w14:ligatures w14:val="none"/>
+        </w:rPr>
+      </w:pPr>
+      <w:r>
+        <w:rPr>
+          <w:rFonts w:eastAsia="Times New Roman" w:cs="Times New Roman"/>
+          <w:kern w:val="0"/>
+          <w14:ligatures w14:val="none"/>
+        </w:rPr>
+        <w:t>Q: Which compare tables should get filters? A: All compare tables (8 of them: home, plushy, AI&amp;robotic, top picks, seniors, kids, gifts, premium, AND the /compare page)</w:t>
+      </w:r>
+    </w:p>
+    <w:p>
+      <w:pPr>
+        <w:rPr>
+          <w:rFonts w:eastAsia="Times New Roman" w:cs="Times New Roman"/>
+          <w:kern w:val="0"/>
+          <w14:ligatures w14:val="none"/>
+        </w:rPr>
+      </w:pPr>
+      <w:r>
+        <w:rPr>
+          <w:rFonts w:eastAsia="Times New Roman" w:cs="Times New Roman"/>
+          <w:kern w:val="0"/>
+          <w14:ligatures w14:val="none"/>
+        </w:rPr>
+        <w:t>Q: Filter behavior — multi-select or single-select? A: Single-select — pick one option or 'All'</w:t>
+      </w:r>
+    </w:p>
+    <w:p>
+      <w:pPr>
+        <w:rPr>
+          <w:rFonts w:eastAsia="Times New Roman" w:cs="Times New Roman"/>
+          <w:kern w:val="0"/>
+          <w14:ligatures w14:val="none"/>
+        </w:rPr>
+      </w:pPr>
+      <w:r>
+        <w:rPr>
+          <w:rFonts w:eastAsia="Times New Roman" w:cs="Times New Roman"/>
+          <w:kern w:val="0"/>
+          <w14:ligatures w14:val="none"/>
+        </w:rPr>
+        <w:t>Q: Should filters across columns combine (AND logic)? A: Yes — filters combine (AND logic: 'Cat' AND '$50-$100')</w:t>
+      </w:r>
+    </w:p>
+    <w:p>
+      <w:pPr>
+        <w:rPr>
+          <w:rFonts w:eastAsia="Times New Roman" w:cs="Times New Roman"/>
+          <w:kern w:val="0"/>
+          <w14:ligatures w14:val="none"/>
+        </w:rPr>
+      </w:pPr>
+      <w:r>
+        <w:rPr>
+          <w:rFonts w:eastAsia="Times New Roman" w:cs="Times New Roman"/>
+          <w:kern w:val="0"/>
+          <w14:ligatures w14:val="none"/>
+        </w:rPr>
+        <w:t>Q: For text-heavy columns like 'Best For' and 'Highlight', should those also be dropdowns? A: no dropdown or filter on these</w:t>
+      </w:r>
+    </w:p>
+    <w:p>
+      <w:pPr>
+        <w:rPr>
+          <w:rFonts w:eastAsia="Times New Roman" w:cs="Times New Roman"/>
+          <w:kern w:val="0"/>
+          <w14:ligatures w14:val="none"/>
+        </w:rPr>
+      </w:pPr>
+      <w:r>
+        <w:rPr>
+          <w:rFonts w:eastAsia="Times New Roman" w:cs="Times New Roman"/>
+          <w:kern w:val="0"/>
+          <w14:ligatures w14:val="none"/>
+        </w:rPr>
+        <w:t>Show more</w:t>
+      </w:r>
+    </w:p>
+    <w:p>
+      <w:pPr>
+        <w:rPr>
+          <w:rFonts w:eastAsia="Times New Roman" w:cs="Times New Roman"/>
+          <w:kern w:val="0"/>
+          <w14:ligatures w14:val="none"/>
+        </w:rPr>
+      </w:pPr>
+      <w:r>
+        <w:rPr>
+          <w:rFonts w:eastAsia="Times New Roman" w:cs="Times New Roman"/>
+          <w:kern w:val="0"/>
+          <w14:ligatures w14:val="none"/>
+        </w:rPr>
+        <w:t>5:09 PM</w:t>
+      </w:r>
+    </w:p>
+    <w:p>
+      <w:pPr>
+        <w:rPr>
+          <w:rFonts w:eastAsia="Times New Roman" w:cs="Times New Roman"/>
+          <w:b/>
+          <w:bCs/>
+          <w:kern w:val="0"/>
+          <w14:ligatures w14:val="none"/>
+        </w:rPr>
+      </w:pPr>
+      <w:r>
+        <w:rPr>
+          <w:rFonts w:eastAsia="Times New Roman" w:cs="Times New Roman"/>
+          <w:b/>
+          <w:bCs/>
+          <w:kern w:val="0"/>
+          <w14:ligatures w14:val="none"/>
+        </w:rPr>
+        <w:t>Claude responded: Got it.</w:t>
+      </w:r>
+    </w:p>
+    <w:p>
+      <w:pPr>
+        <w:rPr>
+          <w:rFonts w:eastAsia="Times New Roman" w:cs="Times New Roman"/>
+          <w:kern w:val="0"/>
+          <w14:ligatures w14:val="none"/>
+        </w:rPr>
+      </w:pPr>
+      <w:r>
+        <w:rPr>
+          <w:rFonts w:eastAsia="Times New Roman" w:cs="Times New Roman"/>
+          <w:kern w:val="0"/>
+          <w14:ligatures w14:val="none"/>
+        </w:rPr>
+        <w:t>Got it. Plan:</w:t>
+      </w:r>
+    </w:p>
+    <w:p>
+      <w:pPr>
+        <w:numPr>
+          <w:ilvl w:val="0"/>
+          <w:numId w:val="12"/>
+        </w:numPr>
+        <w:rPr>
+          <w:rFonts w:eastAsia="Times New Roman" w:cs="Times New Roman"/>
+          <w:kern w:val="0"/>
+          <w14:ligatures w14:val="none"/>
+        </w:rPr>
+      </w:pPr>
+      <w:r>
+        <w:rPr>
+          <w:rFonts w:eastAsia="Times New Roman" w:cs="Times New Roman"/>
+          <w:kern w:val="0"/>
+          <w14:ligatures w14:val="none"/>
+        </w:rPr>
+        <w:t>CompareTable becomes a client component with state for filters</w:t>
+      </w:r>
+    </w:p>
+    <w:p>
+      <w:pPr>
+        <w:numPr>
+          <w:ilvl w:val="0"/>
+          <w:numId w:val="12"/>
+        </w:numPr>
+        <w:rPr>
+          <w:rFonts w:eastAsia="Times New Roman" w:cs="Times New Roman"/>
+          <w:kern w:val="0"/>
+          <w14:ligatures w14:val="none"/>
+        </w:rPr>
+      </w:pPr>
+      <w:r>
+        <w:rPr>
+          <w:rFonts w:eastAsia="Times New Roman" w:cs="Times New Roman"/>
+          <w:kern w:val="0"/>
+          <w14:ligatures w14:val="none"/>
+        </w:rPr>
+        <w:t xml:space="preserve">Filterable columns: </w:t>
+      </w:r>
+      <w:r>
+        <w:rPr>
+          <w:rFonts w:eastAsia="Times New Roman" w:cs="Times New Roman"/>
+          <w:b/>
+          <w:bCs/>
+          <w:kern w:val="0"/>
+          <w14:ligatures w14:val="none"/>
+        </w:rPr>
+        <w:t>Product, Category, Type, Rating, Price</w:t>
+      </w:r>
+      <w:r>
+        <w:rPr>
+          <w:rFonts w:eastAsia="Times New Roman" w:cs="Times New Roman"/>
+          <w:kern w:val="0"/>
+          <w14:ligatures w14:val="none"/>
+        </w:rPr>
+        <w:t xml:space="preserve"> (skip Best For + Highlight per your last answer)</w:t>
+      </w:r>
+    </w:p>
+    <w:p>
+      <w:pPr>
+        <w:numPr>
+          <w:ilvl w:val="0"/>
+          <w:numId w:val="12"/>
+        </w:numPr>
+        <w:rPr>
+          <w:rFonts w:eastAsia="Times New Roman" w:cs="Times New Roman"/>
+          <w:kern w:val="0"/>
+          <w14:ligatures w14:val="none"/>
+        </w:rPr>
+      </w:pPr>
+      <w:r>
+        <w:rPr>
+          <w:rFonts w:eastAsia="Times New Roman" w:cs="Times New Roman"/>
+          <w:kern w:val="0"/>
+          <w14:ligatures w14:val="none"/>
+        </w:rPr>
+        <w:t>Each filterable column header gets a dropdown (&lt;select&gt;) with "All" plus distinct values from that column's data</w:t>
+      </w:r>
+    </w:p>
+    <w:p>
+      <w:pPr>
+        <w:numPr>
+          <w:ilvl w:val="0"/>
+          <w:numId w:val="12"/>
+        </w:numPr>
+        <w:rPr>
+          <w:rFonts w:eastAsia="Times New Roman" w:cs="Times New Roman"/>
+          <w:kern w:val="0"/>
+          <w14:ligatures w14:val="none"/>
+        </w:rPr>
+      </w:pPr>
+      <w:r>
+        <w:rPr>
+          <w:rFonts w:eastAsia="Times New Roman" w:cs="Times New Roman"/>
+          <w:kern w:val="0"/>
+          <w14:ligatures w14:val="none"/>
+        </w:rPr>
+        <w:lastRenderedPageBreak/>
+        <w:t>Price uses the 5 buckets you specified</w:t>
+      </w:r>
+    </w:p>
+    <w:p>
+      <w:pPr>
+        <w:numPr>
+          <w:ilvl w:val="0"/>
+          <w:numId w:val="12"/>
+        </w:numPr>
+        <w:rPr>
+          <w:rFonts w:eastAsia="Times New Roman" w:cs="Times New Roman"/>
+          <w:kern w:val="0"/>
+          <w14:ligatures w14:val="none"/>
+        </w:rPr>
+      </w:pPr>
+      <w:r>
+        <w:rPr>
+          <w:rFonts w:eastAsia="Times New Roman" w:cs="Times New Roman"/>
+          <w:kern w:val="0"/>
+          <w14:ligatures w14:val="none"/>
+        </w:rPr>
+        <w:t>Filters AND together</w:t>
+      </w:r>
+    </w:p>
+    <w:p>
+      <w:pPr>
+        <w:numPr>
+          <w:ilvl w:val="0"/>
+          <w:numId w:val="12"/>
+        </w:numPr>
+        <w:rPr>
+          <w:rFonts w:eastAsia="Times New Roman" w:cs="Times New Roman"/>
+          <w:kern w:val="0"/>
+          <w14:ligatures w14:val="none"/>
+        </w:rPr>
+      </w:pPr>
+      <w:r>
+        <w:rPr>
+          <w:rFonts w:eastAsia="Times New Roman" w:cs="Times New Roman"/>
+          <w:kern w:val="0"/>
+          <w14:ligatures w14:val="none"/>
+        </w:rPr>
+        <w:t>Apply same pattern to /compare page table (with same set of filterable columns; skip Best For, Highlight, Key Features, Action)</w:t>
+      </w:r>
+    </w:p>
+    <w:p>
+      <w:pPr>
+        <w:rPr>
+          <w:rFonts w:eastAsia="Times New Roman" w:cs="Times New Roman"/>
+          <w:kern w:val="0"/>
+          <w14:ligatures w14:val="none"/>
+        </w:rPr>
+      </w:pPr>
+      <w:r>
+        <w:rPr>
+          <w:rFonts w:eastAsia="Times New Roman" w:cs="Times New Roman"/>
+          <w:kern w:val="0"/>
+          <w14:ligatures w14:val="none"/>
+        </w:rPr>
+        <w:t>Let me build it.</w:t>
+      </w:r>
+    </w:p>
+    <w:p>
+      <w:pPr>
+        <w:rPr>
+          <w:rFonts w:eastAsia="Times New Roman" w:cs="Times New Roman"/>
+          <w:kern w:val="0"/>
+          <w14:ligatures w14:val="none"/>
+        </w:rPr>
+      </w:pPr>
+      <w:r>
+        <w:rPr>
+          <w:rFonts w:eastAsia="Times New Roman" w:cs="Times New Roman"/>
+          <w:kern w:val="0"/>
+          <w14:ligatures w14:val="none"/>
+        </w:rPr>
+        <w:t>Find current CompareTable</w:t>
+      </w:r>
+    </w:p>
+    <w:p>
+      <w:pPr>
+        <w:rPr>
+          <w:rFonts w:eastAsia="Times New Roman" w:cs="Times New Roman"/>
+          <w:kern w:val="0"/>
+          <w14:ligatures w14:val="none"/>
+        </w:rPr>
+      </w:pPr>
+      <w:r>
+        <w:rPr>
+          <w:rFonts w:eastAsia="Times New Roman" w:cs="Times New Roman"/>
+          <w:kern w:val="0"/>
+          <w14:ligatures w14:val="none"/>
+        </w:rPr>
+        <w:t>Find current CompareTable</w:t>
+      </w:r>
+    </w:p>
+    <w:p>
+      <w:pPr>
+        <w:rPr>
+          <w:rFonts w:eastAsia="Times New Roman" w:cs="Times New Roman"/>
+          <w:kern w:val="0"/>
+          <w14:ligatures w14:val="none"/>
+        </w:rPr>
+      </w:pPr>
+      <w:r>
+        <w:rPr>
+          <w:rFonts w:eastAsia="Times New Roman" w:cs="Times New Roman"/>
+          <w:kern w:val="0"/>
+          <w14:ligatures w14:val="none"/>
+        </w:rPr>
+        <w:t>I'll move CompareTable to its own client component file (since it now needs state and "use client"), then update sections.tsx to re-export it.</w:t>
+      </w:r>
+    </w:p>
+    <w:p>
+      <w:pPr>
+        <w:rPr>
+          <w:rFonts w:eastAsia="Times New Roman" w:cs="Times New Roman"/>
+          <w:kern w:val="0"/>
+          <w14:ligatures w14:val="none"/>
+        </w:rPr>
+      </w:pPr>
+      <w:r>
+        <w:rPr>
+          <w:rFonts w:eastAsia="Times New Roman" w:cs="Times New Roman"/>
+          <w:kern w:val="0"/>
+          <w14:ligatures w14:val="none"/>
+        </w:rPr>
+        <w:t>Create CompareTable as a client component with column filters</w:t>
+      </w:r>
+    </w:p>
+    <w:p>
+      <w:pPr>
+        <w:rPr>
+          <w:rFonts w:eastAsia="Times New Roman" w:cs="Times New Roman"/>
+          <w:kern w:val="0"/>
+          <w14:ligatures w14:val="none"/>
+        </w:rPr>
+      </w:pPr>
+      <w:r>
+        <w:rPr>
+          <w:rFonts w:eastAsia="Times New Roman" w:cs="Times New Roman"/>
+          <w:kern w:val="0"/>
+          <w14:ligatures w14:val="none"/>
+        </w:rPr>
+        <w:t>Create CompareTable as a client component with column filters</w:t>
+      </w:r>
+    </w:p>
+    <w:p>
+      <w:pPr>
+        <w:rPr>
+          <w:rFonts w:eastAsia="Times New Roman" w:cs="Times New Roman"/>
+          <w:kern w:val="0"/>
+          <w14:ligatures w14:val="none"/>
+        </w:rPr>
+      </w:pPr>
+      <w:r>
+        <w:rPr>
+          <w:rFonts w:eastAsia="Times New Roman" w:cs="Times New Roman"/>
+          <w:kern w:val="0"/>
+          <w14:ligatures w14:val="none"/>
+        </w:rPr>
+        <w:t>Now remove the old CompareTable from sections.tsx and re-export the new one:</w:t>
+      </w:r>
+    </w:p>
+    <w:p>
+      <w:pPr>
+        <w:rPr>
+          <w:rFonts w:eastAsia="Times New Roman" w:cs="Times New Roman"/>
+          <w:kern w:val="0"/>
+          <w14:ligatures w14:val="none"/>
+        </w:rPr>
+      </w:pPr>
+      <w:r>
+        <w:rPr>
+          <w:rFonts w:eastAsia="Times New Roman" w:cs="Times New Roman"/>
+          <w:kern w:val="0"/>
+          <w14:ligatures w14:val="none"/>
+        </w:rPr>
+        <w:t>Replace inline CompareTable with re-export from new client component</w:t>
+      </w:r>
+    </w:p>
+    <w:p>
+      <w:pPr>
+        <w:rPr>
+          <w:rFonts w:eastAsia="Times New Roman" w:cs="Times New Roman"/>
+          <w:kern w:val="0"/>
+          <w14:ligatures w14:val="none"/>
+        </w:rPr>
+      </w:pPr>
+      <w:r>
+        <w:rPr>
+          <w:rFonts w:eastAsia="Times New Roman" w:cs="Times New Roman"/>
+          <w:kern w:val="0"/>
+          <w14:ligatures w14:val="none"/>
+        </w:rPr>
+        <w:t>Replace inline CompareTable with re-export from new client component</w:t>
+      </w:r>
+    </w:p>
+    <w:p>
+      <w:pPr>
+        <w:rPr>
+          <w:rFonts w:eastAsia="Times New Roman" w:cs="Times New Roman"/>
+          <w:kern w:val="0"/>
+          <w14:ligatures w14:val="none"/>
+        </w:rPr>
+      </w:pPr>
+      <w:r>
+        <w:rPr>
+          <w:rFonts w:eastAsia="Times New Roman" w:cs="Times New Roman"/>
+          <w:kern w:val="0"/>
+          <w14:ligatures w14:val="none"/>
+        </w:rPr>
+        <w:t>Now build a similar filterable table for the /compare page (it's a different layout — has Key Features, Action button, doesn't use the reusable CompareTable):</w:t>
+      </w:r>
+    </w:p>
+    <w:p>
+      <w:pPr>
+        <w:rPr>
+          <w:rFonts w:eastAsia="Times New Roman" w:cs="Times New Roman"/>
+          <w:kern w:val="0"/>
+          <w14:ligatures w14:val="none"/>
+        </w:rPr>
+      </w:pPr>
+      <w:r>
+        <w:rPr>
+          <w:rFonts w:eastAsia="Times New Roman" w:cs="Times New Roman"/>
+          <w:kern w:val="0"/>
+          <w14:ligatures w14:val="none"/>
+        </w:rPr>
+        <w:t>Recreate</w:t>
+      </w:r>
+    </w:p>
+    <w:p>
+      <w:pPr>
+        <w:rPr>
+          <w:rFonts w:eastAsia="Times New Roman" w:cs="Times New Roman"/>
+          <w:kern w:val="0"/>
+          <w14:ligatures w14:val="none"/>
+        </w:rPr>
+      </w:pPr>
+      <w:r>
+        <w:rPr>
+          <w:rFonts w:eastAsia="Times New Roman" w:cs="Times New Roman"/>
+          <w:kern w:val="0"/>
+          <w14:ligatures w14:val="none"/>
+        </w:rPr>
+        <w:t>Recreate</w:t>
+      </w:r>
+    </w:p>
+    <w:p>
+      <w:pPr>
+        <w:rPr>
+          <w:rFonts w:eastAsia="Times New Roman" w:cs="Times New Roman"/>
+          <w:kern w:val="0"/>
+          <w14:ligatures w14:val="none"/>
+        </w:rPr>
+      </w:pPr>
+      <w:r>
+        <w:rPr>
+          <w:rFonts w:eastAsia="Times New Roman" w:cs="Times New Roman"/>
+          <w:kern w:val="0"/>
+          <w14:ligatures w14:val="none"/>
+        </w:rPr>
+        <w:t>I'll move /compare's table logic into a separate client component so the page itself can stay a server component.</w:t>
+      </w:r>
+    </w:p>
+    <w:p>
+      <w:pPr>
+        <w:rPr>
+          <w:rFonts w:eastAsia="Times New Roman" w:cs="Times New Roman"/>
+          <w:kern w:val="0"/>
+          <w14:ligatures w14:val="none"/>
+        </w:rPr>
+      </w:pPr>
+      <w:r>
+        <w:rPr>
+          <w:rFonts w:eastAsia="Times New Roman" w:cs="Times New Roman"/>
+          <w:kern w:val="0"/>
+          <w14:ligatures w14:val="none"/>
+        </w:rPr>
+        <w:t>Created 2 files</w:t>
+      </w:r>
+    </w:p>
+    <w:p>
+      <w:pPr>
+        <w:rPr>
+          <w:rFonts w:eastAsia="Times New Roman" w:cs="Times New Roman"/>
+          <w:kern w:val="0"/>
+          <w14:ligatures w14:val="none"/>
+        </w:rPr>
+      </w:pPr>
+      <w:r>
+        <w:rPr>
+          <w:rFonts w:eastAsia="Times New Roman" w:cs="Times New Roman"/>
+          <w:kern w:val="0"/>
+          <w14:ligatures w14:val="none"/>
+        </w:rPr>
+        <w:t>Created 2 files</w:t>
+      </w:r>
+    </w:p>
+    <w:p>
+      <w:pPr>
+        <w:rPr>
+          <w:rFonts w:eastAsia="Times New Roman" w:cs="Times New Roman"/>
+          <w:kern w:val="0"/>
+          <w14:ligatures w14:val="none"/>
+        </w:rPr>
+      </w:pPr>
+      <w:r>
+        <w:rPr>
+          <w:rFonts w:eastAsia="Times New Roman" w:cs="Times New Roman"/>
+          <w:kern w:val="0"/>
+          <w14:ligatures w14:val="none"/>
+        </w:rPr>
+        <w:t>Now verify the build doesn't have any type or import issues. Let me also check that sections.tsx doesn't reference any removed imports.</w:t>
+      </w:r>
+    </w:p>
+    <w:p>
+      <w:pPr>
+        <w:rPr>
+          <w:rFonts w:eastAsia="Times New Roman" w:cs="Times New Roman"/>
+          <w:kern w:val="0"/>
+          <w14:ligatures w14:val="none"/>
+        </w:rPr>
+      </w:pPr>
+      <w:r>
+        <w:rPr>
+          <w:rFonts w:eastAsia="Times New Roman" w:cs="Times New Roman"/>
+          <w:kern w:val="0"/>
+          <w14:ligatures w14:val="none"/>
+        </w:rPr>
+        <w:t>Check if sections.tsx still uses products</w:t>
+      </w:r>
+    </w:p>
+    <w:p>
+      <w:pPr>
+        <w:rPr>
+          <w:rFonts w:eastAsia="Times New Roman" w:cs="Times New Roman"/>
+          <w:kern w:val="0"/>
+          <w14:ligatures w14:val="none"/>
+        </w:rPr>
+      </w:pPr>
+      <w:r>
+        <w:rPr>
+          <w:rFonts w:eastAsia="Times New Roman" w:cs="Times New Roman"/>
+          <w:kern w:val="0"/>
+          <w14:ligatures w14:val="none"/>
+        </w:rPr>
+        <w:t>Check if sections.tsx still uses products</w:t>
+      </w:r>
+    </w:p>
+    <w:p>
+      <w:pPr>
+        <w:rPr>
+          <w:rFonts w:eastAsia="Times New Roman" w:cs="Times New Roman"/>
+          <w:kern w:val="0"/>
+          <w14:ligatures w14:val="none"/>
+        </w:rPr>
+      </w:pPr>
+      <w:r>
+        <w:rPr>
+          <w:rFonts w:eastAsia="Times New Roman" w:cs="Times New Roman"/>
+          <w:kern w:val="0"/>
+          <w14:ligatures w14:val="none"/>
+        </w:rPr>
+        <w:t>Good — products still used by FeaturedProducts. Build the zip:</w:t>
+      </w:r>
+    </w:p>
+    <w:p>
+      <w:pPr>
+        <w:rPr>
+          <w:rFonts w:eastAsia="Times New Roman" w:cs="Times New Roman"/>
+          <w:kern w:val="0"/>
+          <w14:ligatures w14:val="none"/>
+        </w:rPr>
+      </w:pPr>
+      <w:r>
+        <w:rPr>
+          <w:rFonts w:eastAsia="Times New Roman" w:cs="Times New Roman"/>
+          <w:kern w:val="0"/>
+          <w14:ligatures w14:val="none"/>
+        </w:rPr>
+        <w:lastRenderedPageBreak/>
+        <w:t>Build zip</w:t>
+      </w:r>
+    </w:p>
+    <w:p>
+      <w:pPr>
+        <w:rPr>
+          <w:rFonts w:eastAsia="Times New Roman" w:cs="Times New Roman"/>
+          <w:kern w:val="0"/>
+          <w14:ligatures w14:val="none"/>
+        </w:rPr>
+      </w:pPr>
+      <w:r>
+        <w:rPr>
+          <w:rFonts w:eastAsia="Times New Roman" w:cs="Times New Roman"/>
+          <w:kern w:val="0"/>
+          <w14:ligatures w14:val="none"/>
+        </w:rPr>
+        <w:t>Build zip</w:t>
+      </w:r>
+    </w:p>
+    <w:p>
+      <w:pPr>
+        <w:rPr>
+          <w:rFonts w:eastAsia="Times New Roman" w:cs="Times New Roman"/>
+          <w:kern w:val="0"/>
+          <w14:ligatures w14:val="none"/>
+        </w:rPr>
+      </w:pPr>
+      <w:r>
+        <w:rPr>
+          <w:rFonts w:eastAsia="Times New Roman" w:cs="Times New Roman"/>
+          <w:kern w:val="0"/>
+          <w14:ligatures w14:val="none"/>
+        </w:rPr>
+        <w:t>Note: the zip includes site-data.ts and scripts/generate-products.js because I re-cloned earlier and my sandbox regenerated. The site-data should match what's on GitHub already (your Calico Cat = "Cat" change won't be in mine since I cloned before that), so let me regenerate to pick up your latest spreadsheet.</w:t>
+      </w:r>
+    </w:p>
+    <w:p>
+      <w:pPr>
+        <w:rPr>
+          <w:rFonts w:eastAsia="Times New Roman" w:cs="Times New Roman"/>
+          <w:kern w:val="0"/>
+          <w14:ligatures w14:val="none"/>
+        </w:rPr>
+      </w:pPr>
+      <w:r>
+        <w:rPr>
+          <w:rFonts w:eastAsia="Times New Roman" w:cs="Times New Roman"/>
+          <w:kern w:val="0"/>
+          <w14:ligatures w14:val="none"/>
+        </w:rPr>
+        <w:t>Actually wait — I cloned BEFORE you said "I updated Calico Cat on my side". So my Documentation/Product Matrix.xlsx doesn't have your latest Calico Cat fix. Let me check.</w:t>
+      </w:r>
+    </w:p>
+    <w:p>
+      <w:pPr>
+        <w:rPr>
+          <w:rFonts w:eastAsia="Times New Roman" w:cs="Times New Roman"/>
+          <w:kern w:val="0"/>
+          <w14:ligatures w14:val="none"/>
+        </w:rPr>
+      </w:pPr>
+      <w:r>
+        <w:rPr>
+          <w:rFonts w:eastAsia="Times New Roman" w:cs="Times New Roman"/>
+          <w:kern w:val="0"/>
+          <w14:ligatures w14:val="none"/>
+        </w:rPr>
+        <w:t>Check Calico Cat in current sandbox</w:t>
+      </w:r>
+    </w:p>
+    <w:p>
+      <w:pPr>
+        <w:rPr>
+          <w:rFonts w:eastAsia="Times New Roman" w:cs="Times New Roman"/>
+          <w:kern w:val="0"/>
+          <w14:ligatures w14:val="none"/>
+        </w:rPr>
+      </w:pPr>
+      <w:r>
+        <w:rPr>
+          <w:rFonts w:eastAsia="Times New Roman" w:cs="Times New Roman"/>
+          <w:kern w:val="0"/>
+          <w14:ligatures w14:val="none"/>
+        </w:rPr>
+        <w:t>Check Calico Cat in current sandbox</w:t>
+      </w:r>
+    </w:p>
+    <w:p>
+      <w:pPr>
+        <w:rPr>
+          <w:rFonts w:eastAsia="Times New Roman" w:cs="Times New Roman"/>
+          <w:kern w:val="0"/>
+          <w14:ligatures w14:val="none"/>
+        </w:rPr>
+      </w:pPr>
+      <w:r>
+        <w:rPr>
+          <w:rFonts w:eastAsia="Times New Roman" w:cs="Times New Roman"/>
+          <w:kern w:val="0"/>
+          <w14:ligatures w14:val="none"/>
+        </w:rPr>
+        <w:t xml:space="preserve">As I thought — Calico is still blank in my sandbox because you updated it locally but maybe haven't pushed. Let me </w:t>
+      </w:r>
+      <w:r>
+        <w:rPr>
+          <w:rFonts w:eastAsia="Times New Roman" w:cs="Times New Roman"/>
+          <w:b/>
+          <w:bCs/>
+          <w:kern w:val="0"/>
+          <w14:ligatures w14:val="none"/>
+        </w:rPr>
+        <w:t>remove site-data.ts and the script from this zip</w:t>
+      </w:r>
+      <w:r>
+        <w:rPr>
+          <w:rFonts w:eastAsia="Times New Roman" w:cs="Times New Roman"/>
+          <w:kern w:val="0"/>
+          <w14:ligatures w14:val="none"/>
+        </w:rPr>
+        <w:t xml:space="preserve"> so I don't overwrite your local Calico Cat fix. Just need the new components and page.</w:t>
+      </w:r>
+    </w:p>
+    <w:p>
+      <w:pPr>
+        <w:rPr>
+          <w:rFonts w:eastAsia="Times New Roman" w:cs="Times New Roman"/>
+          <w:kern w:val="0"/>
+          <w14:ligatures w14:val="none"/>
+        </w:rPr>
+      </w:pPr>
+      <w:r>
+        <w:rPr>
+          <w:rFonts w:eastAsia="Times New Roman" w:cs="Times New Roman"/>
+          <w:kern w:val="0"/>
+          <w14:ligatures w14:val="none"/>
+        </w:rPr>
+        <w:t>Ran a command, read a file</w:t>
+      </w:r>
+    </w:p>
+    <w:p>
+      <w:pPr>
+        <w:rPr>
+          <w:rFonts w:eastAsia="Times New Roman" w:cs="Times New Roman"/>
+          <w:kern w:val="0"/>
+          <w14:ligatures w14:val="none"/>
+        </w:rPr>
+      </w:pPr>
+      <w:r>
+        <w:rPr>
+          <w:rFonts w:eastAsia="Times New Roman" w:cs="Times New Roman"/>
+          <w:kern w:val="0"/>
+          <w14:ligatures w14:val="none"/>
+        </w:rPr>
+        <w:t>Ran a command, read a file</w:t>
+      </w:r>
+    </w:p>
+    <w:p>
+      <w:pPr>
+        <w:rPr>
+          <w:rFonts w:eastAsia="Times New Roman" w:cs="Times New Roman"/>
+          <w:kern w:val="0"/>
+          <w14:ligatures w14:val="none"/>
+        </w:rPr>
+      </w:pPr>
+      <w:r>
+        <w:rPr>
+          <w:rFonts w:eastAsia="Times New Roman" w:cs="Times New Roman"/>
+          <w:kern w:val="0"/>
+          <w14:ligatures w14:val="none"/>
+        </w:rPr>
+        <w:t>Zip ready — 4 files (deliberately excluded site-data.ts and generate-products.js to preserve your Calico Cat update):</w:t>
+      </w:r>
+    </w:p>
+    <w:p>
+      <w:pPr>
+        <w:numPr>
+          <w:ilvl w:val="0"/>
+          <w:numId w:val="13"/>
+        </w:numPr>
+        <w:rPr>
+          <w:rFonts w:eastAsia="Times New Roman" w:cs="Times New Roman"/>
+          <w:kern w:val="0"/>
+          <w14:ligatures w14:val="none"/>
+        </w:rPr>
+      </w:pPr>
+      <w:r>
+        <w:rPr>
+          <w:rFonts w:eastAsia="Times New Roman" w:cs="Times New Roman"/>
+          <w:b/>
+          <w:bCs/>
+          <w:kern w:val="0"/>
+          <w14:ligatures w14:val="none"/>
+        </w:rPr>
+        <w:t>components/compare-table.tsx</w:t>
+      </w:r>
+      <w:r>
+        <w:rPr>
+          <w:rFonts w:eastAsia="Times New Roman" w:cs="Times New Roman"/>
+          <w:kern w:val="0"/>
+          <w14:ligatures w14:val="none"/>
+        </w:rPr>
+        <w:t xml:space="preserve"> — new client component, the filterable "at a glance" table</w:t>
+      </w:r>
+    </w:p>
+    <w:p>
+      <w:pPr>
+        <w:numPr>
+          <w:ilvl w:val="0"/>
+          <w:numId w:val="13"/>
+        </w:numPr>
+        <w:rPr>
+          <w:rFonts w:eastAsia="Times New Roman" w:cs="Times New Roman"/>
+          <w:kern w:val="0"/>
+          <w14:ligatures w14:val="none"/>
+        </w:rPr>
+      </w:pPr>
+      <w:r>
+        <w:rPr>
+          <w:rFonts w:eastAsia="Times New Roman" w:cs="Times New Roman"/>
+          <w:b/>
+          <w:bCs/>
+          <w:kern w:val="0"/>
+          <w14:ligatures w14:val="none"/>
+        </w:rPr>
+        <w:t>components/detailed-compare-table.tsx</w:t>
+      </w:r>
+      <w:r>
+        <w:rPr>
+          <w:rFonts w:eastAsia="Times New Roman" w:cs="Times New Roman"/>
+          <w:kern w:val="0"/>
+          <w14:ligatures w14:val="none"/>
+        </w:rPr>
+        <w:t xml:space="preserve"> — new client component, the filterable detailed table for /compare</w:t>
+      </w:r>
+    </w:p>
+    <w:p>
+      <w:pPr>
+        <w:numPr>
+          <w:ilvl w:val="0"/>
+          <w:numId w:val="13"/>
+        </w:numPr>
+        <w:rPr>
+          <w:rFonts w:eastAsia="Times New Roman" w:cs="Times New Roman"/>
+          <w:kern w:val="0"/>
+          <w14:ligatures w14:val="none"/>
+        </w:rPr>
+      </w:pPr>
+      <w:r>
+        <w:rPr>
+          <w:rFonts w:eastAsia="Times New Roman" w:cs="Times New Roman"/>
+          <w:b/>
+          <w:bCs/>
+          <w:kern w:val="0"/>
+          <w14:ligatures w14:val="none"/>
+        </w:rPr>
+        <w:t>components/sections.tsx</w:t>
+      </w:r>
+      <w:r>
+        <w:rPr>
+          <w:rFonts w:eastAsia="Times New Roman" w:cs="Times New Roman"/>
+          <w:kern w:val="0"/>
+          <w14:ligatures w14:val="none"/>
+        </w:rPr>
+        <w:t xml:space="preserve"> — old CompareTable removed, now re-exports from the new file</w:t>
+      </w:r>
+    </w:p>
+    <w:p>
+      <w:pPr>
+        <w:numPr>
+          <w:ilvl w:val="0"/>
+          <w:numId w:val="13"/>
+        </w:numPr>
+        <w:rPr>
+          <w:rFonts w:eastAsia="Times New Roman" w:cs="Times New Roman"/>
+          <w:kern w:val="0"/>
+          <w14:ligatures w14:val="none"/>
+        </w:rPr>
+      </w:pPr>
+      <w:r>
+        <w:rPr>
+          <w:rFonts w:eastAsia="Times New Roman" w:cs="Times New Roman"/>
+          <w:b/>
+          <w:bCs/>
+          <w:kern w:val="0"/>
+          <w14:ligatures w14:val="none"/>
+        </w:rPr>
+        <w:t>app/compare/page.tsx</w:t>
+      </w:r>
+      <w:r>
+        <w:rPr>
+          <w:rFonts w:eastAsia="Times New Roman" w:cs="Times New Roman"/>
+          <w:kern w:val="0"/>
+          <w14:ligatures w14:val="none"/>
+        </w:rPr>
+        <w:t xml:space="preserve"> — uses the new DetailedCompareTable</w:t>
+      </w:r>
+    </w:p>
+    <w:p>
+      <w:pPr>
+        <w:rPr>
+          <w:rFonts w:eastAsia="Times New Roman" w:cs="Times New Roman"/>
+          <w:kern w:val="0"/>
+          <w14:ligatures w14:val="none"/>
+        </w:rPr>
+      </w:pPr>
+      <w:r>
+        <w:rPr>
+          <w:rFonts w:eastAsia="Times New Roman" w:cs="Times New Roman"/>
+          <w:b/>
+          <w:bCs/>
+          <w:kern w:val="0"/>
+          <w14:ligatures w14:val="none"/>
+        </w:rPr>
+        <w:t>Filterable columns:</w:t>
+      </w:r>
+    </w:p>
+    <w:p>
+      <w:pPr>
+        <w:numPr>
+          <w:ilvl w:val="0"/>
+          <w:numId w:val="14"/>
+        </w:numPr>
+        <w:rPr>
+          <w:rFonts w:eastAsia="Times New Roman" w:cs="Times New Roman"/>
+          <w:kern w:val="0"/>
+          <w14:ligatures w14:val="none"/>
+        </w:rPr>
+      </w:pPr>
+      <w:r>
+        <w:rPr>
+          <w:rFonts w:eastAsia="Times New Roman" w:cs="Times New Roman"/>
+          <w:b/>
+          <w:bCs/>
+          <w:kern w:val="0"/>
+          <w14:ligatures w14:val="none"/>
+        </w:rPr>
+        <w:t>At a glance tables</w:t>
+      </w:r>
+      <w:r>
+        <w:rPr>
+          <w:rFonts w:eastAsia="Times New Roman" w:cs="Times New Roman"/>
+          <w:kern w:val="0"/>
+          <w14:ligatures w14:val="none"/>
+        </w:rPr>
+        <w:t xml:space="preserve"> (8 of them): Product, Category, Type, Rating, Price</w:t>
+      </w:r>
+    </w:p>
+    <w:p>
+      <w:pPr>
+        <w:numPr>
+          <w:ilvl w:val="0"/>
+          <w:numId w:val="14"/>
+        </w:numPr>
+        <w:rPr>
+          <w:rFonts w:eastAsia="Times New Roman" w:cs="Times New Roman"/>
+          <w:kern w:val="0"/>
+          <w14:ligatures w14:val="none"/>
+        </w:rPr>
+      </w:pPr>
+      <w:r>
+        <w:rPr>
+          <w:rFonts w:eastAsia="Times New Roman" w:cs="Times New Roman"/>
+          <w:b/>
+          <w:bCs/>
+          <w:kern w:val="0"/>
+          <w14:ligatures w14:val="none"/>
+        </w:rPr>
+        <w:t>/compare detailed table:</w:t>
+      </w:r>
+      <w:r>
+        <w:rPr>
+          <w:rFonts w:eastAsia="Times New Roman" w:cs="Times New Roman"/>
+          <w:kern w:val="0"/>
+          <w14:ligatures w14:val="none"/>
+        </w:rPr>
+        <w:t xml:space="preserve"> Product, Category, Type, Price (no Rating column there)</w:t>
+      </w:r>
+    </w:p>
+    <w:p>
+      <w:pPr>
+        <w:numPr>
+          <w:ilvl w:val="0"/>
+          <w:numId w:val="14"/>
+        </w:numPr>
+        <w:rPr>
+          <w:rFonts w:eastAsia="Times New Roman" w:cs="Times New Roman"/>
+          <w:kern w:val="0"/>
+          <w14:ligatures w14:val="none"/>
+        </w:rPr>
+      </w:pPr>
+      <w:r>
+        <w:rPr>
+          <w:rFonts w:eastAsia="Times New Roman" w:cs="Times New Roman"/>
+          <w:b/>
+          <w:bCs/>
+          <w:kern w:val="0"/>
+          <w14:ligatures w14:val="none"/>
+        </w:rPr>
+        <w:t>Skipped (per your direction):</w:t>
+      </w:r>
+      <w:r>
+        <w:rPr>
+          <w:rFonts w:eastAsia="Times New Roman" w:cs="Times New Roman"/>
+          <w:kern w:val="0"/>
+          <w14:ligatures w14:val="none"/>
+        </w:rPr>
+        <w:t xml:space="preserve"> Best For, Highlight, Key Features</w:t>
+      </w:r>
+    </w:p>
+    <w:p>
+      <w:pPr>
+        <w:rPr>
+          <w:rFonts w:eastAsia="Times New Roman" w:cs="Times New Roman"/>
+          <w:kern w:val="0"/>
+          <w14:ligatures w14:val="none"/>
+        </w:rPr>
+      </w:pPr>
+      <w:r>
+        <w:rPr>
+          <w:rFonts w:eastAsia="Times New Roman" w:cs="Times New Roman"/>
+          <w:b/>
+          <w:bCs/>
+          <w:kern w:val="0"/>
+          <w14:ligatures w14:val="none"/>
+        </w:rPr>
+        <w:t>Filter behavior:</w:t>
+      </w:r>
+    </w:p>
+    <w:p>
+      <w:pPr>
+        <w:numPr>
+          <w:ilvl w:val="0"/>
+          <w:numId w:val="15"/>
+        </w:numPr>
+        <w:rPr>
+          <w:rFonts w:eastAsia="Times New Roman" w:cs="Times New Roman"/>
+          <w:kern w:val="0"/>
+          <w14:ligatures w14:val="none"/>
+        </w:rPr>
+      </w:pPr>
+      <w:r>
+        <w:rPr>
+          <w:rFonts w:eastAsia="Times New Roman" w:cs="Times New Roman"/>
+          <w:kern w:val="0"/>
+          <w14:ligatures w14:val="none"/>
+        </w:rPr>
+        <w:lastRenderedPageBreak/>
+        <w:t>Each header has a small dropdown showing distinct values from that column ("All" + each unique value)</w:t>
+      </w:r>
+    </w:p>
+    <w:p>
+      <w:pPr>
+        <w:numPr>
+          <w:ilvl w:val="0"/>
+          <w:numId w:val="15"/>
+        </w:numPr>
+        <w:rPr>
+          <w:rFonts w:eastAsia="Times New Roman" w:cs="Times New Roman"/>
+          <w:kern w:val="0"/>
+          <w14:ligatures w14:val="none"/>
+        </w:rPr>
+      </w:pPr>
+      <w:r>
+        <w:rPr>
+          <w:rFonts w:eastAsia="Times New Roman" w:cs="Times New Roman"/>
+          <w:kern w:val="0"/>
+          <w14:ligatures w14:val="none"/>
+        </w:rPr>
+        <w:t>Price uses your 5 buckets: &lt;$50, $50-$100, $100-$150, $150-$200, &gt;$200</w:t>
+      </w:r>
+    </w:p>
+    <w:p>
+      <w:pPr>
+        <w:numPr>
+          <w:ilvl w:val="0"/>
+          <w:numId w:val="15"/>
+        </w:numPr>
+        <w:rPr>
+          <w:rFonts w:eastAsia="Times New Roman" w:cs="Times New Roman"/>
+          <w:kern w:val="0"/>
+          <w14:ligatures w14:val="none"/>
+        </w:rPr>
+      </w:pPr>
+      <w:r>
+        <w:rPr>
+          <w:rFonts w:eastAsia="Times New Roman" w:cs="Times New Roman"/>
+          <w:kern w:val="0"/>
+          <w14:ligatures w14:val="none"/>
+        </w:rPr>
+        <w:t>Filters AND together</w:t>
+      </w:r>
+    </w:p>
+    <w:p>
+      <w:pPr>
+        <w:numPr>
+          <w:ilvl w:val="0"/>
+          <w:numId w:val="15"/>
+        </w:numPr>
+        <w:rPr>
+          <w:rFonts w:eastAsia="Times New Roman" w:cs="Times New Roman"/>
+          <w:kern w:val="0"/>
+          <w14:ligatures w14:val="none"/>
+        </w:rPr>
+      </w:pPr>
+      <w:r>
+        <w:rPr>
+          <w:rFonts w:eastAsia="Times New Roman" w:cs="Times New Roman"/>
+          <w:kern w:val="0"/>
+          <w14:ligatures w14:val="none"/>
+        </w:rPr>
+        <w:t>"Clear all filters" button appears at top when any filter is active</w:t>
+      </w:r>
+    </w:p>
+    <w:p>
+      <w:pPr>
+        <w:numPr>
+          <w:ilvl w:val="0"/>
+          <w:numId w:val="15"/>
+        </w:numPr>
+        <w:rPr>
+          <w:rFonts w:eastAsia="Times New Roman" w:cs="Times New Roman"/>
+          <w:kern w:val="0"/>
+          <w14:ligatures w14:val="none"/>
+        </w:rPr>
+      </w:pPr>
+      <w:r>
+        <w:rPr>
+          <w:rFonts w:eastAsia="Times New Roman" w:cs="Times New Roman"/>
+          <w:kern w:val="0"/>
+          <w14:ligatures w14:val="none"/>
+        </w:rPr>
+        <w:t>Empty state: "No products match these filters. [Clear filters]"</w:t>
+      </w:r>
+    </w:p>
+    <w:p>
+      <w:pPr>
+        <w:rPr>
+          <w:rFonts w:eastAsia="Times New Roman" w:cs="Times New Roman"/>
+          <w:kern w:val="0"/>
+          <w14:ligatures w14:val="none"/>
+        </w:rPr>
+      </w:pPr>
+      <w:r>
+        <w:rPr>
+          <w:rFonts w:eastAsia="Times New Roman" w:cs="Times New Roman"/>
+          <w:kern w:val="0"/>
+          <w14:ligatures w14:val="none"/>
+        </w:rPr>
+        <w:t>Apply, refresh, try filtering. Let me know how it lands.</w:t>
+      </w:r>
+    </w:p>
+    <w:p>
+      <w:pPr>
+        <w:rPr>
+          <w:rFonts w:eastAsia="Times New Roman" w:cs="Times New Roman"/>
+          <w:kern w:val="0"/>
+          <w14:ligatures w14:val="none"/>
+        </w:rPr>
+      </w:pPr>
+      <w:r>
+        <w:rPr>
+          <w:rFonts w:eastAsia="Times New Roman" w:cs="Times New Roman"/>
+          <w:kern w:val="0"/>
+          <w14:ligatures w14:val="none"/>
+        </w:rPr>
+        <w:t>Changes</w:t>
+      </w:r>
+    </w:p>
+    <w:p>
+      <w:pPr>
+        <w:rPr>
+          <w:rFonts w:eastAsia="Times New Roman" w:cs="Times New Roman"/>
+          <w:kern w:val="0"/>
+          <w14:ligatures w14:val="none"/>
+        </w:rPr>
+      </w:pPr>
+      <w:r>
+        <w:rPr>
+          <w:rFonts w:eastAsia="Times New Roman" w:cs="Times New Roman"/>
+          <w:kern w:val="0"/>
+          <w14:ligatures w14:val="none"/>
+        </w:rPr>
+        <w:t>ZIP </w:t>
+      </w:r>
+    </w:p>
+    <w:p>
+      <w:pPr>
+        <w:rPr>
+          <w:rFonts w:eastAsia="Times New Roman" w:cs="Times New Roman"/>
+          <w:kern w:val="0"/>
+          <w14:ligatures w14:val="none"/>
+        </w:rPr>
+      </w:pPr>
+      <w:r>
+        <w:rPr>
+          <w:rFonts w:eastAsia="Times New Roman" w:cs="Times New Roman"/>
+          <w:kern w:val="0"/>
+          <w14:ligatures w14:val="none"/>
+        </w:rPr>
+        <w:drawing>
+          <wp:inline distT="0" distB="0" distL="0" distR="0" wp14:anchorId="565F8089" wp14:editId="3E29AC33">
+            <wp:extent cx="190500" cy="190500"/>
+            <wp:effectExtent l="0" t="0" r="0" b="0"/>
+            <wp:docPr id="1554417196" name="Picture 4" descr="Open file on desktop"/>
+            <wp:cNvGraphicFramePr>
+              <a:graphicFrameLocks xmlns:a="http://schemas.openxmlformats.org/drawingml/2006/main" noChangeAspect="1"/>
+            </wp:cNvGraphicFramePr>
+            <a:graphic xmlns:a="http://schemas.openxmlformats.org/drawingml/2006/main">
+              <a:graphicData uri="http://schemas.openxmlformats.org/drawingml/2006/picture">
+                <pic:pic xmlns:pic="http://schemas.openxmlformats.org/drawingml/2006/picture">
+                  <pic:nvPicPr>
+                    <pic:cNvPr id="0" name="Picture 18" descr="Open file on desktop"/>
+                    <pic:cNvPicPr>
+                      <a:picLocks noChangeAspect="1" noChangeArrowheads="1"/>
+                    </pic:cNvPicPr>
+                  </pic:nvPicPr>
+                  <pic:blipFill>
+                    <a:blip r:embed="rId5" cstate="print">
+                      <a:extLst>
+                        <a:ext uri="{28A0092B-C50C-407E-A947-70E740481C1C}">
+                          <a14:useLocalDpi xmlns:a14="http://schemas.microsoft.com/office/drawing/2010/main" val="0"/>
+                        </a:ext>
+                      </a:extLst>
+                    </a:blip>
+                    <a:srcRect/>
+                    <a:stretch>
+                      <a:fillRect/>
+                    </a:stretch>
+                  </pic:blipFill>
+                  <pic:spPr bwMode="auto">
+                    <a:xfrm>
+                      <a:off x="0" y="0"/>
+                      <a:ext cx="190500" cy="190500"/>
+                    </a:xfrm>
+                    <a:prstGeom prst="rect">
+                      <a:avLst/>
+                    </a:prstGeom>
+                    <a:noFill/>
+                    <a:ln>
+                      <a:noFill/>
+                    </a:ln>
+                  </pic:spPr>
+                </pic:pic>
+              </a:graphicData>
+            </a:graphic>
+          </wp:inline>
+        </w:drawing>
+      </w:r>
+      <w:r>
+        <w:rPr>
+          <w:rFonts w:eastAsia="Times New Roman" w:cs="Times New Roman"/>
+          <w:kern w:val="0"/>
+          <w14:ligatures w14:val="none"/>
+        </w:rPr>
+        <w:t>Open in Windows Explorer</w:t>
+      </w:r>
+    </w:p>
+    <w:p>
+      <w:pPr>
+        <w:rPr>
+          <w:rFonts w:eastAsia="Times New Roman" w:cs="Times New Roman"/>
+          <w:kern w:val="0"/>
+          <w14:ligatures w14:val="none"/>
+        </w:rPr>
+      </w:pPr>
+    </w:p>
+    <w:p>
+      <w:pPr>
+        <w:rPr>
+          <w:rFonts w:eastAsia="Times New Roman" w:cs="Times New Roman"/>
+          <w:kern w:val="0"/>
+          <w14:ligatures w14:val="none"/>
+        </w:rPr>
+      </w:pPr>
+      <w:r>
+        <w:rPr>
+          <w:rFonts w:eastAsia="Times New Roman" w:cs="Times New Roman"/>
+          <w:kern w:val="0"/>
+          <w14:ligatures w14:val="none"/>
+        </w:rPr>
+        <w:t>Opus 4.7</w:t>
+      </w:r>
     </w:p>
     <w:p>
       <w:pPr>
@@ -1337,6 +4883,530 @@
     </w:lvl>
   </w:abstractNum>
   <w:abstractNum w:abstractNumId="2" w15:restartNumberingAfterBreak="0">
+    <w:nsid w:val="11465EA1"/>
+    <w:multiLevelType w:val="multilevel"/>
+    <w:tmpl w:val="05447E14"/>
+    <w:lvl w:ilvl="0">
+      <w:start w:val="1"/>
+      <w:numFmt w:val="bullet"/>
+      <w:lvlText w:val=""/>
+      <w:lvlJc w:val="left"/>
+      <w:pPr>
+        <w:tabs>
+          <w:tab w:val="num" w:pos="720"/>
+        </w:tabs>
+        <w:ind w:left="720" w:hanging="360"/>
+      </w:pPr>
+      <w:rPr>
+        <w:rFonts w:ascii="Symbol" w:hAnsi="Symbol" w:hint="default"/>
+        <w:sz w:val="20"/>
+      </w:rPr>
+    </w:lvl>
+    <w:lvl w:ilvl="1" w:tentative="1">
+      <w:start w:val="1"/>
+      <w:numFmt w:val="bullet"/>
+      <w:lvlText w:val="o"/>
+      <w:lvlJc w:val="left"/>
+      <w:pPr>
+        <w:tabs>
+          <w:tab w:val="num" w:pos="1440"/>
+        </w:tabs>
+        <w:ind w:left="1440" w:hanging="360"/>
+      </w:pPr>
+      <w:rPr>
+        <w:rFonts w:ascii="Courier New" w:hAnsi="Courier New" w:hint="default"/>
+        <w:sz w:val="20"/>
+      </w:rPr>
+    </w:lvl>
+    <w:lvl w:ilvl="2" w:tentative="1">
+      <w:start w:val="1"/>
+      <w:numFmt w:val="bullet"/>
+      <w:lvlText w:val=""/>
+      <w:lvlJc w:val="left"/>
+      <w:pPr>
+        <w:tabs>
+          <w:tab w:val="num" w:pos="2160"/>
+        </w:tabs>
+        <w:ind w:left="2160" w:hanging="360"/>
+      </w:pPr>
+      <w:rPr>
+        <w:rFonts w:ascii="Wingdings" w:hAnsi="Wingdings" w:hint="default"/>
+        <w:sz w:val="20"/>
+      </w:rPr>
+    </w:lvl>
+    <w:lvl w:ilvl="3" w:tentative="1">
+      <w:start w:val="1"/>
+      <w:numFmt w:val="bullet"/>
+      <w:lvlText w:val=""/>
+      <w:lvlJc w:val="left"/>
+      <w:pPr>
+        <w:tabs>
+          <w:tab w:val="num" w:pos="2880"/>
+        </w:tabs>
+        <w:ind w:left="2880" w:hanging="360"/>
+      </w:pPr>
+      <w:rPr>
+        <w:rFonts w:ascii="Wingdings" w:hAnsi="Wingdings" w:hint="default"/>
+        <w:sz w:val="20"/>
+      </w:rPr>
+    </w:lvl>
+    <w:lvl w:ilvl="4" w:tentative="1">
+      <w:start w:val="1"/>
+      <w:numFmt w:val="bullet"/>
+      <w:lvlText w:val=""/>
+      <w:lvlJc w:val="left"/>
+      <w:pPr>
+        <w:tabs>
+          <w:tab w:val="num" w:pos="3600"/>
+        </w:tabs>
+        <w:ind w:left="3600" w:hanging="360"/>
+      </w:pPr>
+      <w:rPr>
+        <w:rFonts w:ascii="Wingdings" w:hAnsi="Wingdings" w:hint="default"/>
+        <w:sz w:val="20"/>
+      </w:rPr>
+    </w:lvl>
+    <w:lvl w:ilvl="5" w:tentative="1">
+      <w:start w:val="1"/>
+      <w:numFmt w:val="bullet"/>
+      <w:lvlText w:val=""/>
+      <w:lvlJc w:val="left"/>
+      <w:pPr>
+        <w:tabs>
+          <w:tab w:val="num" w:pos="4320"/>
+        </w:tabs>
+        <w:ind w:left="4320" w:hanging="360"/>
+      </w:pPr>
+      <w:rPr>
+        <w:rFonts w:ascii="Wingdings" w:hAnsi="Wingdings" w:hint="default"/>
+        <w:sz w:val="20"/>
+      </w:rPr>
+    </w:lvl>
+    <w:lvl w:ilvl="6" w:tentative="1">
+      <w:start w:val="1"/>
+      <w:numFmt w:val="bullet"/>
+      <w:lvlText w:val=""/>
+      <w:lvlJc w:val="left"/>
+      <w:pPr>
+        <w:tabs>
+          <w:tab w:val="num" w:pos="5040"/>
+        </w:tabs>
+        <w:ind w:left="5040" w:hanging="360"/>
+      </w:pPr>
+      <w:rPr>
+        <w:rFonts w:ascii="Wingdings" w:hAnsi="Wingdings" w:hint="default"/>
+        <w:sz w:val="20"/>
+      </w:rPr>
+    </w:lvl>
+    <w:lvl w:ilvl="7" w:tentative="1">
+      <w:start w:val="1"/>
+      <w:numFmt w:val="bullet"/>
+      <w:lvlText w:val=""/>
+      <w:lvlJc w:val="left"/>
+      <w:pPr>
+        <w:tabs>
+          <w:tab w:val="num" w:pos="5760"/>
+        </w:tabs>
+        <w:ind w:left="5760" w:hanging="360"/>
+      </w:pPr>
+      <w:rPr>
+        <w:rFonts w:ascii="Wingdings" w:hAnsi="Wingdings" w:hint="default"/>
+        <w:sz w:val="20"/>
+      </w:rPr>
+    </w:lvl>
+    <w:lvl w:ilvl="8" w:tentative="1">
+      <w:start w:val="1"/>
+      <w:numFmt w:val="bullet"/>
+      <w:lvlText w:val=""/>
+      <w:lvlJc w:val="left"/>
+      <w:pPr>
+        <w:tabs>
+          <w:tab w:val="num" w:pos="6480"/>
+        </w:tabs>
+        <w:ind w:left="6480" w:hanging="360"/>
+      </w:pPr>
+      <w:rPr>
+        <w:rFonts w:ascii="Wingdings" w:hAnsi="Wingdings" w:hint="default"/>
+        <w:sz w:val="20"/>
+      </w:rPr>
+    </w:lvl>
+  </w:abstractNum>
+  <w:abstractNum w:abstractNumId="3" w15:restartNumberingAfterBreak="0">
+    <w:nsid w:val="1B2044A4"/>
+    <w:multiLevelType w:val="multilevel"/>
+    <w:tmpl w:val="0C7079D6"/>
+    <w:lvl w:ilvl="0">
+      <w:start w:val="1"/>
+      <w:numFmt w:val="decimal"/>
+      <w:lvlText w:val="%1."/>
+      <w:lvlJc w:val="left"/>
+      <w:pPr>
+        <w:tabs>
+          <w:tab w:val="num" w:pos="720"/>
+        </w:tabs>
+        <w:ind w:left="720" w:hanging="360"/>
+      </w:pPr>
+    </w:lvl>
+    <w:lvl w:ilvl="1" w:tentative="1">
+      <w:start w:val="1"/>
+      <w:numFmt w:val="decimal"/>
+      <w:lvlText w:val="%2."/>
+      <w:lvlJc w:val="left"/>
+      <w:pPr>
+        <w:tabs>
+          <w:tab w:val="num" w:pos="1440"/>
+        </w:tabs>
+        <w:ind w:left="1440" w:hanging="360"/>
+      </w:pPr>
+    </w:lvl>
+    <w:lvl w:ilvl="2" w:tentative="1">
+      <w:start w:val="1"/>
+      <w:numFmt w:val="decimal"/>
+      <w:lvlText w:val="%3."/>
+      <w:lvlJc w:val="left"/>
+      <w:pPr>
+        <w:tabs>
+          <w:tab w:val="num" w:pos="2160"/>
+        </w:tabs>
+        <w:ind w:left="2160" w:hanging="360"/>
+      </w:pPr>
+    </w:lvl>
+    <w:lvl w:ilvl="3" w:tentative="1">
+      <w:start w:val="1"/>
+      <w:numFmt w:val="decimal"/>
+      <w:lvlText w:val="%4."/>
+      <w:lvlJc w:val="left"/>
+      <w:pPr>
+        <w:tabs>
+          <w:tab w:val="num" w:pos="2880"/>
+        </w:tabs>
+        <w:ind w:left="2880" w:hanging="360"/>
+      </w:pPr>
+    </w:lvl>
+    <w:lvl w:ilvl="4" w:tentative="1">
+      <w:start w:val="1"/>
+      <w:numFmt w:val="decimal"/>
+      <w:lvlText w:val="%5."/>
+      <w:lvlJc w:val="left"/>
+      <w:pPr>
+        <w:tabs>
+          <w:tab w:val="num" w:pos="3600"/>
+        </w:tabs>
+        <w:ind w:left="3600" w:hanging="360"/>
+      </w:pPr>
+    </w:lvl>
+    <w:lvl w:ilvl="5" w:tentative="1">
+      <w:start w:val="1"/>
+      <w:numFmt w:val="decimal"/>
+      <w:lvlText w:val="%6."/>
+      <w:lvlJc w:val="left"/>
+      <w:pPr>
+        <w:tabs>
+          <w:tab w:val="num" w:pos="4320"/>
+        </w:tabs>
+        <w:ind w:left="4320" w:hanging="360"/>
+      </w:pPr>
+    </w:lvl>
+    <w:lvl w:ilvl="6" w:tentative="1">
+      <w:start w:val="1"/>
+      <w:numFmt w:val="decimal"/>
+      <w:lvlText w:val="%7."/>
+      <w:lvlJc w:val="left"/>
+      <w:pPr>
+        <w:tabs>
+          <w:tab w:val="num" w:pos="5040"/>
+        </w:tabs>
+        <w:ind w:left="5040" w:hanging="360"/>
+      </w:pPr>
+    </w:lvl>
+    <w:lvl w:ilvl="7" w:tentative="1">
+      <w:start w:val="1"/>
+      <w:numFmt w:val="decimal"/>
+      <w:lvlText w:val="%8."/>
+      <w:lvlJc w:val="left"/>
+      <w:pPr>
+        <w:tabs>
+          <w:tab w:val="num" w:pos="5760"/>
+        </w:tabs>
+        <w:ind w:left="5760" w:hanging="360"/>
+      </w:pPr>
+    </w:lvl>
+    <w:lvl w:ilvl="8" w:tentative="1">
+      <w:start w:val="1"/>
+      <w:numFmt w:val="decimal"/>
+      <w:lvlText w:val="%9."/>
+      <w:lvlJc w:val="left"/>
+      <w:pPr>
+        <w:tabs>
+          <w:tab w:val="num" w:pos="6480"/>
+        </w:tabs>
+        <w:ind w:left="6480" w:hanging="360"/>
+      </w:pPr>
+    </w:lvl>
+  </w:abstractNum>
+  <w:abstractNum w:abstractNumId="4" w15:restartNumberingAfterBreak="0">
+    <w:nsid w:val="1BF363D5"/>
+    <w:multiLevelType w:val="multilevel"/>
+    <w:tmpl w:val="3C3AC990"/>
+    <w:lvl w:ilvl="0">
+      <w:start w:val="1"/>
+      <w:numFmt w:val="decimal"/>
+      <w:lvlText w:val="%1."/>
+      <w:lvlJc w:val="left"/>
+      <w:pPr>
+        <w:tabs>
+          <w:tab w:val="num" w:pos="720"/>
+        </w:tabs>
+        <w:ind w:left="720" w:hanging="360"/>
+      </w:pPr>
+    </w:lvl>
+    <w:lvl w:ilvl="1" w:tentative="1">
+      <w:start w:val="1"/>
+      <w:numFmt w:val="decimal"/>
+      <w:lvlText w:val="%2."/>
+      <w:lvlJc w:val="left"/>
+      <w:pPr>
+        <w:tabs>
+          <w:tab w:val="num" w:pos="1440"/>
+        </w:tabs>
+        <w:ind w:left="1440" w:hanging="360"/>
+      </w:pPr>
+    </w:lvl>
+    <w:lvl w:ilvl="2" w:tentative="1">
+      <w:start w:val="1"/>
+      <w:numFmt w:val="decimal"/>
+      <w:lvlText w:val="%3."/>
+      <w:lvlJc w:val="left"/>
+      <w:pPr>
+        <w:tabs>
+          <w:tab w:val="num" w:pos="2160"/>
+        </w:tabs>
+        <w:ind w:left="2160" w:hanging="360"/>
+      </w:pPr>
+    </w:lvl>
+    <w:lvl w:ilvl="3" w:tentative="1">
+      <w:start w:val="1"/>
+      <w:numFmt w:val="decimal"/>
+      <w:lvlText w:val="%4."/>
+      <w:lvlJc w:val="left"/>
+      <w:pPr>
+        <w:tabs>
+          <w:tab w:val="num" w:pos="2880"/>
+        </w:tabs>
+        <w:ind w:left="2880" w:hanging="360"/>
+      </w:pPr>
+    </w:lvl>
+    <w:lvl w:ilvl="4" w:tentative="1">
+      <w:start w:val="1"/>
+      <w:numFmt w:val="decimal"/>
+      <w:lvlText w:val="%5."/>
+      <w:lvlJc w:val="left"/>
+      <w:pPr>
+        <w:tabs>
+          <w:tab w:val="num" w:pos="3600"/>
+        </w:tabs>
+        <w:ind w:left="3600" w:hanging="360"/>
+      </w:pPr>
+    </w:lvl>
+    <w:lvl w:ilvl="5" w:tentative="1">
+      <w:start w:val="1"/>
+      <w:numFmt w:val="decimal"/>
+      <w:lvlText w:val="%6."/>
+      <w:lvlJc w:val="left"/>
+      <w:pPr>
+        <w:tabs>
+          <w:tab w:val="num" w:pos="4320"/>
+        </w:tabs>
+        <w:ind w:left="4320" w:hanging="360"/>
+      </w:pPr>
+    </w:lvl>
+    <w:lvl w:ilvl="6" w:tentative="1">
+      <w:start w:val="1"/>
+      <w:numFmt w:val="decimal"/>
+      <w:lvlText w:val="%7."/>
+      <w:lvlJc w:val="left"/>
+      <w:pPr>
+        <w:tabs>
+          <w:tab w:val="num" w:pos="5040"/>
+        </w:tabs>
+        <w:ind w:left="5040" w:hanging="360"/>
+      </w:pPr>
+    </w:lvl>
+    <w:lvl w:ilvl="7" w:tentative="1">
+      <w:start w:val="1"/>
+      <w:numFmt w:val="decimal"/>
+      <w:lvlText w:val="%8."/>
+      <w:lvlJc w:val="left"/>
+      <w:pPr>
+        <w:tabs>
+          <w:tab w:val="num" w:pos="5760"/>
+        </w:tabs>
+        <w:ind w:left="5760" w:hanging="360"/>
+      </w:pPr>
+    </w:lvl>
+    <w:lvl w:ilvl="8" w:tentative="1">
+      <w:start w:val="1"/>
+      <w:numFmt w:val="decimal"/>
+      <w:lvlText w:val="%9."/>
+      <w:lvlJc w:val="left"/>
+      <w:pPr>
+        <w:tabs>
+          <w:tab w:val="num" w:pos="6480"/>
+        </w:tabs>
+        <w:ind w:left="6480" w:hanging="360"/>
+      </w:pPr>
+    </w:lvl>
+  </w:abstractNum>
+  <w:abstractNum w:abstractNumId="5" w15:restartNumberingAfterBreak="0">
+    <w:nsid w:val="2B31257D"/>
+    <w:multiLevelType w:val="multilevel"/>
+    <w:tmpl w:val="C4A0AD34"/>
+    <w:lvl w:ilvl="0">
+      <w:start w:val="1"/>
+      <w:numFmt w:val="bullet"/>
+      <w:lvlText w:val=""/>
+      <w:lvlJc w:val="left"/>
+      <w:pPr>
+        <w:tabs>
+          <w:tab w:val="num" w:pos="720"/>
+        </w:tabs>
+        <w:ind w:left="720" w:hanging="360"/>
+      </w:pPr>
+      <w:rPr>
+        <w:rFonts w:ascii="Symbol" w:hAnsi="Symbol" w:hint="default"/>
+        <w:sz w:val="20"/>
+      </w:rPr>
+    </w:lvl>
+    <w:lvl w:ilvl="1" w:tentative="1">
+      <w:start w:val="1"/>
+      <w:numFmt w:val="bullet"/>
+      <w:lvlText w:val="o"/>
+      <w:lvlJc w:val="left"/>
+      <w:pPr>
+        <w:tabs>
+          <w:tab w:val="num" w:pos="1440"/>
+        </w:tabs>
+        <w:ind w:left="1440" w:hanging="360"/>
+      </w:pPr>
+      <w:rPr>
+        <w:rFonts w:ascii="Courier New" w:hAnsi="Courier New" w:hint="default"/>
+        <w:sz w:val="20"/>
+      </w:rPr>
+    </w:lvl>
+    <w:lvl w:ilvl="2" w:tentative="1">
+      <w:start w:val="1"/>
+      <w:numFmt w:val="bullet"/>
+      <w:lvlText w:val=""/>
+      <w:lvlJc w:val="left"/>
+      <w:pPr>
+        <w:tabs>
+          <w:tab w:val="num" w:pos="2160"/>
+        </w:tabs>
+        <w:ind w:left="2160" w:hanging="360"/>
+      </w:pPr>
+      <w:rPr>
+        <w:rFonts w:ascii="Wingdings" w:hAnsi="Wingdings" w:hint="default"/>
+        <w:sz w:val="20"/>
+      </w:rPr>
+    </w:lvl>
+    <w:lvl w:ilvl="3" w:tentative="1">
+      <w:start w:val="1"/>
+      <w:numFmt w:val="bullet"/>
+      <w:lvlText w:val=""/>
+      <w:lvlJc w:val="left"/>
+      <w:pPr>
+        <w:tabs>
+          <w:tab w:val="num" w:pos="2880"/>
+        </w:tabs>
+        <w:ind w:left="2880" w:hanging="360"/>
+      </w:pPr>
+      <w:rPr>
+        <w:rFonts w:ascii="Wingdings" w:hAnsi="Wingdings" w:hint="default"/>
+        <w:sz w:val="20"/>
+      </w:rPr>
+    </w:lvl>
+    <w:lvl w:ilvl="4" w:tentative="1">
+      <w:start w:val="1"/>
+      <w:numFmt w:val="bullet"/>
+      <w:lvlText w:val=""/>
+      <w:lvlJc w:val="left"/>
+      <w:pPr>
+        <w:tabs>
+          <w:tab w:val="num" w:pos="3600"/>
+        </w:tabs>
+        <w:ind w:left="3600" w:hanging="360"/>
+      </w:pPr>
+      <w:rPr>
+        <w:rFonts w:ascii="Wingdings" w:hAnsi="Wingdings" w:hint="default"/>
+        <w:sz w:val="20"/>
+      </w:rPr>
+    </w:lvl>
+    <w:lvl w:ilvl="5" w:tentative="1">
+      <w:start w:val="1"/>
+      <w:numFmt w:val="bullet"/>
+      <w:lvlText w:val=""/>
+      <w:lvlJc w:val="left"/>
+      <w:pPr>
+        <w:tabs>
+          <w:tab w:val="num" w:pos="4320"/>
+        </w:tabs>
+        <w:ind w:left="4320" w:hanging="360"/>
+      </w:pPr>
+      <w:rPr>
+        <w:rFonts w:ascii="Wingdings" w:hAnsi="Wingdings" w:hint="default"/>
+        <w:sz w:val="20"/>
+      </w:rPr>
+    </w:lvl>
+    <w:lvl w:ilvl="6" w:tentative="1">
+      <w:start w:val="1"/>
+      <w:numFmt w:val="bullet"/>
+      <w:lvlText w:val=""/>
+      <w:lvlJc w:val="left"/>
+      <w:pPr>
+        <w:tabs>
+          <w:tab w:val="num" w:pos="5040"/>
+        </w:tabs>
+        <w:ind w:left="5040" w:hanging="360"/>
+      </w:pPr>
+      <w:rPr>
+        <w:rFonts w:ascii="Wingdings" w:hAnsi="Wingdings" w:hint="default"/>
+        <w:sz w:val="20"/>
+      </w:rPr>
+    </w:lvl>
+    <w:lvl w:ilvl="7" w:tentative="1">
+      <w:start w:val="1"/>
+      <w:numFmt w:val="bullet"/>
+      <w:lvlText w:val=""/>
+      <w:lvlJc w:val="left"/>
+      <w:pPr>
+        <w:tabs>
+          <w:tab w:val="num" w:pos="5760"/>
+        </w:tabs>
+        <w:ind w:left="5760" w:hanging="360"/>
+      </w:pPr>
+      <w:rPr>
+        <w:rFonts w:ascii="Wingdings" w:hAnsi="Wingdings" w:hint="default"/>
+        <w:sz w:val="20"/>
+      </w:rPr>
+    </w:lvl>
+    <w:lvl w:ilvl="8" w:tentative="1">
+      <w:start w:val="1"/>
+      <w:numFmt w:val="bullet"/>
+      <w:lvlText w:val=""/>
+      <w:lvlJc w:val="left"/>
+      <w:pPr>
+        <w:tabs>
+          <w:tab w:val="num" w:pos="6480"/>
+        </w:tabs>
+        <w:ind w:left="6480" w:hanging="360"/>
+      </w:pPr>
+      <w:rPr>
+        <w:rFonts w:ascii="Wingdings" w:hAnsi="Wingdings" w:hint="default"/>
+        <w:sz w:val="20"/>
+      </w:rPr>
+    </w:lvl>
+  </w:abstractNum>
+  <w:abstractNum w:abstractNumId="6" w15:restartNumberingAfterBreak="0">
     <w:nsid w:val="30B66882"/>
     <w:multiLevelType w:val="hybridMultilevel"/>
     <w:tmpl w:val="0CEAD1C0"/>
@@ -1449,7 +5519,680 @@
       </w:rPr>
     </w:lvl>
   </w:abstractNum>
-  <w:abstractNum w:abstractNumId="3" w15:restartNumberingAfterBreak="0">
+  <w:abstractNum w:abstractNumId="7" w15:restartNumberingAfterBreak="0">
+    <w:nsid w:val="34EB5093"/>
+    <w:multiLevelType w:val="multilevel"/>
+    <w:tmpl w:val="B66032FC"/>
+    <w:lvl w:ilvl="0">
+      <w:start w:val="1"/>
+      <w:numFmt w:val="bullet"/>
+      <w:lvlText w:val=""/>
+      <w:lvlJc w:val="left"/>
+      <w:pPr>
+        <w:tabs>
+          <w:tab w:val="num" w:pos="720"/>
+        </w:tabs>
+        <w:ind w:left="720" w:hanging="360"/>
+      </w:pPr>
+      <w:rPr>
+        <w:rFonts w:ascii="Symbol" w:hAnsi="Symbol" w:hint="default"/>
+        <w:sz w:val="20"/>
+      </w:rPr>
+    </w:lvl>
+    <w:lvl w:ilvl="1" w:tentative="1">
+      <w:start w:val="1"/>
+      <w:numFmt w:val="bullet"/>
+      <w:lvlText w:val="o"/>
+      <w:lvlJc w:val="left"/>
+      <w:pPr>
+        <w:tabs>
+          <w:tab w:val="num" w:pos="1440"/>
+        </w:tabs>
+        <w:ind w:left="1440" w:hanging="360"/>
+      </w:pPr>
+      <w:rPr>
+        <w:rFonts w:ascii="Courier New" w:hAnsi="Courier New" w:hint="default"/>
+        <w:sz w:val="20"/>
+      </w:rPr>
+    </w:lvl>
+    <w:lvl w:ilvl="2" w:tentative="1">
+      <w:start w:val="1"/>
+      <w:numFmt w:val="bullet"/>
+      <w:lvlText w:val=""/>
+      <w:lvlJc w:val="left"/>
+      <w:pPr>
+        <w:tabs>
+          <w:tab w:val="num" w:pos="2160"/>
+        </w:tabs>
+        <w:ind w:left="2160" w:hanging="360"/>
+      </w:pPr>
+      <w:rPr>
+        <w:rFonts w:ascii="Wingdings" w:hAnsi="Wingdings" w:hint="default"/>
+        <w:sz w:val="20"/>
+      </w:rPr>
+    </w:lvl>
+    <w:lvl w:ilvl="3" w:tentative="1">
+      <w:start w:val="1"/>
+      <w:numFmt w:val="bullet"/>
+      <w:lvlText w:val=""/>
+      <w:lvlJc w:val="left"/>
+      <w:pPr>
+        <w:tabs>
+          <w:tab w:val="num" w:pos="2880"/>
+        </w:tabs>
+        <w:ind w:left="2880" w:hanging="360"/>
+      </w:pPr>
+      <w:rPr>
+        <w:rFonts w:ascii="Wingdings" w:hAnsi="Wingdings" w:hint="default"/>
+        <w:sz w:val="20"/>
+      </w:rPr>
+    </w:lvl>
+    <w:lvl w:ilvl="4" w:tentative="1">
+      <w:start w:val="1"/>
+      <w:numFmt w:val="bullet"/>
+      <w:lvlText w:val=""/>
+      <w:lvlJc w:val="left"/>
+      <w:pPr>
+        <w:tabs>
+          <w:tab w:val="num" w:pos="3600"/>
+        </w:tabs>
+        <w:ind w:left="3600" w:hanging="360"/>
+      </w:pPr>
+      <w:rPr>
+        <w:rFonts w:ascii="Wingdings" w:hAnsi="Wingdings" w:hint="default"/>
+        <w:sz w:val="20"/>
+      </w:rPr>
+    </w:lvl>
+    <w:lvl w:ilvl="5" w:tentative="1">
+      <w:start w:val="1"/>
+      <w:numFmt w:val="bullet"/>
+      <w:lvlText w:val=""/>
+      <w:lvlJc w:val="left"/>
+      <w:pPr>
+        <w:tabs>
+          <w:tab w:val="num" w:pos="4320"/>
+        </w:tabs>
+        <w:ind w:left="4320" w:hanging="360"/>
+      </w:pPr>
+      <w:rPr>
+        <w:rFonts w:ascii="Wingdings" w:hAnsi="Wingdings" w:hint="default"/>
+        <w:sz w:val="20"/>
+      </w:rPr>
+    </w:lvl>
+    <w:lvl w:ilvl="6" w:tentative="1">
+      <w:start w:val="1"/>
+      <w:numFmt w:val="bullet"/>
+      <w:lvlText w:val=""/>
+      <w:lvlJc w:val="left"/>
+      <w:pPr>
+        <w:tabs>
+          <w:tab w:val="num" w:pos="5040"/>
+        </w:tabs>
+        <w:ind w:left="5040" w:hanging="360"/>
+      </w:pPr>
+      <w:rPr>
+        <w:rFonts w:ascii="Wingdings" w:hAnsi="Wingdings" w:hint="default"/>
+        <w:sz w:val="20"/>
+      </w:rPr>
+    </w:lvl>
+    <w:lvl w:ilvl="7" w:tentative="1">
+      <w:start w:val="1"/>
+      <w:numFmt w:val="bullet"/>
+      <w:lvlText w:val=""/>
+      <w:lvlJc w:val="left"/>
+      <w:pPr>
+        <w:tabs>
+          <w:tab w:val="num" w:pos="5760"/>
+        </w:tabs>
+        <w:ind w:left="5760" w:hanging="360"/>
+      </w:pPr>
+      <w:rPr>
+        <w:rFonts w:ascii="Wingdings" w:hAnsi="Wingdings" w:hint="default"/>
+        <w:sz w:val="20"/>
+      </w:rPr>
+    </w:lvl>
+    <w:lvl w:ilvl="8" w:tentative="1">
+      <w:start w:val="1"/>
+      <w:numFmt w:val="bullet"/>
+      <w:lvlText w:val=""/>
+      <w:lvlJc w:val="left"/>
+      <w:pPr>
+        <w:tabs>
+          <w:tab w:val="num" w:pos="6480"/>
+        </w:tabs>
+        <w:ind w:left="6480" w:hanging="360"/>
+      </w:pPr>
+      <w:rPr>
+        <w:rFonts w:ascii="Wingdings" w:hAnsi="Wingdings" w:hint="default"/>
+        <w:sz w:val="20"/>
+      </w:rPr>
+    </w:lvl>
+  </w:abstractNum>
+  <w:abstractNum w:abstractNumId="8" w15:restartNumberingAfterBreak="0">
+    <w:nsid w:val="480D6539"/>
+    <w:multiLevelType w:val="multilevel"/>
+    <w:tmpl w:val="ECAE8406"/>
+    <w:lvl w:ilvl="0">
+      <w:start w:val="1"/>
+      <w:numFmt w:val="bullet"/>
+      <w:lvlText w:val=""/>
+      <w:lvlJc w:val="left"/>
+      <w:pPr>
+        <w:tabs>
+          <w:tab w:val="num" w:pos="720"/>
+        </w:tabs>
+        <w:ind w:left="720" w:hanging="360"/>
+      </w:pPr>
+      <w:rPr>
+        <w:rFonts w:ascii="Symbol" w:hAnsi="Symbol" w:hint="default"/>
+        <w:sz w:val="20"/>
+      </w:rPr>
+    </w:lvl>
+    <w:lvl w:ilvl="1" w:tentative="1">
+      <w:start w:val="1"/>
+      <w:numFmt w:val="bullet"/>
+      <w:lvlText w:val="o"/>
+      <w:lvlJc w:val="left"/>
+      <w:pPr>
+        <w:tabs>
+          <w:tab w:val="num" w:pos="1440"/>
+        </w:tabs>
+        <w:ind w:left="1440" w:hanging="360"/>
+      </w:pPr>
+      <w:rPr>
+        <w:rFonts w:ascii="Courier New" w:hAnsi="Courier New" w:hint="default"/>
+        <w:sz w:val="20"/>
+      </w:rPr>
+    </w:lvl>
+    <w:lvl w:ilvl="2" w:tentative="1">
+      <w:start w:val="1"/>
+      <w:numFmt w:val="bullet"/>
+      <w:lvlText w:val=""/>
+      <w:lvlJc w:val="left"/>
+      <w:pPr>
+        <w:tabs>
+          <w:tab w:val="num" w:pos="2160"/>
+        </w:tabs>
+        <w:ind w:left="2160" w:hanging="360"/>
+      </w:pPr>
+      <w:rPr>
+        <w:rFonts w:ascii="Wingdings" w:hAnsi="Wingdings" w:hint="default"/>
+        <w:sz w:val="20"/>
+      </w:rPr>
+    </w:lvl>
+    <w:lvl w:ilvl="3" w:tentative="1">
+      <w:start w:val="1"/>
+      <w:numFmt w:val="bullet"/>
+      <w:lvlText w:val=""/>
+      <w:lvlJc w:val="left"/>
+      <w:pPr>
+        <w:tabs>
+          <w:tab w:val="num" w:pos="2880"/>
+        </w:tabs>
+        <w:ind w:left="2880" w:hanging="360"/>
+      </w:pPr>
+      <w:rPr>
+        <w:rFonts w:ascii="Wingdings" w:hAnsi="Wingdings" w:hint="default"/>
+        <w:sz w:val="20"/>
+      </w:rPr>
+    </w:lvl>
+    <w:lvl w:ilvl="4" w:tentative="1">
+      <w:start w:val="1"/>
+      <w:numFmt w:val="bullet"/>
+      <w:lvlText w:val=""/>
+      <w:lvlJc w:val="left"/>
+      <w:pPr>
+        <w:tabs>
+          <w:tab w:val="num" w:pos="3600"/>
+        </w:tabs>
+        <w:ind w:left="3600" w:hanging="360"/>
+      </w:pPr>
+      <w:rPr>
+        <w:rFonts w:ascii="Wingdings" w:hAnsi="Wingdings" w:hint="default"/>
+        <w:sz w:val="20"/>
+      </w:rPr>
+    </w:lvl>
+    <w:lvl w:ilvl="5" w:tentative="1">
+      <w:start w:val="1"/>
+      <w:numFmt w:val="bullet"/>
+      <w:lvlText w:val=""/>
+      <w:lvlJc w:val="left"/>
+      <w:pPr>
+        <w:tabs>
+          <w:tab w:val="num" w:pos="4320"/>
+        </w:tabs>
+        <w:ind w:left="4320" w:hanging="360"/>
+      </w:pPr>
+      <w:rPr>
+        <w:rFonts w:ascii="Wingdings" w:hAnsi="Wingdings" w:hint="default"/>
+        <w:sz w:val="20"/>
+      </w:rPr>
+    </w:lvl>
+    <w:lvl w:ilvl="6" w:tentative="1">
+      <w:start w:val="1"/>
+      <w:numFmt w:val="bullet"/>
+      <w:lvlText w:val=""/>
+      <w:lvlJc w:val="left"/>
+      <w:pPr>
+        <w:tabs>
+          <w:tab w:val="num" w:pos="5040"/>
+        </w:tabs>
+        <w:ind w:left="5040" w:hanging="360"/>
+      </w:pPr>
+      <w:rPr>
+        <w:rFonts w:ascii="Wingdings" w:hAnsi="Wingdings" w:hint="default"/>
+        <w:sz w:val="20"/>
+      </w:rPr>
+    </w:lvl>
+    <w:lvl w:ilvl="7" w:tentative="1">
+      <w:start w:val="1"/>
+      <w:numFmt w:val="bullet"/>
+      <w:lvlText w:val=""/>
+      <w:lvlJc w:val="left"/>
+      <w:pPr>
+        <w:tabs>
+          <w:tab w:val="num" w:pos="5760"/>
+        </w:tabs>
+        <w:ind w:left="5760" w:hanging="360"/>
+      </w:pPr>
+      <w:rPr>
+        <w:rFonts w:ascii="Wingdings" w:hAnsi="Wingdings" w:hint="default"/>
+        <w:sz w:val="20"/>
+      </w:rPr>
+    </w:lvl>
+    <w:lvl w:ilvl="8" w:tentative="1">
+      <w:start w:val="1"/>
+      <w:numFmt w:val="bullet"/>
+      <w:lvlText w:val=""/>
+      <w:lvlJc w:val="left"/>
+      <w:pPr>
+        <w:tabs>
+          <w:tab w:val="num" w:pos="6480"/>
+        </w:tabs>
+        <w:ind w:left="6480" w:hanging="360"/>
+      </w:pPr>
+      <w:rPr>
+        <w:rFonts w:ascii="Wingdings" w:hAnsi="Wingdings" w:hint="default"/>
+        <w:sz w:val="20"/>
+      </w:rPr>
+    </w:lvl>
+  </w:abstractNum>
+  <w:abstractNum w:abstractNumId="9" w15:restartNumberingAfterBreak="0">
+    <w:nsid w:val="64782D58"/>
+    <w:multiLevelType w:val="multilevel"/>
+    <w:tmpl w:val="A4A86CD6"/>
+    <w:lvl w:ilvl="0">
+      <w:start w:val="1"/>
+      <w:numFmt w:val="decimal"/>
+      <w:lvlText w:val="%1."/>
+      <w:lvlJc w:val="left"/>
+      <w:pPr>
+        <w:tabs>
+          <w:tab w:val="num" w:pos="720"/>
+        </w:tabs>
+        <w:ind w:left="720" w:hanging="360"/>
+      </w:pPr>
+    </w:lvl>
+    <w:lvl w:ilvl="1" w:tentative="1">
+      <w:start w:val="1"/>
+      <w:numFmt w:val="decimal"/>
+      <w:lvlText w:val="%2."/>
+      <w:lvlJc w:val="left"/>
+      <w:pPr>
+        <w:tabs>
+          <w:tab w:val="num" w:pos="1440"/>
+        </w:tabs>
+        <w:ind w:left="1440" w:hanging="360"/>
+      </w:pPr>
+    </w:lvl>
+    <w:lvl w:ilvl="2" w:tentative="1">
+      <w:start w:val="1"/>
+      <w:numFmt w:val="decimal"/>
+      <w:lvlText w:val="%3."/>
+      <w:lvlJc w:val="left"/>
+      <w:pPr>
+        <w:tabs>
+          <w:tab w:val="num" w:pos="2160"/>
+        </w:tabs>
+        <w:ind w:left="2160" w:hanging="360"/>
+      </w:pPr>
+    </w:lvl>
+    <w:lvl w:ilvl="3" w:tentative="1">
+      <w:start w:val="1"/>
+      <w:numFmt w:val="decimal"/>
+      <w:lvlText w:val="%4."/>
+      <w:lvlJc w:val="left"/>
+      <w:pPr>
+        <w:tabs>
+          <w:tab w:val="num" w:pos="2880"/>
+        </w:tabs>
+        <w:ind w:left="2880" w:hanging="360"/>
+      </w:pPr>
+    </w:lvl>
+    <w:lvl w:ilvl="4" w:tentative="1">
+      <w:start w:val="1"/>
+      <w:numFmt w:val="decimal"/>
+      <w:lvlText w:val="%5."/>
+      <w:lvlJc w:val="left"/>
+      <w:pPr>
+        <w:tabs>
+          <w:tab w:val="num" w:pos="3600"/>
+        </w:tabs>
+        <w:ind w:left="3600" w:hanging="360"/>
+      </w:pPr>
+    </w:lvl>
+    <w:lvl w:ilvl="5" w:tentative="1">
+      <w:start w:val="1"/>
+      <w:numFmt w:val="decimal"/>
+      <w:lvlText w:val="%6."/>
+      <w:lvlJc w:val="left"/>
+      <w:pPr>
+        <w:tabs>
+          <w:tab w:val="num" w:pos="4320"/>
+        </w:tabs>
+        <w:ind w:left="4320" w:hanging="360"/>
+      </w:pPr>
+    </w:lvl>
+    <w:lvl w:ilvl="6" w:tentative="1">
+      <w:start w:val="1"/>
+      <w:numFmt w:val="decimal"/>
+      <w:lvlText w:val="%7."/>
+      <w:lvlJc w:val="left"/>
+      <w:pPr>
+        <w:tabs>
+          <w:tab w:val="num" w:pos="5040"/>
+        </w:tabs>
+        <w:ind w:left="5040" w:hanging="360"/>
+      </w:pPr>
+    </w:lvl>
+    <w:lvl w:ilvl="7" w:tentative="1">
+      <w:start w:val="1"/>
+      <w:numFmt w:val="decimal"/>
+      <w:lvlText w:val="%8."/>
+      <w:lvlJc w:val="left"/>
+      <w:pPr>
+        <w:tabs>
+          <w:tab w:val="num" w:pos="5760"/>
+        </w:tabs>
+        <w:ind w:left="5760" w:hanging="360"/>
+      </w:pPr>
+    </w:lvl>
+    <w:lvl w:ilvl="8" w:tentative="1">
+      <w:start w:val="1"/>
+      <w:numFmt w:val="decimal"/>
+      <w:lvlText w:val="%9."/>
+      <w:lvlJc w:val="left"/>
+      <w:pPr>
+        <w:tabs>
+          <w:tab w:val="num" w:pos="6480"/>
+        </w:tabs>
+        <w:ind w:left="6480" w:hanging="360"/>
+      </w:pPr>
+    </w:lvl>
+  </w:abstractNum>
+  <w:abstractNum w:abstractNumId="10" w15:restartNumberingAfterBreak="0">
+    <w:nsid w:val="6A7E328F"/>
+    <w:multiLevelType w:val="multilevel"/>
+    <w:tmpl w:val="CA36F4E0"/>
+    <w:lvl w:ilvl="0">
+      <w:start w:val="1"/>
+      <w:numFmt w:val="bullet"/>
+      <w:lvlText w:val=""/>
+      <w:lvlJc w:val="left"/>
+      <w:pPr>
+        <w:tabs>
+          <w:tab w:val="num" w:pos="720"/>
+        </w:tabs>
+        <w:ind w:left="720" w:hanging="360"/>
+      </w:pPr>
+      <w:rPr>
+        <w:rFonts w:ascii="Symbol" w:hAnsi="Symbol" w:hint="default"/>
+        <w:sz w:val="20"/>
+      </w:rPr>
+    </w:lvl>
+    <w:lvl w:ilvl="1" w:tentative="1">
+      <w:start w:val="1"/>
+      <w:numFmt w:val="bullet"/>
+      <w:lvlText w:val="o"/>
+      <w:lvlJc w:val="left"/>
+      <w:pPr>
+        <w:tabs>
+          <w:tab w:val="num" w:pos="1440"/>
+        </w:tabs>
+        <w:ind w:left="1440" w:hanging="360"/>
+      </w:pPr>
+      <w:rPr>
+        <w:rFonts w:ascii="Courier New" w:hAnsi="Courier New" w:hint="default"/>
+        <w:sz w:val="20"/>
+      </w:rPr>
+    </w:lvl>
+    <w:lvl w:ilvl="2" w:tentative="1">
+      <w:start w:val="1"/>
+      <w:numFmt w:val="bullet"/>
+      <w:lvlText w:val=""/>
+      <w:lvlJc w:val="left"/>
+      <w:pPr>
+        <w:tabs>
+          <w:tab w:val="num" w:pos="2160"/>
+        </w:tabs>
+        <w:ind w:left="2160" w:hanging="360"/>
+      </w:pPr>
+      <w:rPr>
+        <w:rFonts w:ascii="Wingdings" w:hAnsi="Wingdings" w:hint="default"/>
+        <w:sz w:val="20"/>
+      </w:rPr>
+    </w:lvl>
+    <w:lvl w:ilvl="3" w:tentative="1">
+      <w:start w:val="1"/>
+      <w:numFmt w:val="bullet"/>
+      <w:lvlText w:val=""/>
+      <w:lvlJc w:val="left"/>
+      <w:pPr>
+        <w:tabs>
+          <w:tab w:val="num" w:pos="2880"/>
+        </w:tabs>
+        <w:ind w:left="2880" w:hanging="360"/>
+      </w:pPr>
+      <w:rPr>
+        <w:rFonts w:ascii="Wingdings" w:hAnsi="Wingdings" w:hint="default"/>
+        <w:sz w:val="20"/>
+      </w:rPr>
+    </w:lvl>
+    <w:lvl w:ilvl="4" w:tentative="1">
+      <w:start w:val="1"/>
+      <w:numFmt w:val="bullet"/>
+      <w:lvlText w:val=""/>
+      <w:lvlJc w:val="left"/>
+      <w:pPr>
+        <w:tabs>
+          <w:tab w:val="num" w:pos="3600"/>
+        </w:tabs>
+        <w:ind w:left="3600" w:hanging="360"/>
+      </w:pPr>
+      <w:rPr>
+        <w:rFonts w:ascii="Wingdings" w:hAnsi="Wingdings" w:hint="default"/>
+        <w:sz w:val="20"/>
+      </w:rPr>
+    </w:lvl>
+    <w:lvl w:ilvl="5" w:tentative="1">
+      <w:start w:val="1"/>
+      <w:numFmt w:val="bullet"/>
+      <w:lvlText w:val=""/>
+      <w:lvlJc w:val="left"/>
+      <w:pPr>
+        <w:tabs>
+          <w:tab w:val="num" w:pos="4320"/>
+        </w:tabs>
+        <w:ind w:left="4320" w:hanging="360"/>
+      </w:pPr>
+      <w:rPr>
+        <w:rFonts w:ascii="Wingdings" w:hAnsi="Wingdings" w:hint="default"/>
+        <w:sz w:val="20"/>
+      </w:rPr>
+    </w:lvl>
+    <w:lvl w:ilvl="6" w:tentative="1">
+      <w:start w:val="1"/>
+      <w:numFmt w:val="bullet"/>
+      <w:lvlText w:val=""/>
+      <w:lvlJc w:val="left"/>
+      <w:pPr>
+        <w:tabs>
+          <w:tab w:val="num" w:pos="5040"/>
+        </w:tabs>
+        <w:ind w:left="5040" w:hanging="360"/>
+      </w:pPr>
+      <w:rPr>
+        <w:rFonts w:ascii="Wingdings" w:hAnsi="Wingdings" w:hint="default"/>
+        <w:sz w:val="20"/>
+      </w:rPr>
+    </w:lvl>
+    <w:lvl w:ilvl="7" w:tentative="1">
+      <w:start w:val="1"/>
+      <w:numFmt w:val="bullet"/>
+      <w:lvlText w:val=""/>
+      <w:lvlJc w:val="left"/>
+      <w:pPr>
+        <w:tabs>
+          <w:tab w:val="num" w:pos="5760"/>
+        </w:tabs>
+        <w:ind w:left="5760" w:hanging="360"/>
+      </w:pPr>
+      <w:rPr>
+        <w:rFonts w:ascii="Wingdings" w:hAnsi="Wingdings" w:hint="default"/>
+        <w:sz w:val="20"/>
+      </w:rPr>
+    </w:lvl>
+    <w:lvl w:ilvl="8" w:tentative="1">
+      <w:start w:val="1"/>
+      <w:numFmt w:val="bullet"/>
+      <w:lvlText w:val=""/>
+      <w:lvlJc w:val="left"/>
+      <w:pPr>
+        <w:tabs>
+          <w:tab w:val="num" w:pos="6480"/>
+        </w:tabs>
+        <w:ind w:left="6480" w:hanging="360"/>
+      </w:pPr>
+      <w:rPr>
+        <w:rFonts w:ascii="Wingdings" w:hAnsi="Wingdings" w:hint="default"/>
+        <w:sz w:val="20"/>
+      </w:rPr>
+    </w:lvl>
+  </w:abstractNum>
+  <w:abstractNum w:abstractNumId="11" w15:restartNumberingAfterBreak="0">
+    <w:nsid w:val="6AD534EA"/>
+    <w:multiLevelType w:val="multilevel"/>
+    <w:tmpl w:val="6CCC5AC2"/>
+    <w:lvl w:ilvl="0">
+      <w:start w:val="1"/>
+      <w:numFmt w:val="decimal"/>
+      <w:lvlText w:val="%1."/>
+      <w:lvlJc w:val="left"/>
+      <w:pPr>
+        <w:tabs>
+          <w:tab w:val="num" w:pos="720"/>
+        </w:tabs>
+        <w:ind w:left="720" w:hanging="360"/>
+      </w:pPr>
+    </w:lvl>
+    <w:lvl w:ilvl="1" w:tentative="1">
+      <w:start w:val="1"/>
+      <w:numFmt w:val="decimal"/>
+      <w:lvlText w:val="%2."/>
+      <w:lvlJc w:val="left"/>
+      <w:pPr>
+        <w:tabs>
+          <w:tab w:val="num" w:pos="1440"/>
+        </w:tabs>
+        <w:ind w:left="1440" w:hanging="360"/>
+      </w:pPr>
+    </w:lvl>
+    <w:lvl w:ilvl="2" w:tentative="1">
+      <w:start w:val="1"/>
+      <w:numFmt w:val="decimal"/>
+      <w:lvlText w:val="%3."/>
+      <w:lvlJc w:val="left"/>
+      <w:pPr>
+        <w:tabs>
+          <w:tab w:val="num" w:pos="2160"/>
+        </w:tabs>
+        <w:ind w:left="2160" w:hanging="360"/>
+      </w:pPr>
+    </w:lvl>
+    <w:lvl w:ilvl="3" w:tentative="1">
+      <w:start w:val="1"/>
+      <w:numFmt w:val="decimal"/>
+      <w:lvlText w:val="%4."/>
+      <w:lvlJc w:val="left"/>
+      <w:pPr>
+        <w:tabs>
+          <w:tab w:val="num" w:pos="2880"/>
+        </w:tabs>
+        <w:ind w:left="2880" w:hanging="360"/>
+      </w:pPr>
+    </w:lvl>
+    <w:lvl w:ilvl="4" w:tentative="1">
+      <w:start w:val="1"/>
+      <w:numFmt w:val="decimal"/>
+      <w:lvlText w:val="%5."/>
+      <w:lvlJc w:val="left"/>
+      <w:pPr>
+        <w:tabs>
+          <w:tab w:val="num" w:pos="3600"/>
+        </w:tabs>
+        <w:ind w:left="3600" w:hanging="360"/>
+      </w:pPr>
+    </w:lvl>
+    <w:lvl w:ilvl="5" w:tentative="1">
+      <w:start w:val="1"/>
+      <w:numFmt w:val="decimal"/>
+      <w:lvlText w:val="%6."/>
+      <w:lvlJc w:val="left"/>
+      <w:pPr>
+        <w:tabs>
+          <w:tab w:val="num" w:pos="4320"/>
+        </w:tabs>
+        <w:ind w:left="4320" w:hanging="360"/>
+      </w:pPr>
+    </w:lvl>
+    <w:lvl w:ilvl="6" w:tentative="1">
+      <w:start w:val="1"/>
+      <w:numFmt w:val="decimal"/>
+      <w:lvlText w:val="%7."/>
+      <w:lvlJc w:val="left"/>
+      <w:pPr>
+        <w:tabs>
+          <w:tab w:val="num" w:pos="5040"/>
+        </w:tabs>
+        <w:ind w:left="5040" w:hanging="360"/>
+      </w:pPr>
+    </w:lvl>
+    <w:lvl w:ilvl="7" w:tentative="1">
+      <w:start w:val="1"/>
+      <w:numFmt w:val="decimal"/>
+      <w:lvlText w:val="%8."/>
+      <w:lvlJc w:val="left"/>
+      <w:pPr>
+        <w:tabs>
+          <w:tab w:val="num" w:pos="5760"/>
+        </w:tabs>
+        <w:ind w:left="5760" w:hanging="360"/>
+      </w:pPr>
+    </w:lvl>
+    <w:lvl w:ilvl="8" w:tentative="1">
+      <w:start w:val="1"/>
+      <w:numFmt w:val="decimal"/>
+      <w:lvlText w:val="%9."/>
+      <w:lvlJc w:val="left"/>
+      <w:pPr>
+        <w:tabs>
+          <w:tab w:val="num" w:pos="6480"/>
+        </w:tabs>
+        <w:ind w:left="6480" w:hanging="360"/>
+      </w:pPr>
+    </w:lvl>
+  </w:abstractNum>
+  <w:abstractNum w:abstractNumId="12" w15:restartNumberingAfterBreak="0">
     <w:nsid w:val="70665060"/>
     <w:multiLevelType w:val="multilevel"/>
     <w:tmpl w:val="96EE9ECC"/>
@@ -1562,7 +6305,156 @@
       </w:pPr>
     </w:lvl>
   </w:abstractNum>
-  <w:abstractNum w:abstractNumId="4" w15:restartNumberingAfterBreak="0">
+  <w:abstractNum w:abstractNumId="13" w15:restartNumberingAfterBreak="0">
+    <w:nsid w:val="775E2CA6"/>
+    <w:multiLevelType w:val="multilevel"/>
+    <w:tmpl w:val="54387EF8"/>
+    <w:lvl w:ilvl="0">
+      <w:start w:val="1"/>
+      <w:numFmt w:val="bullet"/>
+      <w:lvlText w:val=""/>
+      <w:lvlJc w:val="left"/>
+      <w:pPr>
+        <w:tabs>
+          <w:tab w:val="num" w:pos="720"/>
+        </w:tabs>
+        <w:ind w:left="720" w:hanging="360"/>
+      </w:pPr>
+      <w:rPr>
+        <w:rFonts w:ascii="Symbol" w:hAnsi="Symbol" w:hint="default"/>
+        <w:sz w:val="20"/>
+      </w:rPr>
+    </w:lvl>
+    <w:lvl w:ilvl="1" w:tentative="1">
+      <w:start w:val="1"/>
+      <w:numFmt w:val="bullet"/>
+      <w:lvlText w:val="o"/>
+      <w:lvlJc w:val="left"/>
+      <w:pPr>
+        <w:tabs>
+          <w:tab w:val="num" w:pos="1440"/>
+        </w:tabs>
+        <w:ind w:left="1440" w:hanging="360"/>
+      </w:pPr>
+      <w:rPr>
+        <w:rFonts w:ascii="Courier New" w:hAnsi="Courier New" w:hint="default"/>
+        <w:sz w:val="20"/>
+      </w:rPr>
+    </w:lvl>
+    <w:lvl w:ilvl="2" w:tentative="1">
+      <w:start w:val="1"/>
+      <w:numFmt w:val="bullet"/>
+      <w:lvlText w:val=""/>
+      <w:lvlJc w:val="left"/>
+      <w:pPr>
+        <w:tabs>
+          <w:tab w:val="num" w:pos="2160"/>
+        </w:tabs>
+        <w:ind w:left="2160" w:hanging="360"/>
+      </w:pPr>
+      <w:rPr>
+        <w:rFonts w:ascii="Wingdings" w:hAnsi="Wingdings" w:hint="default"/>
+        <w:sz w:val="20"/>
+      </w:rPr>
+    </w:lvl>
+    <w:lvl w:ilvl="3" w:tentative="1">
+      <w:start w:val="1"/>
+      <w:numFmt w:val="bullet"/>
+      <w:lvlText w:val=""/>
+      <w:lvlJc w:val="left"/>
+      <w:pPr>
+        <w:tabs>
+          <w:tab w:val="num" w:pos="2880"/>
+        </w:tabs>
+        <w:ind w:left="2880" w:hanging="360"/>
+      </w:pPr>
+      <w:rPr>
+        <w:rFonts w:ascii="Wingdings" w:hAnsi="Wingdings" w:hint="default"/>
+        <w:sz w:val="20"/>
+      </w:rPr>
+    </w:lvl>
+    <w:lvl w:ilvl="4" w:tentative="1">
+      <w:start w:val="1"/>
+      <w:numFmt w:val="bullet"/>
+      <w:lvlText w:val=""/>
+      <w:lvlJc w:val="left"/>
+      <w:pPr>
+        <w:tabs>
+          <w:tab w:val="num" w:pos="3600"/>
+        </w:tabs>
+        <w:ind w:left="3600" w:hanging="360"/>
+      </w:pPr>
+      <w:rPr>
+        <w:rFonts w:ascii="Wingdings" w:hAnsi="Wingdings" w:hint="default"/>
+        <w:sz w:val="20"/>
+      </w:rPr>
+    </w:lvl>
+    <w:lvl w:ilvl="5" w:tentative="1">
+      <w:start w:val="1"/>
+      <w:numFmt w:val="bullet"/>
+      <w:lvlText w:val=""/>
+      <w:lvlJc w:val="left"/>
+      <w:pPr>
+        <w:tabs>
+          <w:tab w:val="num" w:pos="4320"/>
+        </w:tabs>
+        <w:ind w:left="4320" w:hanging="360"/>
+      </w:pPr>
+      <w:rPr>
+        <w:rFonts w:ascii="Wingdings" w:hAnsi="Wingdings" w:hint="default"/>
+        <w:sz w:val="20"/>
+      </w:rPr>
+    </w:lvl>
+    <w:lvl w:ilvl="6" w:tentative="1">
+      <w:start w:val="1"/>
+      <w:numFmt w:val="bullet"/>
+      <w:lvlText w:val=""/>
+      <w:lvlJc w:val="left"/>
+      <w:pPr>
+        <w:tabs>
+          <w:tab w:val="num" w:pos="5040"/>
+        </w:tabs>
+        <w:ind w:left="5040" w:hanging="360"/>
+      </w:pPr>
+      <w:rPr>
+        <w:rFonts w:ascii="Wingdings" w:hAnsi="Wingdings" w:hint="default"/>
+        <w:sz w:val="20"/>
+      </w:rPr>
+    </w:lvl>
+    <w:lvl w:ilvl="7" w:tentative="1">
+      <w:start w:val="1"/>
+      <w:numFmt w:val="bullet"/>
+      <w:lvlText w:val=""/>
+      <w:lvlJc w:val="left"/>
+      <w:pPr>
+        <w:tabs>
+          <w:tab w:val="num" w:pos="5760"/>
+        </w:tabs>
+        <w:ind w:left="5760" w:hanging="360"/>
+      </w:pPr>
+      <w:rPr>
+        <w:rFonts w:ascii="Wingdings" w:hAnsi="Wingdings" w:hint="default"/>
+        <w:sz w:val="20"/>
+      </w:rPr>
+    </w:lvl>
+    <w:lvl w:ilvl="8" w:tentative="1">
+      <w:start w:val="1"/>
+      <w:numFmt w:val="bullet"/>
+      <w:lvlText w:val=""/>
+      <w:lvlJc w:val="left"/>
+      <w:pPr>
+        <w:tabs>
+          <w:tab w:val="num" w:pos="6480"/>
+        </w:tabs>
+        <w:ind w:left="6480" w:hanging="360"/>
+      </w:pPr>
+      <w:rPr>
+        <w:rFonts w:ascii="Wingdings" w:hAnsi="Wingdings" w:hint="default"/>
+        <w:sz w:val="20"/>
+      </w:rPr>
+    </w:lvl>
+  </w:abstractNum>
+  <w:abstractNum w:abstractNumId="14" w15:restartNumberingAfterBreak="0">
     <w:nsid w:val="7DB31023"/>
     <w:multiLevelType w:val="multilevel"/>
     <w:tmpl w:val="924C0A52"/>
@@ -1686,13 +6578,43 @@
     <w:abstractNumId w:val="0"/>
   </w:num>
   <w:num w:numId="3" w16cid:durableId="868758907">
+    <w:abstractNumId w:val="14"/>
+  </w:num>
+  <w:num w:numId="4" w16cid:durableId="1248422632">
+    <w:abstractNumId w:val="12"/>
+  </w:num>
+  <w:num w:numId="5" w16cid:durableId="1402483422">
+    <w:abstractNumId w:val="6"/>
+  </w:num>
+  <w:num w:numId="6" w16cid:durableId="1614676018">
+    <w:abstractNumId w:val="9"/>
+  </w:num>
+  <w:num w:numId="7" w16cid:durableId="1231844259">
+    <w:abstractNumId w:val="3"/>
+  </w:num>
+  <w:num w:numId="8" w16cid:durableId="459686986">
+    <w:abstractNumId w:val="2"/>
+  </w:num>
+  <w:num w:numId="9" w16cid:durableId="529610327">
     <w:abstractNumId w:val="4"/>
   </w:num>
-  <w:num w:numId="4" w16cid:durableId="1248422632">
-    <w:abstractNumId w:val="3"/>
+  <w:num w:numId="10" w16cid:durableId="612132493">
+    <w:abstractNumId w:val="11"/>
   </w:num>
-  <w:num w:numId="5" w16cid:durableId="1402483422">
-    <w:abstractNumId w:val="2"/>
+  <w:num w:numId="11" w16cid:durableId="696465156">
+    <w:abstractNumId w:val="13"/>
+  </w:num>
+  <w:num w:numId="12" w16cid:durableId="999044383">
+    <w:abstractNumId w:val="8"/>
+  </w:num>
+  <w:num w:numId="13" w16cid:durableId="713505464">
+    <w:abstractNumId w:val="7"/>
+  </w:num>
+  <w:num w:numId="14" w16cid:durableId="1844465569">
+    <w:abstractNumId w:val="10"/>
+  </w:num>
+  <w:num w:numId="15" w16cid:durableId="150564510">
+    <w:abstractNumId w:val="5"/>
   </w:num>
 </w:numbering>
 </file>
@@ -2300,7 +7222,6 @@
   <w:style w:type="character" w:default="1" w:styleId="DefaultParagraphFont">
     <w:name w:val="Default Paragraph Font"/>
     <w:uiPriority w:val="1"/>
-    <w:semiHidden/>
     <w:unhideWhenUsed/>
   </w:style>
   <w:style w:type="table" w:default="1" w:styleId="TableNormal">
